--- a/docs/phase2/team-contribution.docx
+++ b/docs/phase2/team-contribution.docx
@@ -1,6 +1,6 @@
 
 <file path=word/document.xml><?xml version="1.0" encoding="utf-8"?>
-<w:document xmlns:wpc="http://schemas.microsoft.com/office/word/2010/wordprocessingCanvas" xmlns:cx="http://schemas.microsoft.com/office/drawing/2014/chartex" xmlns:cx1="http://schemas.microsoft.com/office/drawing/2015/9/8/chartex" xmlns:cx2="http://schemas.microsoft.com/office/drawing/2015/10/21/chartex" xmlns:cx3="http://schemas.microsoft.com/office/drawing/2016/5/9/chartex" xmlns:cx4="http://schemas.microsoft.com/office/drawing/2016/5/10/chartex" xmlns:cx5="http://schemas.microsoft.com/office/drawing/2016/5/11/chartex" xmlns:cx6="http://schemas.microsoft.com/office/drawing/2016/5/12/chartex" xmlns:cx7="http://schemas.microsoft.com/office/drawing/2016/5/13/chartex" xmlns:cx8="http://schemas.microsoft.com/office/drawing/2016/5/14/chartex" xmlns:mc="http://schemas.openxmlformats.org/markup-compatibility/2006" xmlns:aink="http://schemas.microsoft.com/office/drawing/2016/ink" xmlns:am3d="http://schemas.microsoft.com/office/drawing/2017/model3d" xmlns:o="urn:schemas-microsoft-com:office:office" xmlns:oel="http://schemas.microsoft.com/office/2019/extlst" xmlns:r="http://schemas.openxmlformats.org/officeDocument/2006/relationships" xmlns:m="http://schemas.openxmlformats.org/officeDocument/2006/math" xmlns:v="urn:schemas-microsoft-com:vml" xmlns:wp14="http://schemas.microsoft.com/office/word/2010/wordprocessingDrawing" xmlns:wp="http://schemas.openxmlformats.org/drawingml/2006/wordprocessingDrawing" xmlns:w10="urn:schemas-microsoft-com:office:word" xmlns:w="http://schemas.openxmlformats.org/wordprocessingml/2006/main" xmlns:w14="http://schemas.microsoft.com/office/word/2010/wordml" xmlns:w15="http://schemas.microsoft.com/office/word/2012/wordml" xmlns:w16cex="http://schemas.microsoft.com/office/word/2018/wordml/cex" xmlns:w16cid="http://schemas.microsoft.com/office/word/2016/wordml/cid" xmlns:w16="http://schemas.microsoft.com/office/word/2018/wordml" xmlns:w16du="http://schemas.microsoft.com/office/word/2023/wordml/word16du" xmlns:w16sdtdh="http://schemas.microsoft.com/office/word/2020/wordml/sdtdatahash" xmlns:w16se="http://schemas.microsoft.com/office/word/2015/wordml/symex" xmlns:wpg="http://schemas.microsoft.com/office/word/2010/wordprocessingGroup" xmlns:wpi="http://schemas.microsoft.com/office/word/2010/wordprocessingInk" xmlns:wne="http://schemas.microsoft.com/office/word/2006/wordml" xmlns:wps="http://schemas.microsoft.com/office/word/2010/wordprocessingShape" mc:Ignorable="w14 w15 w16se w16cid w16 w16cex w16sdtdh w16du wp14">
+<w:document xmlns:wpc="http://schemas.microsoft.com/office/word/2010/wordprocessingCanvas" xmlns:cx="http://schemas.microsoft.com/office/drawing/2014/chartex" xmlns:cx1="http://schemas.microsoft.com/office/drawing/2015/9/8/chartex" xmlns:cx2="http://schemas.microsoft.com/office/drawing/2015/10/21/chartex" xmlns:cx3="http://schemas.microsoft.com/office/drawing/2016/5/9/chartex" xmlns:cx4="http://schemas.microsoft.com/office/drawing/2016/5/10/chartex" xmlns:cx5="http://schemas.microsoft.com/office/drawing/2016/5/11/chartex" xmlns:cx6="http://schemas.microsoft.com/office/drawing/2016/5/12/chartex" xmlns:cx7="http://schemas.microsoft.com/office/drawing/2016/5/13/chartex" xmlns:cx8="http://schemas.microsoft.com/office/drawing/2016/5/14/chartex" xmlns:mc="http://schemas.openxmlformats.org/markup-compatibility/2006" xmlns:aink="http://schemas.microsoft.com/office/drawing/2016/ink" xmlns:am3d="http://schemas.microsoft.com/office/drawing/2017/model3d" xmlns:o="urn:schemas-microsoft-com:office:office" xmlns:oel="http://schemas.microsoft.com/office/2019/extlst" xmlns:r="http://schemas.openxmlformats.org/officeDocument/2006/relationships" xmlns:m="http://schemas.openxmlformats.org/officeDocument/2006/math" xmlns:v="urn:schemas-microsoft-com:vml" xmlns:wp14="http://schemas.microsoft.com/office/word/2010/wordprocessingDrawing" xmlns:wp="http://schemas.openxmlformats.org/drawingml/2006/wordprocessingDrawing" xmlns:w10="urn:schemas-microsoft-com:office:word" xmlns:w="http://schemas.openxmlformats.org/wordprocessingml/2006/main" xmlns:w14="http://schemas.microsoft.com/office/word/2010/wordml" xmlns:w15="http://schemas.microsoft.com/office/word/2012/wordml" xmlns:w16cex="http://schemas.microsoft.com/office/word/2018/wordml/cex" xmlns:w16cid="http://schemas.microsoft.com/office/word/2016/wordml/cid" xmlns:w16="http://schemas.microsoft.com/office/word/2018/wordml" xmlns:w16du="http://schemas.microsoft.com/office/word/2023/wordml/word16du" xmlns:w16sdtdh="http://schemas.microsoft.com/office/word/2020/wordml/sdtdatahash" xmlns:w16sdtfl="http://schemas.microsoft.com/office/word/2024/wordml/sdtformatlock" xmlns:w16se="http://schemas.microsoft.com/office/word/2015/wordml/symex" xmlns:wpg="http://schemas.microsoft.com/office/word/2010/wordprocessingGroup" xmlns:wpi="http://schemas.microsoft.com/office/word/2010/wordprocessingInk" xmlns:wne="http://schemas.microsoft.com/office/word/2006/wordml" xmlns:wps="http://schemas.microsoft.com/office/word/2010/wordprocessingShape" mc:Ignorable="w14 w15 w16se w16cid w16 w16cex w16sdtdh w16sdtfl w16du wp14">
   <w:body>
     <w:p>
       <w:pPr>
@@ -40,16 +40,6 @@
           <w14:ligatures w14:val="none"/>
         </w:rPr>
         <w:tab/>
-      </w:r>
-      <w:r>
-        <w:rPr>
-          <w:rFonts w:ascii="Times New Roman" w:eastAsia="Times New Roman" w:hAnsi="Times New Roman" w:cs="Times New Roman"/>
-          <w:b/>
-          <w:bCs/>
-          <w:color w:val="0F1115"/>
-          <w:kern w:val="0"/>
-          <w14:ligatures w14:val="none"/>
-        </w:rPr>
         <w:t>Dollar Doodle:</w:t>
       </w:r>
     </w:p>
@@ -238,6 +228,15 @@
         </w:rPr>
         <w:t>:</w:t>
       </w:r>
+      <w:r>
+        <w:rPr>
+          <w:rFonts w:ascii="Times New Roman" w:eastAsia="Times New Roman" w:hAnsi="Times New Roman" w:cs="Times New Roman"/>
+          <w:color w:val="0F1115"/>
+          <w:kern w:val="0"/>
+          <w14:ligatures w14:val="none"/>
+        </w:rPr>
+        <w:t xml:space="preserve"> Creating original SQL and ERD for DB</w:t>
+      </w:r>
     </w:p>
     <w:p>
       <w:pPr>
@@ -253,6 +252,7 @@
           <w14:ligatures w14:val="none"/>
         </w:rPr>
       </w:pPr>
+      <w:proofErr w:type="spellStart"/>
       <w:r>
         <w:rPr>
           <w:rFonts w:ascii="Times New Roman" w:eastAsia="Times New Roman" w:hAnsi="Times New Roman" w:cs="Times New Roman"/>
@@ -262,7 +262,19 @@
           <w:kern w:val="0"/>
           <w14:ligatures w14:val="none"/>
         </w:rPr>
-        <w:t>Roumaysae Jerari</w:t>
+        <w:t>Roumaysae</w:t>
+      </w:r>
+      <w:proofErr w:type="spellEnd"/>
+      <w:r>
+        <w:rPr>
+          <w:rFonts w:ascii="Times New Roman" w:eastAsia="Times New Roman" w:hAnsi="Times New Roman" w:cs="Times New Roman"/>
+          <w:b/>
+          <w:bCs/>
+          <w:color w:val="0F1115"/>
+          <w:kern w:val="0"/>
+          <w14:ligatures w14:val="none"/>
+        </w:rPr>
+        <w:t xml:space="preserve"> Jerari</w:t>
       </w:r>
       <w:r>
         <w:rPr>
@@ -365,7 +377,7 @@
 </file>
 
 <file path=word/numbering.xml><?xml version="1.0" encoding="utf-8"?>
-<w:numbering xmlns:wpc="http://schemas.microsoft.com/office/word/2010/wordprocessingCanvas" xmlns:cx="http://schemas.microsoft.com/office/drawing/2014/chartex" xmlns:cx1="http://schemas.microsoft.com/office/drawing/2015/9/8/chartex" xmlns:cx2="http://schemas.microsoft.com/office/drawing/2015/10/21/chartex" xmlns:cx3="http://schemas.microsoft.com/office/drawing/2016/5/9/chartex" xmlns:cx4="http://schemas.microsoft.com/office/drawing/2016/5/10/chartex" xmlns:cx5="http://schemas.microsoft.com/office/drawing/2016/5/11/chartex" xmlns:cx6="http://schemas.microsoft.com/office/drawing/2016/5/12/chartex" xmlns:cx7="http://schemas.microsoft.com/office/drawing/2016/5/13/chartex" xmlns:cx8="http://schemas.microsoft.com/office/drawing/2016/5/14/chartex" xmlns:mc="http://schemas.openxmlformats.org/markup-compatibility/2006" xmlns:aink="http://schemas.microsoft.com/office/drawing/2016/ink" xmlns:am3d="http://schemas.microsoft.com/office/drawing/2017/model3d" xmlns:o="urn:schemas-microsoft-com:office:office" xmlns:oel="http://schemas.microsoft.com/office/2019/extlst" xmlns:r="http://schemas.openxmlformats.org/officeDocument/2006/relationships" xmlns:m="http://schemas.openxmlformats.org/officeDocument/2006/math" xmlns:v="urn:schemas-microsoft-com:vml" xmlns:wp14="http://schemas.microsoft.com/office/word/2010/wordprocessingDrawing" xmlns:wp="http://schemas.openxmlformats.org/drawingml/2006/wordprocessingDrawing" xmlns:w10="urn:schemas-microsoft-com:office:word" xmlns:w="http://schemas.openxmlformats.org/wordprocessingml/2006/main" xmlns:w14="http://schemas.microsoft.com/office/word/2010/wordml" xmlns:w15="http://schemas.microsoft.com/office/word/2012/wordml" xmlns:w16cex="http://schemas.microsoft.com/office/word/2018/wordml/cex" xmlns:w16cid="http://schemas.microsoft.com/office/word/2016/wordml/cid" xmlns:w16="http://schemas.microsoft.com/office/word/2018/wordml" xmlns:w16du="http://schemas.microsoft.com/office/word/2023/wordml/word16du" xmlns:w16sdtdh="http://schemas.microsoft.com/office/word/2020/wordml/sdtdatahash" xmlns:w16se="http://schemas.microsoft.com/office/word/2015/wordml/symex" xmlns:wpg="http://schemas.microsoft.com/office/word/2010/wordprocessingGroup" xmlns:wpi="http://schemas.microsoft.com/office/word/2010/wordprocessingInk" xmlns:wne="http://schemas.microsoft.com/office/word/2006/wordml" xmlns:wps="http://schemas.microsoft.com/office/word/2010/wordprocessingShape" mc:Ignorable="w14 w15 w16se w16cid w16 w16cex w16sdtdh w16du wp14">
+<w:numbering xmlns:wpc="http://schemas.microsoft.com/office/word/2010/wordprocessingCanvas" xmlns:cx="http://schemas.microsoft.com/office/drawing/2014/chartex" xmlns:cx1="http://schemas.microsoft.com/office/drawing/2015/9/8/chartex" xmlns:cx2="http://schemas.microsoft.com/office/drawing/2015/10/21/chartex" xmlns:cx3="http://schemas.microsoft.com/office/drawing/2016/5/9/chartex" xmlns:cx4="http://schemas.microsoft.com/office/drawing/2016/5/10/chartex" xmlns:cx5="http://schemas.microsoft.com/office/drawing/2016/5/11/chartex" xmlns:cx6="http://schemas.microsoft.com/office/drawing/2016/5/12/chartex" xmlns:cx7="http://schemas.microsoft.com/office/drawing/2016/5/13/chartex" xmlns:cx8="http://schemas.microsoft.com/office/drawing/2016/5/14/chartex" xmlns:mc="http://schemas.openxmlformats.org/markup-compatibility/2006" xmlns:aink="http://schemas.microsoft.com/office/drawing/2016/ink" xmlns:am3d="http://schemas.microsoft.com/office/drawing/2017/model3d" xmlns:o="urn:schemas-microsoft-com:office:office" xmlns:oel="http://schemas.microsoft.com/office/2019/extlst" xmlns:r="http://schemas.openxmlformats.org/officeDocument/2006/relationships" xmlns:m="http://schemas.openxmlformats.org/officeDocument/2006/math" xmlns:v="urn:schemas-microsoft-com:vml" xmlns:wp14="http://schemas.microsoft.com/office/word/2010/wordprocessingDrawing" xmlns:wp="http://schemas.openxmlformats.org/drawingml/2006/wordprocessingDrawing" xmlns:w10="urn:schemas-microsoft-com:office:word" xmlns:w="http://schemas.openxmlformats.org/wordprocessingml/2006/main" xmlns:w14="http://schemas.microsoft.com/office/word/2010/wordml" xmlns:w15="http://schemas.microsoft.com/office/word/2012/wordml" xmlns:w16cex="http://schemas.microsoft.com/office/word/2018/wordml/cex" xmlns:w16cid="http://schemas.microsoft.com/office/word/2016/wordml/cid" xmlns:w16="http://schemas.microsoft.com/office/word/2018/wordml" xmlns:w16du="http://schemas.microsoft.com/office/word/2023/wordml/word16du" xmlns:w16sdtdh="http://schemas.microsoft.com/office/word/2020/wordml/sdtdatahash" xmlns:w16sdtfl="http://schemas.microsoft.com/office/word/2024/wordml/sdtformatlock" xmlns:w16se="http://schemas.microsoft.com/office/word/2015/wordml/symex" xmlns:wpg="http://schemas.microsoft.com/office/word/2010/wordprocessingGroup" xmlns:wpi="http://schemas.microsoft.com/office/word/2010/wordprocessingInk" xmlns:wne="http://schemas.microsoft.com/office/word/2006/wordml" xmlns:wps="http://schemas.microsoft.com/office/word/2010/wordprocessingShape" mc:Ignorable="w14 w15 w16se w16cid w16 w16cex w16sdtdh w16sdtfl w16du wp14">
   <w:abstractNum w:abstractNumId="0" w15:restartNumberingAfterBreak="0">
     <w:nsid w:val="41F93453"/>
     <w:multiLevelType w:val="multilevel"/>
@@ -517,21 +529,12 @@
   </w:abstractNum>
   <w:num w:numId="1" w16cid:durableId="146675652">
     <w:abstractNumId w:val="0"/>
-    <w:lvlOverride w:ilvl="0"/>
-    <w:lvlOverride w:ilvl="1"/>
-    <w:lvlOverride w:ilvl="2"/>
-    <w:lvlOverride w:ilvl="3"/>
-    <w:lvlOverride w:ilvl="4"/>
-    <w:lvlOverride w:ilvl="5"/>
-    <w:lvlOverride w:ilvl="6"/>
-    <w:lvlOverride w:ilvl="7"/>
-    <w:lvlOverride w:ilvl="8"/>
   </w:num>
 </w:numbering>
 </file>
 
 <file path=word/styles.xml><?xml version="1.0" encoding="utf-8"?>
-<w:styles xmlns:mc="http://schemas.openxmlformats.org/markup-compatibility/2006" xmlns:r="http://schemas.openxmlformats.org/officeDocument/2006/relationships" xmlns:w="http://schemas.openxmlformats.org/wordprocessingml/2006/main" xmlns:w14="http://schemas.microsoft.com/office/word/2010/wordml" xmlns:w15="http://schemas.microsoft.com/office/word/2012/wordml" xmlns:w16cex="http://schemas.microsoft.com/office/word/2018/wordml/cex" xmlns:w16cid="http://schemas.microsoft.com/office/word/2016/wordml/cid" xmlns:w16="http://schemas.microsoft.com/office/word/2018/wordml" xmlns:w16du="http://schemas.microsoft.com/office/word/2023/wordml/word16du" xmlns:w16sdtdh="http://schemas.microsoft.com/office/word/2020/wordml/sdtdatahash" xmlns:w16se="http://schemas.microsoft.com/office/word/2015/wordml/symex" mc:Ignorable="w14 w15 w16se w16cid w16 w16cex w16sdtdh w16du">
+<w:styles xmlns:mc="http://schemas.openxmlformats.org/markup-compatibility/2006" xmlns:r="http://schemas.openxmlformats.org/officeDocument/2006/relationships" xmlns:w="http://schemas.openxmlformats.org/wordprocessingml/2006/main" xmlns:w14="http://schemas.microsoft.com/office/word/2010/wordml" xmlns:w15="http://schemas.microsoft.com/office/word/2012/wordml" xmlns:w16cex="http://schemas.microsoft.com/office/word/2018/wordml/cex" xmlns:w16cid="http://schemas.microsoft.com/office/word/2016/wordml/cid" xmlns:w16="http://schemas.microsoft.com/office/word/2018/wordml" xmlns:w16du="http://schemas.microsoft.com/office/word/2023/wordml/word16du" xmlns:w16sdtdh="http://schemas.microsoft.com/office/word/2020/wordml/sdtdatahash" xmlns:w16sdtfl="http://schemas.microsoft.com/office/word/2024/wordml/sdtformatlock" xmlns:w16se="http://schemas.microsoft.com/office/word/2015/wordml/symex" mc:Ignorable="w14 w15 w16se w16cid w16 w16cex w16sdtdh w16sdtfl w16du">
   <w:docDefaults>
     <w:rPrDefault>
       <w:rPr>

--- a/docs/phase2/team-contribution.docx
+++ b/docs/phase2/team-contribution.docx
@@ -1,6 +1,6 @@
 
 <file path=word/document.xml><?xml version="1.0" encoding="utf-8"?>
-<w:document xmlns:wpc="http://schemas.microsoft.com/office/word/2010/wordprocessingCanvas" xmlns:cx="http://schemas.microsoft.com/office/drawing/2014/chartex" xmlns:cx1="http://schemas.microsoft.com/office/drawing/2015/9/8/chartex" xmlns:cx2="http://schemas.microsoft.com/office/drawing/2015/10/21/chartex" xmlns:cx3="http://schemas.microsoft.com/office/drawing/2016/5/9/chartex" xmlns:cx4="http://schemas.microsoft.com/office/drawing/2016/5/10/chartex" xmlns:cx5="http://schemas.microsoft.com/office/drawing/2016/5/11/chartex" xmlns:cx6="http://schemas.microsoft.com/office/drawing/2016/5/12/chartex" xmlns:cx7="http://schemas.microsoft.com/office/drawing/2016/5/13/chartex" xmlns:cx8="http://schemas.microsoft.com/office/drawing/2016/5/14/chartex" xmlns:mc="http://schemas.openxmlformats.org/markup-compatibility/2006" xmlns:aink="http://schemas.microsoft.com/office/drawing/2016/ink" xmlns:am3d="http://schemas.microsoft.com/office/drawing/2017/model3d" xmlns:o="urn:schemas-microsoft-com:office:office" xmlns:oel="http://schemas.microsoft.com/office/2019/extlst" xmlns:r="http://schemas.openxmlformats.org/officeDocument/2006/relationships" xmlns:m="http://schemas.openxmlformats.org/officeDocument/2006/math" xmlns:v="urn:schemas-microsoft-com:vml" xmlns:wp14="http://schemas.microsoft.com/office/word/2010/wordprocessingDrawing" xmlns:wp="http://schemas.openxmlformats.org/drawingml/2006/wordprocessingDrawing" xmlns:w10="urn:schemas-microsoft-com:office:word" xmlns:w="http://schemas.openxmlformats.org/wordprocessingml/2006/main" xmlns:w14="http://schemas.microsoft.com/office/word/2010/wordml" xmlns:w15="http://schemas.microsoft.com/office/word/2012/wordml" xmlns:w16cex="http://schemas.microsoft.com/office/word/2018/wordml/cex" xmlns:w16cid="http://schemas.microsoft.com/office/word/2016/wordml/cid" xmlns:w16="http://schemas.microsoft.com/office/word/2018/wordml" xmlns:w16du="http://schemas.microsoft.com/office/word/2023/wordml/word16du" xmlns:w16sdtdh="http://schemas.microsoft.com/office/word/2020/wordml/sdtdatahash" xmlns:w16sdtfl="http://schemas.microsoft.com/office/word/2024/wordml/sdtformatlock" xmlns:w16se="http://schemas.microsoft.com/office/word/2015/wordml/symex" xmlns:wpg="http://schemas.microsoft.com/office/word/2010/wordprocessingGroup" xmlns:wpi="http://schemas.microsoft.com/office/word/2010/wordprocessingInk" xmlns:wne="http://schemas.microsoft.com/office/word/2006/wordml" xmlns:wps="http://schemas.microsoft.com/office/word/2010/wordprocessingShape" mc:Ignorable="w14 w15 w16se w16cid w16 w16cex w16sdtdh w16sdtfl w16du wp14">
+<w:document xmlns:wpc="http://schemas.microsoft.com/office/word/2010/wordprocessingCanvas" xmlns:cx="http://schemas.microsoft.com/office/drawing/2014/chartex" xmlns:cx1="http://schemas.microsoft.com/office/drawing/2015/9/8/chartex" xmlns:cx2="http://schemas.microsoft.com/office/drawing/2015/10/21/chartex" xmlns:cx3="http://schemas.microsoft.com/office/drawing/2016/5/9/chartex" xmlns:cx4="http://schemas.microsoft.com/office/drawing/2016/5/10/chartex" xmlns:cx5="http://schemas.microsoft.com/office/drawing/2016/5/11/chartex" xmlns:cx6="http://schemas.microsoft.com/office/drawing/2016/5/12/chartex" xmlns:cx7="http://schemas.microsoft.com/office/drawing/2016/5/13/chartex" xmlns:cx8="http://schemas.microsoft.com/office/drawing/2016/5/14/chartex" xmlns:mc="http://schemas.openxmlformats.org/markup-compatibility/2006" xmlns:aink="http://schemas.microsoft.com/office/drawing/2016/ink" xmlns:am3d="http://schemas.microsoft.com/office/drawing/2017/model3d" xmlns:o="urn:schemas-microsoft-com:office:office" xmlns:oel="http://schemas.microsoft.com/office/2019/extlst" xmlns:r="http://schemas.openxmlformats.org/officeDocument/2006/relationships" xmlns:m="http://schemas.openxmlformats.org/officeDocument/2006/math" xmlns:v="urn:schemas-microsoft-com:vml" xmlns:wp14="http://schemas.microsoft.com/office/word/2010/wordprocessingDrawing" xmlns:wp="http://schemas.openxmlformats.org/drawingml/2006/wordprocessingDrawing" xmlns:w10="urn:schemas-microsoft-com:office:word" xmlns:w="http://schemas.openxmlformats.org/wordprocessingml/2006/main" xmlns:w14="http://schemas.microsoft.com/office/word/2010/wordml" xmlns:w15="http://schemas.microsoft.com/office/word/2012/wordml" xmlns:w16cex="http://schemas.microsoft.com/office/word/2018/wordml/cex" xmlns:w16cid="http://schemas.microsoft.com/office/word/2016/wordml/cid" xmlns:w16="http://schemas.microsoft.com/office/word/2018/wordml" xmlns:w16du="http://schemas.microsoft.com/office/word/2023/wordml/word16du" xmlns:w16sdtdh="http://schemas.microsoft.com/office/word/2020/wordml/sdtdatahash" xmlns:w16se="http://schemas.microsoft.com/office/word/2015/wordml/symex" xmlns:wpg="http://schemas.microsoft.com/office/word/2010/wordprocessingGroup" xmlns:wpi="http://schemas.microsoft.com/office/word/2010/wordprocessingInk" xmlns:wne="http://schemas.microsoft.com/office/word/2006/wordml" xmlns:wps="http://schemas.microsoft.com/office/word/2010/wordprocessingShape" mc:Ignorable="w14 w15 w16se w16cid w16 w16cex w16sdtdh w16du wp14">
   <w:body>
     <w:p>
       <w:pPr>
@@ -252,7 +252,6 @@
           <w14:ligatures w14:val="none"/>
         </w:rPr>
       </w:pPr>
-      <w:proofErr w:type="spellStart"/>
       <w:r>
         <w:rPr>
           <w:rFonts w:ascii="Times New Roman" w:eastAsia="Times New Roman" w:hAnsi="Times New Roman" w:cs="Times New Roman"/>
@@ -262,19 +261,7 @@
           <w:kern w:val="0"/>
           <w14:ligatures w14:val="none"/>
         </w:rPr>
-        <w:t>Roumaysae</w:t>
-      </w:r>
-      <w:proofErr w:type="spellEnd"/>
-      <w:r>
-        <w:rPr>
-          <w:rFonts w:ascii="Times New Roman" w:eastAsia="Times New Roman" w:hAnsi="Times New Roman" w:cs="Times New Roman"/>
-          <w:b/>
-          <w:bCs/>
-          <w:color w:val="0F1115"/>
-          <w:kern w:val="0"/>
-          <w14:ligatures w14:val="none"/>
-        </w:rPr>
-        <w:t xml:space="preserve"> Jerari</w:t>
+        <w:t>Roumaysae Jerari</w:t>
       </w:r>
       <w:r>
         <w:rPr>
@@ -285,6 +272,269 @@
         </w:rPr>
         <w:t>:</w:t>
       </w:r>
+    </w:p>
+    <w:p>
+      <w:pPr>
+        <w:pStyle w:val="ds-markdown-paragraph"/>
+        <w:numPr>
+          <w:ilvl w:val="0"/>
+          <w:numId w:val="4"/>
+        </w:numPr>
+        <w:shd w:val="clear" w:color="auto" w:fill="FFFFFF"/>
+        <w:spacing w:before="0" w:beforeAutospacing="0" w:after="0" w:afterAutospacing="0" w:line="420" w:lineRule="atLeast"/>
+        <w:rPr>
+          <w:rFonts w:ascii="Segoe UI" w:hAnsi="Segoe UI" w:cs="Segoe UI"/>
+          <w:color w:val="0F1115"/>
+        </w:rPr>
+      </w:pPr>
+      <w:r>
+        <w:rPr>
+          <w:rFonts w:ascii="Segoe UI" w:hAnsi="Segoe UI" w:cs="Segoe UI"/>
+          <w:color w:val="0F1115"/>
+        </w:rPr>
+        <w:t xml:space="preserve">Created a database script with 8 tables, including attributes, constraints, and </w:t>
+      </w:r>
+      <w:r>
+        <w:rPr>
+          <w:rFonts w:ascii="Segoe UI" w:hAnsi="Segoe UI" w:cs="Segoe UI"/>
+          <w:color w:val="0F1115"/>
+        </w:rPr>
+        <w:t>relationships.</w:t>
+      </w:r>
+    </w:p>
+    <w:p>
+      <w:pPr>
+        <w:pStyle w:val="ds-markdown-paragraph"/>
+        <w:numPr>
+          <w:ilvl w:val="0"/>
+          <w:numId w:val="4"/>
+        </w:numPr>
+        <w:shd w:val="clear" w:color="auto" w:fill="FFFFFF"/>
+        <w:spacing w:before="0" w:beforeAutospacing="0" w:after="0" w:afterAutospacing="0" w:line="420" w:lineRule="atLeast"/>
+        <w:rPr>
+          <w:rFonts w:ascii="Segoe UI" w:hAnsi="Segoe UI" w:cs="Segoe UI"/>
+          <w:color w:val="0F1115"/>
+        </w:rPr>
+      </w:pPr>
+      <w:r>
+        <w:rPr>
+          <w:rFonts w:ascii="Segoe UI" w:hAnsi="Segoe UI" w:cs="Segoe UI"/>
+          <w:color w:val="0F1115"/>
+        </w:rPr>
+        <w:t xml:space="preserve">Met with Professor Weber to review and validate the database logic and </w:t>
+      </w:r>
+      <w:r>
+        <w:rPr>
+          <w:rFonts w:ascii="Segoe UI" w:hAnsi="Segoe UI" w:cs="Segoe UI"/>
+          <w:color w:val="0F1115"/>
+        </w:rPr>
+        <w:t>structure.</w:t>
+      </w:r>
+    </w:p>
+    <w:p>
+      <w:pPr>
+        <w:pStyle w:val="ds-markdown-paragraph"/>
+        <w:numPr>
+          <w:ilvl w:val="0"/>
+          <w:numId w:val="4"/>
+        </w:numPr>
+        <w:shd w:val="clear" w:color="auto" w:fill="FFFFFF"/>
+        <w:spacing w:before="0" w:beforeAutospacing="0" w:after="0" w:afterAutospacing="0" w:line="420" w:lineRule="atLeast"/>
+        <w:rPr>
+          <w:rFonts w:ascii="Segoe UI" w:hAnsi="Segoe UI" w:cs="Segoe UI"/>
+          <w:color w:val="0F1115"/>
+        </w:rPr>
+      </w:pPr>
+      <w:r>
+        <w:rPr>
+          <w:rFonts w:ascii="Segoe UI" w:hAnsi="Segoe UI" w:cs="Segoe UI"/>
+          <w:color w:val="0F1115"/>
+        </w:rPr>
+        <w:t xml:space="preserve">Prepared an acknowledgment document to recognize the assistance of Professor </w:t>
+      </w:r>
+      <w:r>
+        <w:rPr>
+          <w:rFonts w:ascii="Segoe UI" w:hAnsi="Segoe UI" w:cs="Segoe UI"/>
+          <w:color w:val="0F1115"/>
+        </w:rPr>
+        <w:t>Dayu</w:t>
+      </w:r>
+      <w:r>
+        <w:rPr>
+          <w:rFonts w:ascii="Segoe UI" w:hAnsi="Segoe UI" w:cs="Segoe UI"/>
+          <w:color w:val="0F1115"/>
+        </w:rPr>
+        <w:t xml:space="preserve"> and Professor </w:t>
+      </w:r>
+      <w:r>
+        <w:rPr>
+          <w:rFonts w:ascii="Segoe UI" w:hAnsi="Segoe UI" w:cs="Segoe UI"/>
+          <w:color w:val="0F1115"/>
+        </w:rPr>
+        <w:t>Weber.</w:t>
+      </w:r>
+    </w:p>
+    <w:p>
+      <w:pPr>
+        <w:pStyle w:val="ds-markdown-paragraph"/>
+        <w:numPr>
+          <w:ilvl w:val="0"/>
+          <w:numId w:val="4"/>
+        </w:numPr>
+        <w:shd w:val="clear" w:color="auto" w:fill="FFFFFF"/>
+        <w:spacing w:before="0" w:beforeAutospacing="0" w:after="0" w:afterAutospacing="0" w:line="420" w:lineRule="atLeast"/>
+        <w:rPr>
+          <w:rFonts w:ascii="Segoe UI" w:hAnsi="Segoe UI" w:cs="Segoe UI"/>
+          <w:color w:val="0F1115"/>
+        </w:rPr>
+      </w:pPr>
+      <w:r>
+        <w:rPr>
+          <w:rFonts w:ascii="Segoe UI" w:hAnsi="Segoe UI" w:cs="Segoe UI"/>
+          <w:color w:val="0F1115"/>
+        </w:rPr>
+        <w:t>Developed logo inspirations and initial design concepts</w:t>
+      </w:r>
+      <w:r>
+        <w:rPr>
+          <w:rFonts w:ascii="Segoe UI" w:hAnsi="Segoe UI" w:cs="Segoe UI"/>
+          <w:color w:val="0F1115"/>
+        </w:rPr>
+        <w:t>.</w:t>
+      </w:r>
+    </w:p>
+    <w:p>
+      <w:pPr>
+        <w:pStyle w:val="ds-markdown-paragraph"/>
+        <w:numPr>
+          <w:ilvl w:val="0"/>
+          <w:numId w:val="4"/>
+        </w:numPr>
+        <w:shd w:val="clear" w:color="auto" w:fill="FFFFFF"/>
+        <w:spacing w:before="0" w:beforeAutospacing="0" w:after="0" w:afterAutospacing="0" w:line="420" w:lineRule="atLeast"/>
+        <w:rPr>
+          <w:rFonts w:ascii="Segoe UI" w:hAnsi="Segoe UI" w:cs="Segoe UI"/>
+          <w:color w:val="0F1115"/>
+        </w:rPr>
+      </w:pPr>
+      <w:r>
+        <w:rPr>
+          <w:rFonts w:ascii="Segoe UI" w:hAnsi="Segoe UI" w:cs="Segoe UI"/>
+          <w:color w:val="0F1115"/>
+        </w:rPr>
+        <w:t>Created Flow Chart Document.</w:t>
+      </w:r>
+    </w:p>
+    <w:p>
+      <w:pPr>
+        <w:pStyle w:val="ds-markdown-paragraph"/>
+        <w:numPr>
+          <w:ilvl w:val="0"/>
+          <w:numId w:val="4"/>
+        </w:numPr>
+        <w:shd w:val="clear" w:color="auto" w:fill="FFFFFF"/>
+        <w:spacing w:before="0" w:beforeAutospacing="0" w:after="0" w:afterAutospacing="0" w:line="420" w:lineRule="atLeast"/>
+        <w:rPr>
+          <w:rFonts w:ascii="Segoe UI" w:hAnsi="Segoe UI" w:cs="Segoe UI"/>
+          <w:color w:val="0F1115"/>
+        </w:rPr>
+      </w:pPr>
+      <w:r>
+        <w:rPr>
+          <w:rFonts w:ascii="Segoe UI" w:hAnsi="Segoe UI" w:cs="Segoe UI"/>
+          <w:color w:val="0F1115"/>
+          <w:shd w:val="clear" w:color="auto" w:fill="FFFFFF"/>
+        </w:rPr>
+        <w:t xml:space="preserve">Created the content </w:t>
+      </w:r>
+      <w:r>
+        <w:rPr>
+          <w:rFonts w:ascii="Segoe UI" w:hAnsi="Segoe UI" w:cs="Segoe UI"/>
+          <w:color w:val="0F1115"/>
+          <w:shd w:val="clear" w:color="auto" w:fill="FFFFFF"/>
+        </w:rPr>
+        <w:t>of the</w:t>
+      </w:r>
+      <w:r>
+        <w:rPr>
+          <w:rFonts w:ascii="Segoe UI" w:hAnsi="Segoe UI" w:cs="Segoe UI"/>
+          <w:color w:val="0F1115"/>
+          <w:shd w:val="clear" w:color="auto" w:fill="FFFFFF"/>
+        </w:rPr>
+        <w:t xml:space="preserve"> backend </w:t>
+      </w:r>
+      <w:r>
+        <w:rPr>
+          <w:rFonts w:ascii="Segoe UI" w:hAnsi="Segoe UI" w:cs="Segoe UI"/>
+          <w:color w:val="0F1115"/>
+          <w:shd w:val="clear" w:color="auto" w:fill="FFFFFF"/>
+        </w:rPr>
+        <w:t>slides</w:t>
+      </w:r>
+      <w:r>
+        <w:rPr>
+          <w:rFonts w:ascii="Segoe UI" w:hAnsi="Segoe UI" w:cs="Segoe UI"/>
+          <w:color w:val="0F1115"/>
+          <w:shd w:val="clear" w:color="auto" w:fill="FFFFFF"/>
+        </w:rPr>
+        <w:t xml:space="preserve"> for the presentation</w:t>
+      </w:r>
+      <w:r>
+        <w:rPr>
+          <w:rFonts w:ascii="Segoe UI" w:hAnsi="Segoe UI" w:cs="Segoe UI"/>
+          <w:color w:val="0F1115"/>
+          <w:shd w:val="clear" w:color="auto" w:fill="FFFFFF"/>
+        </w:rPr>
+        <w:t>.</w:t>
+      </w:r>
+    </w:p>
+    <w:p>
+      <w:pPr>
+        <w:pStyle w:val="ds-markdown-paragraph"/>
+        <w:shd w:val="clear" w:color="auto" w:fill="FFFFFF"/>
+        <w:spacing w:before="0" w:beforeAutospacing="0" w:after="0" w:afterAutospacing="0" w:line="420" w:lineRule="atLeast"/>
+        <w:rPr>
+          <w:rFonts w:ascii="Segoe UI" w:hAnsi="Segoe UI" w:cs="Segoe UI"/>
+          <w:color w:val="0F1115"/>
+          <w:shd w:val="clear" w:color="auto" w:fill="FFFFFF"/>
+        </w:rPr>
+      </w:pPr>
+    </w:p>
+    <w:p>
+      <w:pPr>
+        <w:pStyle w:val="ds-markdown-paragraph"/>
+        <w:shd w:val="clear" w:color="auto" w:fill="FFFFFF"/>
+        <w:spacing w:before="0" w:beforeAutospacing="0" w:after="0" w:afterAutospacing="0" w:line="420" w:lineRule="atLeast"/>
+        <w:rPr>
+          <w:rFonts w:ascii="Segoe UI" w:hAnsi="Segoe UI" w:cs="Segoe UI"/>
+          <w:color w:val="0F1115"/>
+          <w:shd w:val="clear" w:color="auto" w:fill="FFFFFF"/>
+        </w:rPr>
+      </w:pPr>
+    </w:p>
+    <w:p>
+      <w:pPr>
+        <w:pStyle w:val="ds-markdown-paragraph"/>
+        <w:shd w:val="clear" w:color="auto" w:fill="FFFFFF"/>
+        <w:spacing w:before="0" w:beforeAutospacing="0" w:after="0" w:afterAutospacing="0" w:line="420" w:lineRule="atLeast"/>
+        <w:rPr>
+          <w:rFonts w:ascii="Segoe UI" w:hAnsi="Segoe UI" w:cs="Segoe UI"/>
+          <w:color w:val="0F1115"/>
+        </w:rPr>
+      </w:pPr>
+    </w:p>
+    <w:p>
+      <w:pPr>
+        <w:pStyle w:val="ListParagraph"/>
+        <w:spacing w:after="120" w:line="480" w:lineRule="auto"/>
+        <w:ind w:left="1080"/>
+        <w:rPr>
+          <w:rFonts w:ascii="Times New Roman" w:eastAsia="Times New Roman" w:hAnsi="Times New Roman" w:cs="Times New Roman"/>
+          <w:color w:val="0F1115"/>
+          <w:kern w:val="0"/>
+          <w14:ligatures w14:val="none"/>
+        </w:rPr>
+      </w:pPr>
     </w:p>
     <w:p>
       <w:pPr>
@@ -311,6 +561,7 @@
           <w:kern w:val="0"/>
           <w14:ligatures w14:val="none"/>
         </w:rPr>
+        <w:lastRenderedPageBreak/>
         <w:t>Daniel Austin:</w:t>
       </w:r>
     </w:p>
@@ -377,8 +628,381 @@
 </file>
 
 <file path=word/numbering.xml><?xml version="1.0" encoding="utf-8"?>
-<w:numbering xmlns:wpc="http://schemas.microsoft.com/office/word/2010/wordprocessingCanvas" xmlns:cx="http://schemas.microsoft.com/office/drawing/2014/chartex" xmlns:cx1="http://schemas.microsoft.com/office/drawing/2015/9/8/chartex" xmlns:cx2="http://schemas.microsoft.com/office/drawing/2015/10/21/chartex" xmlns:cx3="http://schemas.microsoft.com/office/drawing/2016/5/9/chartex" xmlns:cx4="http://schemas.microsoft.com/office/drawing/2016/5/10/chartex" xmlns:cx5="http://schemas.microsoft.com/office/drawing/2016/5/11/chartex" xmlns:cx6="http://schemas.microsoft.com/office/drawing/2016/5/12/chartex" xmlns:cx7="http://schemas.microsoft.com/office/drawing/2016/5/13/chartex" xmlns:cx8="http://schemas.microsoft.com/office/drawing/2016/5/14/chartex" xmlns:mc="http://schemas.openxmlformats.org/markup-compatibility/2006" xmlns:aink="http://schemas.microsoft.com/office/drawing/2016/ink" xmlns:am3d="http://schemas.microsoft.com/office/drawing/2017/model3d" xmlns:o="urn:schemas-microsoft-com:office:office" xmlns:oel="http://schemas.microsoft.com/office/2019/extlst" xmlns:r="http://schemas.openxmlformats.org/officeDocument/2006/relationships" xmlns:m="http://schemas.openxmlformats.org/officeDocument/2006/math" xmlns:v="urn:schemas-microsoft-com:vml" xmlns:wp14="http://schemas.microsoft.com/office/word/2010/wordprocessingDrawing" xmlns:wp="http://schemas.openxmlformats.org/drawingml/2006/wordprocessingDrawing" xmlns:w10="urn:schemas-microsoft-com:office:word" xmlns:w="http://schemas.openxmlformats.org/wordprocessingml/2006/main" xmlns:w14="http://schemas.microsoft.com/office/word/2010/wordml" xmlns:w15="http://schemas.microsoft.com/office/word/2012/wordml" xmlns:w16cex="http://schemas.microsoft.com/office/word/2018/wordml/cex" xmlns:w16cid="http://schemas.microsoft.com/office/word/2016/wordml/cid" xmlns:w16="http://schemas.microsoft.com/office/word/2018/wordml" xmlns:w16du="http://schemas.microsoft.com/office/word/2023/wordml/word16du" xmlns:w16sdtdh="http://schemas.microsoft.com/office/word/2020/wordml/sdtdatahash" xmlns:w16sdtfl="http://schemas.microsoft.com/office/word/2024/wordml/sdtformatlock" xmlns:w16se="http://schemas.microsoft.com/office/word/2015/wordml/symex" xmlns:wpg="http://schemas.microsoft.com/office/word/2010/wordprocessingGroup" xmlns:wpi="http://schemas.microsoft.com/office/word/2010/wordprocessingInk" xmlns:wne="http://schemas.microsoft.com/office/word/2006/wordml" xmlns:wps="http://schemas.microsoft.com/office/word/2010/wordprocessingShape" mc:Ignorable="w14 w15 w16se w16cid w16 w16cex w16sdtdh w16sdtfl w16du wp14">
+<w:numbering xmlns:wpc="http://schemas.microsoft.com/office/word/2010/wordprocessingCanvas" xmlns:cx="http://schemas.microsoft.com/office/drawing/2014/chartex" xmlns:cx1="http://schemas.microsoft.com/office/drawing/2015/9/8/chartex" xmlns:cx2="http://schemas.microsoft.com/office/drawing/2015/10/21/chartex" xmlns:cx3="http://schemas.microsoft.com/office/drawing/2016/5/9/chartex" xmlns:cx4="http://schemas.microsoft.com/office/drawing/2016/5/10/chartex" xmlns:cx5="http://schemas.microsoft.com/office/drawing/2016/5/11/chartex" xmlns:cx6="http://schemas.microsoft.com/office/drawing/2016/5/12/chartex" xmlns:cx7="http://schemas.microsoft.com/office/drawing/2016/5/13/chartex" xmlns:cx8="http://schemas.microsoft.com/office/drawing/2016/5/14/chartex" xmlns:mc="http://schemas.openxmlformats.org/markup-compatibility/2006" xmlns:aink="http://schemas.microsoft.com/office/drawing/2016/ink" xmlns:am3d="http://schemas.microsoft.com/office/drawing/2017/model3d" xmlns:o="urn:schemas-microsoft-com:office:office" xmlns:oel="http://schemas.microsoft.com/office/2019/extlst" xmlns:r="http://schemas.openxmlformats.org/officeDocument/2006/relationships" xmlns:m="http://schemas.openxmlformats.org/officeDocument/2006/math" xmlns:v="urn:schemas-microsoft-com:vml" xmlns:wp14="http://schemas.microsoft.com/office/word/2010/wordprocessingDrawing" xmlns:wp="http://schemas.openxmlformats.org/drawingml/2006/wordprocessingDrawing" xmlns:w10="urn:schemas-microsoft-com:office:word" xmlns:w="http://schemas.openxmlformats.org/wordprocessingml/2006/main" xmlns:w14="http://schemas.microsoft.com/office/word/2010/wordml" xmlns:w15="http://schemas.microsoft.com/office/word/2012/wordml" xmlns:w16cex="http://schemas.microsoft.com/office/word/2018/wordml/cex" xmlns:w16cid="http://schemas.microsoft.com/office/word/2016/wordml/cid" xmlns:w16="http://schemas.microsoft.com/office/word/2018/wordml" xmlns:w16du="http://schemas.microsoft.com/office/word/2023/wordml/word16du" xmlns:w16sdtdh="http://schemas.microsoft.com/office/word/2020/wordml/sdtdatahash" xmlns:w16se="http://schemas.microsoft.com/office/word/2015/wordml/symex" xmlns:wpg="http://schemas.microsoft.com/office/word/2010/wordprocessingGroup" xmlns:wpi="http://schemas.microsoft.com/office/word/2010/wordprocessingInk" xmlns:wne="http://schemas.microsoft.com/office/word/2006/wordml" xmlns:wps="http://schemas.microsoft.com/office/word/2010/wordprocessingShape" mc:Ignorable="w14 w15 w16se w16cid w16 w16cex w16sdtdh w16du wp14">
   <w:abstractNum w:abstractNumId="0" w15:restartNumberingAfterBreak="0">
+    <w:nsid w:val="028134E2"/>
+    <w:multiLevelType w:val="hybridMultilevel"/>
+    <w:tmpl w:val="C5CA768A"/>
+    <w:lvl w:ilvl="0" w:tplc="55667C36">
+      <w:numFmt w:val="bullet"/>
+      <w:lvlText w:val="-"/>
+      <w:lvlJc w:val="left"/>
+      <w:pPr>
+        <w:ind w:left="1080" w:hanging="360"/>
+      </w:pPr>
+      <w:rPr>
+        <w:rFonts w:ascii="Times New Roman" w:eastAsia="Times New Roman" w:hAnsi="Times New Roman" w:cs="Times New Roman" w:hint="default"/>
+      </w:rPr>
+    </w:lvl>
+    <w:lvl w:ilvl="1" w:tplc="04090003" w:tentative="1">
+      <w:start w:val="1"/>
+      <w:numFmt w:val="bullet"/>
+      <w:lvlText w:val="o"/>
+      <w:lvlJc w:val="left"/>
+      <w:pPr>
+        <w:ind w:left="1800" w:hanging="360"/>
+      </w:pPr>
+      <w:rPr>
+        <w:rFonts w:ascii="Courier New" w:hAnsi="Courier New" w:cs="Courier New" w:hint="default"/>
+      </w:rPr>
+    </w:lvl>
+    <w:lvl w:ilvl="2" w:tplc="04090005" w:tentative="1">
+      <w:start w:val="1"/>
+      <w:numFmt w:val="bullet"/>
+      <w:lvlText w:val=""/>
+      <w:lvlJc w:val="left"/>
+      <w:pPr>
+        <w:ind w:left="2520" w:hanging="360"/>
+      </w:pPr>
+      <w:rPr>
+        <w:rFonts w:ascii="Wingdings" w:hAnsi="Wingdings" w:hint="default"/>
+      </w:rPr>
+    </w:lvl>
+    <w:lvl w:ilvl="3" w:tplc="04090001" w:tentative="1">
+      <w:start w:val="1"/>
+      <w:numFmt w:val="bullet"/>
+      <w:lvlText w:val=""/>
+      <w:lvlJc w:val="left"/>
+      <w:pPr>
+        <w:ind w:left="3240" w:hanging="360"/>
+      </w:pPr>
+      <w:rPr>
+        <w:rFonts w:ascii="Symbol" w:hAnsi="Symbol" w:hint="default"/>
+      </w:rPr>
+    </w:lvl>
+    <w:lvl w:ilvl="4" w:tplc="04090003" w:tentative="1">
+      <w:start w:val="1"/>
+      <w:numFmt w:val="bullet"/>
+      <w:lvlText w:val="o"/>
+      <w:lvlJc w:val="left"/>
+      <w:pPr>
+        <w:ind w:left="3960" w:hanging="360"/>
+      </w:pPr>
+      <w:rPr>
+        <w:rFonts w:ascii="Courier New" w:hAnsi="Courier New" w:cs="Courier New" w:hint="default"/>
+      </w:rPr>
+    </w:lvl>
+    <w:lvl w:ilvl="5" w:tplc="04090005" w:tentative="1">
+      <w:start w:val="1"/>
+      <w:numFmt w:val="bullet"/>
+      <w:lvlText w:val=""/>
+      <w:lvlJc w:val="left"/>
+      <w:pPr>
+        <w:ind w:left="4680" w:hanging="360"/>
+      </w:pPr>
+      <w:rPr>
+        <w:rFonts w:ascii="Wingdings" w:hAnsi="Wingdings" w:hint="default"/>
+      </w:rPr>
+    </w:lvl>
+    <w:lvl w:ilvl="6" w:tplc="04090001" w:tentative="1">
+      <w:start w:val="1"/>
+      <w:numFmt w:val="bullet"/>
+      <w:lvlText w:val=""/>
+      <w:lvlJc w:val="left"/>
+      <w:pPr>
+        <w:ind w:left="5400" w:hanging="360"/>
+      </w:pPr>
+      <w:rPr>
+        <w:rFonts w:ascii="Symbol" w:hAnsi="Symbol" w:hint="default"/>
+      </w:rPr>
+    </w:lvl>
+    <w:lvl w:ilvl="7" w:tplc="04090003" w:tentative="1">
+      <w:start w:val="1"/>
+      <w:numFmt w:val="bullet"/>
+      <w:lvlText w:val="o"/>
+      <w:lvlJc w:val="left"/>
+      <w:pPr>
+        <w:ind w:left="6120" w:hanging="360"/>
+      </w:pPr>
+      <w:rPr>
+        <w:rFonts w:ascii="Courier New" w:hAnsi="Courier New" w:cs="Courier New" w:hint="default"/>
+      </w:rPr>
+    </w:lvl>
+    <w:lvl w:ilvl="8" w:tplc="04090005" w:tentative="1">
+      <w:start w:val="1"/>
+      <w:numFmt w:val="bullet"/>
+      <w:lvlText w:val=""/>
+      <w:lvlJc w:val="left"/>
+      <w:pPr>
+        <w:ind w:left="6840" w:hanging="360"/>
+      </w:pPr>
+      <w:rPr>
+        <w:rFonts w:ascii="Wingdings" w:hAnsi="Wingdings" w:hint="default"/>
+      </w:rPr>
+    </w:lvl>
+  </w:abstractNum>
+  <w:abstractNum w:abstractNumId="1" w15:restartNumberingAfterBreak="0">
+    <w:nsid w:val="18B63642"/>
+    <w:multiLevelType w:val="hybridMultilevel"/>
+    <w:tmpl w:val="BDA6FB06"/>
+    <w:lvl w:ilvl="0" w:tplc="57B63620">
+      <w:numFmt w:val="bullet"/>
+      <w:lvlText w:val="-"/>
+      <w:lvlJc w:val="left"/>
+      <w:pPr>
+        <w:ind w:left="1080" w:hanging="360"/>
+      </w:pPr>
+      <w:rPr>
+        <w:rFonts w:ascii="Segoe UI" w:eastAsia="Times New Roman" w:hAnsi="Segoe UI" w:cs="Segoe UI" w:hint="default"/>
+      </w:rPr>
+    </w:lvl>
+    <w:lvl w:ilvl="1" w:tplc="04090003" w:tentative="1">
+      <w:start w:val="1"/>
+      <w:numFmt w:val="bullet"/>
+      <w:lvlText w:val="o"/>
+      <w:lvlJc w:val="left"/>
+      <w:pPr>
+        <w:ind w:left="1800" w:hanging="360"/>
+      </w:pPr>
+      <w:rPr>
+        <w:rFonts w:ascii="Courier New" w:hAnsi="Courier New" w:cs="Courier New" w:hint="default"/>
+      </w:rPr>
+    </w:lvl>
+    <w:lvl w:ilvl="2" w:tplc="04090005" w:tentative="1">
+      <w:start w:val="1"/>
+      <w:numFmt w:val="bullet"/>
+      <w:lvlText w:val=""/>
+      <w:lvlJc w:val="left"/>
+      <w:pPr>
+        <w:ind w:left="2520" w:hanging="360"/>
+      </w:pPr>
+      <w:rPr>
+        <w:rFonts w:ascii="Wingdings" w:hAnsi="Wingdings" w:hint="default"/>
+      </w:rPr>
+    </w:lvl>
+    <w:lvl w:ilvl="3" w:tplc="04090001" w:tentative="1">
+      <w:start w:val="1"/>
+      <w:numFmt w:val="bullet"/>
+      <w:lvlText w:val=""/>
+      <w:lvlJc w:val="left"/>
+      <w:pPr>
+        <w:ind w:left="3240" w:hanging="360"/>
+      </w:pPr>
+      <w:rPr>
+        <w:rFonts w:ascii="Symbol" w:hAnsi="Symbol" w:hint="default"/>
+      </w:rPr>
+    </w:lvl>
+    <w:lvl w:ilvl="4" w:tplc="04090003" w:tentative="1">
+      <w:start w:val="1"/>
+      <w:numFmt w:val="bullet"/>
+      <w:lvlText w:val="o"/>
+      <w:lvlJc w:val="left"/>
+      <w:pPr>
+        <w:ind w:left="3960" w:hanging="360"/>
+      </w:pPr>
+      <w:rPr>
+        <w:rFonts w:ascii="Courier New" w:hAnsi="Courier New" w:cs="Courier New" w:hint="default"/>
+      </w:rPr>
+    </w:lvl>
+    <w:lvl w:ilvl="5" w:tplc="04090005" w:tentative="1">
+      <w:start w:val="1"/>
+      <w:numFmt w:val="bullet"/>
+      <w:lvlText w:val=""/>
+      <w:lvlJc w:val="left"/>
+      <w:pPr>
+        <w:ind w:left="4680" w:hanging="360"/>
+      </w:pPr>
+      <w:rPr>
+        <w:rFonts w:ascii="Wingdings" w:hAnsi="Wingdings" w:hint="default"/>
+      </w:rPr>
+    </w:lvl>
+    <w:lvl w:ilvl="6" w:tplc="04090001" w:tentative="1">
+      <w:start w:val="1"/>
+      <w:numFmt w:val="bullet"/>
+      <w:lvlText w:val=""/>
+      <w:lvlJc w:val="left"/>
+      <w:pPr>
+        <w:ind w:left="5400" w:hanging="360"/>
+      </w:pPr>
+      <w:rPr>
+        <w:rFonts w:ascii="Symbol" w:hAnsi="Symbol" w:hint="default"/>
+      </w:rPr>
+    </w:lvl>
+    <w:lvl w:ilvl="7" w:tplc="04090003" w:tentative="1">
+      <w:start w:val="1"/>
+      <w:numFmt w:val="bullet"/>
+      <w:lvlText w:val="o"/>
+      <w:lvlJc w:val="left"/>
+      <w:pPr>
+        <w:ind w:left="6120" w:hanging="360"/>
+      </w:pPr>
+      <w:rPr>
+        <w:rFonts w:ascii="Courier New" w:hAnsi="Courier New" w:cs="Courier New" w:hint="default"/>
+      </w:rPr>
+    </w:lvl>
+    <w:lvl w:ilvl="8" w:tplc="04090005" w:tentative="1">
+      <w:start w:val="1"/>
+      <w:numFmt w:val="bullet"/>
+      <w:lvlText w:val=""/>
+      <w:lvlJc w:val="left"/>
+      <w:pPr>
+        <w:ind w:left="6840" w:hanging="360"/>
+      </w:pPr>
+      <w:rPr>
+        <w:rFonts w:ascii="Wingdings" w:hAnsi="Wingdings" w:hint="default"/>
+      </w:rPr>
+    </w:lvl>
+  </w:abstractNum>
+  <w:abstractNum w:abstractNumId="2" w15:restartNumberingAfterBreak="0">
+    <w:nsid w:val="378A5593"/>
+    <w:multiLevelType w:val="multilevel"/>
+    <w:tmpl w:val="3ADEA4BE"/>
+    <w:lvl w:ilvl="0">
+      <w:start w:val="1"/>
+      <w:numFmt w:val="bullet"/>
+      <w:lvlText w:val=""/>
+      <w:lvlJc w:val="left"/>
+      <w:pPr>
+        <w:tabs>
+          <w:tab w:val="num" w:pos="720"/>
+        </w:tabs>
+        <w:ind w:left="720" w:hanging="360"/>
+      </w:pPr>
+      <w:rPr>
+        <w:rFonts w:ascii="Symbol" w:hAnsi="Symbol" w:hint="default"/>
+        <w:sz w:val="20"/>
+      </w:rPr>
+    </w:lvl>
+    <w:lvl w:ilvl="1" w:tentative="1">
+      <w:start w:val="1"/>
+      <w:numFmt w:val="bullet"/>
+      <w:lvlText w:val="o"/>
+      <w:lvlJc w:val="left"/>
+      <w:pPr>
+        <w:tabs>
+          <w:tab w:val="num" w:pos="1440"/>
+        </w:tabs>
+        <w:ind w:left="1440" w:hanging="360"/>
+      </w:pPr>
+      <w:rPr>
+        <w:rFonts w:ascii="Courier New" w:hAnsi="Courier New" w:hint="default"/>
+        <w:sz w:val="20"/>
+      </w:rPr>
+    </w:lvl>
+    <w:lvl w:ilvl="2" w:tentative="1">
+      <w:start w:val="1"/>
+      <w:numFmt w:val="bullet"/>
+      <w:lvlText w:val=""/>
+      <w:lvlJc w:val="left"/>
+      <w:pPr>
+        <w:tabs>
+          <w:tab w:val="num" w:pos="2160"/>
+        </w:tabs>
+        <w:ind w:left="2160" w:hanging="360"/>
+      </w:pPr>
+      <w:rPr>
+        <w:rFonts w:ascii="Wingdings" w:hAnsi="Wingdings" w:hint="default"/>
+        <w:sz w:val="20"/>
+      </w:rPr>
+    </w:lvl>
+    <w:lvl w:ilvl="3" w:tentative="1">
+      <w:start w:val="1"/>
+      <w:numFmt w:val="bullet"/>
+      <w:lvlText w:val=""/>
+      <w:lvlJc w:val="left"/>
+      <w:pPr>
+        <w:tabs>
+          <w:tab w:val="num" w:pos="2880"/>
+        </w:tabs>
+        <w:ind w:left="2880" w:hanging="360"/>
+      </w:pPr>
+      <w:rPr>
+        <w:rFonts w:ascii="Wingdings" w:hAnsi="Wingdings" w:hint="default"/>
+        <w:sz w:val="20"/>
+      </w:rPr>
+    </w:lvl>
+    <w:lvl w:ilvl="4" w:tentative="1">
+      <w:start w:val="1"/>
+      <w:numFmt w:val="bullet"/>
+      <w:lvlText w:val=""/>
+      <w:lvlJc w:val="left"/>
+      <w:pPr>
+        <w:tabs>
+          <w:tab w:val="num" w:pos="3600"/>
+        </w:tabs>
+        <w:ind w:left="3600" w:hanging="360"/>
+      </w:pPr>
+      <w:rPr>
+        <w:rFonts w:ascii="Wingdings" w:hAnsi="Wingdings" w:hint="default"/>
+        <w:sz w:val="20"/>
+      </w:rPr>
+    </w:lvl>
+    <w:lvl w:ilvl="5" w:tentative="1">
+      <w:start w:val="1"/>
+      <w:numFmt w:val="bullet"/>
+      <w:lvlText w:val=""/>
+      <w:lvlJc w:val="left"/>
+      <w:pPr>
+        <w:tabs>
+          <w:tab w:val="num" w:pos="4320"/>
+        </w:tabs>
+        <w:ind w:left="4320" w:hanging="360"/>
+      </w:pPr>
+      <w:rPr>
+        <w:rFonts w:ascii="Wingdings" w:hAnsi="Wingdings" w:hint="default"/>
+        <w:sz w:val="20"/>
+      </w:rPr>
+    </w:lvl>
+    <w:lvl w:ilvl="6" w:tentative="1">
+      <w:start w:val="1"/>
+      <w:numFmt w:val="bullet"/>
+      <w:lvlText w:val=""/>
+      <w:lvlJc w:val="left"/>
+      <w:pPr>
+        <w:tabs>
+          <w:tab w:val="num" w:pos="5040"/>
+        </w:tabs>
+        <w:ind w:left="5040" w:hanging="360"/>
+      </w:pPr>
+      <w:rPr>
+        <w:rFonts w:ascii="Wingdings" w:hAnsi="Wingdings" w:hint="default"/>
+        <w:sz w:val="20"/>
+      </w:rPr>
+    </w:lvl>
+    <w:lvl w:ilvl="7" w:tentative="1">
+      <w:start w:val="1"/>
+      <w:numFmt w:val="bullet"/>
+      <w:lvlText w:val=""/>
+      <w:lvlJc w:val="left"/>
+      <w:pPr>
+        <w:tabs>
+          <w:tab w:val="num" w:pos="5760"/>
+        </w:tabs>
+        <w:ind w:left="5760" w:hanging="360"/>
+      </w:pPr>
+      <w:rPr>
+        <w:rFonts w:ascii="Wingdings" w:hAnsi="Wingdings" w:hint="default"/>
+        <w:sz w:val="20"/>
+      </w:rPr>
+    </w:lvl>
+    <w:lvl w:ilvl="8" w:tentative="1">
+      <w:start w:val="1"/>
+      <w:numFmt w:val="bullet"/>
+      <w:lvlText w:val=""/>
+      <w:lvlJc w:val="left"/>
+      <w:pPr>
+        <w:tabs>
+          <w:tab w:val="num" w:pos="6480"/>
+        </w:tabs>
+        <w:ind w:left="6480" w:hanging="360"/>
+      </w:pPr>
+      <w:rPr>
+        <w:rFonts w:ascii="Wingdings" w:hAnsi="Wingdings" w:hint="default"/>
+        <w:sz w:val="20"/>
+      </w:rPr>
+    </w:lvl>
+  </w:abstractNum>
+  <w:abstractNum w:abstractNumId="3" w15:restartNumberingAfterBreak="0">
     <w:nsid w:val="41F93453"/>
     <w:multiLevelType w:val="multilevel"/>
     <w:tmpl w:val="13A89AB8"/>
@@ -528,13 +1152,22 @@
     </w:lvl>
   </w:abstractNum>
   <w:num w:numId="1" w16cid:durableId="146675652">
+    <w:abstractNumId w:val="3"/>
+  </w:num>
+  <w:num w:numId="2" w16cid:durableId="780077297">
     <w:abstractNumId w:val="0"/>
+  </w:num>
+  <w:num w:numId="3" w16cid:durableId="1273050460">
+    <w:abstractNumId w:val="2"/>
+  </w:num>
+  <w:num w:numId="4" w16cid:durableId="839391234">
+    <w:abstractNumId w:val="1"/>
   </w:num>
 </w:numbering>
 </file>
 
 <file path=word/styles.xml><?xml version="1.0" encoding="utf-8"?>
-<w:styles xmlns:mc="http://schemas.openxmlformats.org/markup-compatibility/2006" xmlns:r="http://schemas.openxmlformats.org/officeDocument/2006/relationships" xmlns:w="http://schemas.openxmlformats.org/wordprocessingml/2006/main" xmlns:w14="http://schemas.microsoft.com/office/word/2010/wordml" xmlns:w15="http://schemas.microsoft.com/office/word/2012/wordml" xmlns:w16cex="http://schemas.microsoft.com/office/word/2018/wordml/cex" xmlns:w16cid="http://schemas.microsoft.com/office/word/2016/wordml/cid" xmlns:w16="http://schemas.microsoft.com/office/word/2018/wordml" xmlns:w16du="http://schemas.microsoft.com/office/word/2023/wordml/word16du" xmlns:w16sdtdh="http://schemas.microsoft.com/office/word/2020/wordml/sdtdatahash" xmlns:w16sdtfl="http://schemas.microsoft.com/office/word/2024/wordml/sdtformatlock" xmlns:w16se="http://schemas.microsoft.com/office/word/2015/wordml/symex" mc:Ignorable="w14 w15 w16se w16cid w16 w16cex w16sdtdh w16sdtfl w16du">
+<w:styles xmlns:mc="http://schemas.openxmlformats.org/markup-compatibility/2006" xmlns:r="http://schemas.openxmlformats.org/officeDocument/2006/relationships" xmlns:w="http://schemas.openxmlformats.org/wordprocessingml/2006/main" xmlns:w14="http://schemas.microsoft.com/office/word/2010/wordml" xmlns:w15="http://schemas.microsoft.com/office/word/2012/wordml" xmlns:w16cex="http://schemas.microsoft.com/office/word/2018/wordml/cex" xmlns:w16cid="http://schemas.microsoft.com/office/word/2016/wordml/cid" xmlns:w16="http://schemas.microsoft.com/office/word/2018/wordml" xmlns:w16du="http://schemas.microsoft.com/office/word/2023/wordml/word16du" xmlns:w16sdtdh="http://schemas.microsoft.com/office/word/2020/wordml/sdtdatahash" xmlns:w16se="http://schemas.microsoft.com/office/word/2015/wordml/symex" mc:Ignorable="w14 w15 w16se w16cid w16 w16cex w16sdtdh w16du">
   <w:docDefaults>
     <w:rPrDefault>
       <w:rPr>
@@ -1454,6 +2087,19 @@
       <w:spacing w:val="5"/>
     </w:rPr>
   </w:style>
+  <w:style w:type="paragraph" w:customStyle="1" w:styleId="ds-markdown-paragraph">
+    <w:name w:val="ds-markdown-paragraph"/>
+    <w:basedOn w:val="Normal"/>
+    <w:rsid w:val="000A7FB4"/>
+    <w:pPr>
+      <w:spacing w:before="100" w:beforeAutospacing="1" w:after="100" w:afterAutospacing="1" w:line="240" w:lineRule="auto"/>
+    </w:pPr>
+    <w:rPr>
+      <w:rFonts w:ascii="Times New Roman" w:eastAsia="Times New Roman" w:hAnsi="Times New Roman" w:cs="Times New Roman"/>
+      <w:kern w:val="0"/>
+      <w14:ligatures w14:val="none"/>
+    </w:rPr>
+  </w:style>
 </w:styles>
 </file>
 

--- a/docs/phase2/team-contribution.docx
+++ b/docs/phase2/team-contribution.docx
@@ -1,6 +1,6 @@
 
 <file path=word/document.xml><?xml version="1.0" encoding="utf-8"?>
-<w:document xmlns:wpc="http://schemas.microsoft.com/office/word/2010/wordprocessingCanvas" xmlns:cx="http://schemas.microsoft.com/office/drawing/2014/chartex" xmlns:cx1="http://schemas.microsoft.com/office/drawing/2015/9/8/chartex" xmlns:cx2="http://schemas.microsoft.com/office/drawing/2015/10/21/chartex" xmlns:cx3="http://schemas.microsoft.com/office/drawing/2016/5/9/chartex" xmlns:cx4="http://schemas.microsoft.com/office/drawing/2016/5/10/chartex" xmlns:cx5="http://schemas.microsoft.com/office/drawing/2016/5/11/chartex" xmlns:cx6="http://schemas.microsoft.com/office/drawing/2016/5/12/chartex" xmlns:cx7="http://schemas.microsoft.com/office/drawing/2016/5/13/chartex" xmlns:cx8="http://schemas.microsoft.com/office/drawing/2016/5/14/chartex" xmlns:mc="http://schemas.openxmlformats.org/markup-compatibility/2006" xmlns:aink="http://schemas.microsoft.com/office/drawing/2016/ink" xmlns:am3d="http://schemas.microsoft.com/office/drawing/2017/model3d" xmlns:o="urn:schemas-microsoft-com:office:office" xmlns:oel="http://schemas.microsoft.com/office/2019/extlst" xmlns:r="http://schemas.openxmlformats.org/officeDocument/2006/relationships" xmlns:m="http://schemas.openxmlformats.org/officeDocument/2006/math" xmlns:v="urn:schemas-microsoft-com:vml" xmlns:wp14="http://schemas.microsoft.com/office/word/2010/wordprocessingDrawing" xmlns:wp="http://schemas.openxmlformats.org/drawingml/2006/wordprocessingDrawing" xmlns:w10="urn:schemas-microsoft-com:office:word" xmlns:w="http://schemas.openxmlformats.org/wordprocessingml/2006/main" xmlns:w14="http://schemas.microsoft.com/office/word/2010/wordml" xmlns:w15="http://schemas.microsoft.com/office/word/2012/wordml" xmlns:w16cex="http://schemas.microsoft.com/office/word/2018/wordml/cex" xmlns:w16cid="http://schemas.microsoft.com/office/word/2016/wordml/cid" xmlns:w16="http://schemas.microsoft.com/office/word/2018/wordml" xmlns:w16du="http://schemas.microsoft.com/office/word/2023/wordml/word16du" xmlns:w16sdtdh="http://schemas.microsoft.com/office/word/2020/wordml/sdtdatahash" xmlns:w16se="http://schemas.microsoft.com/office/word/2015/wordml/symex" xmlns:wpg="http://schemas.microsoft.com/office/word/2010/wordprocessingGroup" xmlns:wpi="http://schemas.microsoft.com/office/word/2010/wordprocessingInk" xmlns:wne="http://schemas.microsoft.com/office/word/2006/wordml" xmlns:wps="http://schemas.microsoft.com/office/word/2010/wordprocessingShape" mc:Ignorable="w14 w15 w16se w16cid w16 w16cex w16sdtdh w16du wp14">
+<w:document xmlns:wpc="http://schemas.microsoft.com/office/word/2010/wordprocessingCanvas" xmlns:cx="http://schemas.microsoft.com/office/drawing/2014/chartex" xmlns:cx1="http://schemas.microsoft.com/office/drawing/2015/9/8/chartex" xmlns:cx2="http://schemas.microsoft.com/office/drawing/2015/10/21/chartex" xmlns:cx3="http://schemas.microsoft.com/office/drawing/2016/5/9/chartex" xmlns:cx4="http://schemas.microsoft.com/office/drawing/2016/5/10/chartex" xmlns:cx5="http://schemas.microsoft.com/office/drawing/2016/5/11/chartex" xmlns:cx6="http://schemas.microsoft.com/office/drawing/2016/5/12/chartex" xmlns:cx7="http://schemas.microsoft.com/office/drawing/2016/5/13/chartex" xmlns:cx8="http://schemas.microsoft.com/office/drawing/2016/5/14/chartex" xmlns:mc="http://schemas.openxmlformats.org/markup-compatibility/2006" xmlns:aink="http://schemas.microsoft.com/office/drawing/2016/ink" xmlns:am3d="http://schemas.microsoft.com/office/drawing/2017/model3d" xmlns:o="urn:schemas-microsoft-com:office:office" xmlns:oel="http://schemas.microsoft.com/office/2019/extlst" xmlns:r="http://schemas.openxmlformats.org/officeDocument/2006/relationships" xmlns:m="http://schemas.openxmlformats.org/officeDocument/2006/math" xmlns:v="urn:schemas-microsoft-com:vml" xmlns:wp14="http://schemas.microsoft.com/office/word/2010/wordprocessingDrawing" xmlns:wp="http://schemas.openxmlformats.org/drawingml/2006/wordprocessingDrawing" xmlns:w10="urn:schemas-microsoft-com:office:word" xmlns:w="http://schemas.openxmlformats.org/wordprocessingml/2006/main" xmlns:w14="http://schemas.microsoft.com/office/word/2010/wordml" xmlns:w15="http://schemas.microsoft.com/office/word/2012/wordml" xmlns:w16cex="http://schemas.microsoft.com/office/word/2018/wordml/cex" xmlns:w16cid="http://schemas.microsoft.com/office/word/2016/wordml/cid" xmlns:w16="http://schemas.microsoft.com/office/word/2018/wordml" xmlns:w16du="http://schemas.microsoft.com/office/word/2023/wordml/word16du" xmlns:w16sdtdh="http://schemas.microsoft.com/office/word/2020/wordml/sdtdatahash" xmlns:w16sdtfl="http://schemas.microsoft.com/office/word/2024/wordml/sdtformatlock" xmlns:w16se="http://schemas.microsoft.com/office/word/2015/wordml/symex" xmlns:wpg="http://schemas.microsoft.com/office/word/2010/wordprocessingGroup" xmlns:wpi="http://schemas.microsoft.com/office/word/2010/wordprocessingInk" xmlns:wne="http://schemas.microsoft.com/office/word/2006/wordml" xmlns:wps="http://schemas.microsoft.com/office/word/2010/wordprocessingShape" mc:Ignorable="w14 w15 w16se w16cid w16 w16cex w16sdtdh w16sdtfl w16du wp14">
   <w:body>
     <w:p>
       <w:pPr>
@@ -68,21 +68,6 @@
         </w:rPr>
         <w:t>Contribution Summary</w:t>
       </w:r>
-    </w:p>
-    <w:p>
-      <w:pPr>
-        <w:spacing w:after="240" w:line="480" w:lineRule="auto"/>
-        <w:jc w:val="center"/>
-        <w:outlineLvl w:val="2"/>
-        <w:rPr>
-          <w:rFonts w:ascii="Times New Roman" w:eastAsia="Times New Roman" w:hAnsi="Times New Roman" w:cs="Times New Roman"/>
-          <w:b/>
-          <w:bCs/>
-          <w:color w:val="0F1115"/>
-          <w:kern w:val="0"/>
-          <w14:ligatures w14:val="none"/>
-        </w:rPr>
-      </w:pPr>
     </w:p>
     <w:p>
       <w:pPr>
@@ -283,23 +268,14 @@
         <w:shd w:val="clear" w:color="auto" w:fill="FFFFFF"/>
         <w:spacing w:before="0" w:beforeAutospacing="0" w:after="0" w:afterAutospacing="0" w:line="420" w:lineRule="atLeast"/>
         <w:rPr>
-          <w:rFonts w:ascii="Segoe UI" w:hAnsi="Segoe UI" w:cs="Segoe UI"/>
-          <w:color w:val="0F1115"/>
-        </w:rPr>
-      </w:pPr>
-      <w:r>
-        <w:rPr>
-          <w:rFonts w:ascii="Segoe UI" w:hAnsi="Segoe UI" w:cs="Segoe UI"/>
-          <w:color w:val="0F1115"/>
-        </w:rPr>
-        <w:t xml:space="preserve">Created a database script with 8 tables, including attributes, constraints, and </w:t>
-      </w:r>
-      <w:r>
-        <w:rPr>
-          <w:rFonts w:ascii="Segoe UI" w:hAnsi="Segoe UI" w:cs="Segoe UI"/>
-          <w:color w:val="0F1115"/>
-        </w:rPr>
-        <w:t>relationships.</w:t>
+          <w:color w:val="0F1115"/>
+        </w:rPr>
+      </w:pPr>
+      <w:r>
+        <w:rPr>
+          <w:color w:val="0F1115"/>
+        </w:rPr>
+        <w:t>Created a database script with 8 tables, including attributes, constraints, and relationships.</w:t>
       </w:r>
     </w:p>
     <w:p>
@@ -312,23 +288,14 @@
         <w:shd w:val="clear" w:color="auto" w:fill="FFFFFF"/>
         <w:spacing w:before="0" w:beforeAutospacing="0" w:after="0" w:afterAutospacing="0" w:line="420" w:lineRule="atLeast"/>
         <w:rPr>
-          <w:rFonts w:ascii="Segoe UI" w:hAnsi="Segoe UI" w:cs="Segoe UI"/>
-          <w:color w:val="0F1115"/>
-        </w:rPr>
-      </w:pPr>
-      <w:r>
-        <w:rPr>
-          <w:rFonts w:ascii="Segoe UI" w:hAnsi="Segoe UI" w:cs="Segoe UI"/>
-          <w:color w:val="0F1115"/>
-        </w:rPr>
-        <w:t xml:space="preserve">Met with Professor Weber to review and validate the database logic and </w:t>
-      </w:r>
-      <w:r>
-        <w:rPr>
-          <w:rFonts w:ascii="Segoe UI" w:hAnsi="Segoe UI" w:cs="Segoe UI"/>
-          <w:color w:val="0F1115"/>
-        </w:rPr>
-        <w:t>structure.</w:t>
+          <w:color w:val="0F1115"/>
+        </w:rPr>
+      </w:pPr>
+      <w:r>
+        <w:rPr>
+          <w:color w:val="0F1115"/>
+        </w:rPr>
+        <w:t>Met with Professor Weber to review and validate the database logic and structure.</w:t>
       </w:r>
     </w:p>
     <w:p>
@@ -341,37 +308,26 @@
         <w:shd w:val="clear" w:color="auto" w:fill="FFFFFF"/>
         <w:spacing w:before="0" w:beforeAutospacing="0" w:after="0" w:afterAutospacing="0" w:line="420" w:lineRule="atLeast"/>
         <w:rPr>
-          <w:rFonts w:ascii="Segoe UI" w:hAnsi="Segoe UI" w:cs="Segoe UI"/>
-          <w:color w:val="0F1115"/>
-        </w:rPr>
-      </w:pPr>
-      <w:r>
-        <w:rPr>
-          <w:rFonts w:ascii="Segoe UI" w:hAnsi="Segoe UI" w:cs="Segoe UI"/>
+          <w:color w:val="0F1115"/>
+        </w:rPr>
+      </w:pPr>
+      <w:r>
+        <w:rPr>
           <w:color w:val="0F1115"/>
         </w:rPr>
         <w:t xml:space="preserve">Prepared an acknowledgment document to recognize the assistance of Professor </w:t>
       </w:r>
       <w:r>
         <w:rPr>
-          <w:rFonts w:ascii="Segoe UI" w:hAnsi="Segoe UI" w:cs="Segoe UI"/>
-          <w:color w:val="0F1115"/>
-        </w:rPr>
-        <w:t>Dayu</w:t>
-      </w:r>
-      <w:r>
-        <w:rPr>
-          <w:rFonts w:ascii="Segoe UI" w:hAnsi="Segoe UI" w:cs="Segoe UI"/>
-          <w:color w:val="0F1115"/>
-        </w:rPr>
-        <w:t xml:space="preserve"> and Professor </w:t>
-      </w:r>
-      <w:r>
-        <w:rPr>
-          <w:rFonts w:ascii="Segoe UI" w:hAnsi="Segoe UI" w:cs="Segoe UI"/>
-          <w:color w:val="0F1115"/>
-        </w:rPr>
-        <w:t>Weber.</w:t>
+          <w:color w:val="0F1115"/>
+        </w:rPr>
+        <w:t>Wang</w:t>
+      </w:r>
+      <w:r>
+        <w:rPr>
+          <w:color w:val="0F1115"/>
+        </w:rPr>
+        <w:t xml:space="preserve"> and Professor Weber.</w:t>
       </w:r>
     </w:p>
     <w:p>
@@ -384,23 +340,14 @@
         <w:shd w:val="clear" w:color="auto" w:fill="FFFFFF"/>
         <w:spacing w:before="0" w:beforeAutospacing="0" w:after="0" w:afterAutospacing="0" w:line="420" w:lineRule="atLeast"/>
         <w:rPr>
-          <w:rFonts w:ascii="Segoe UI" w:hAnsi="Segoe UI" w:cs="Segoe UI"/>
-          <w:color w:val="0F1115"/>
-        </w:rPr>
-      </w:pPr>
-      <w:r>
-        <w:rPr>
-          <w:rFonts w:ascii="Segoe UI" w:hAnsi="Segoe UI" w:cs="Segoe UI"/>
-          <w:color w:val="0F1115"/>
-        </w:rPr>
-        <w:t>Developed logo inspirations and initial design concepts</w:t>
-      </w:r>
-      <w:r>
-        <w:rPr>
-          <w:rFonts w:ascii="Segoe UI" w:hAnsi="Segoe UI" w:cs="Segoe UI"/>
-          <w:color w:val="0F1115"/>
-        </w:rPr>
-        <w:t>.</w:t>
+          <w:color w:val="0F1115"/>
+        </w:rPr>
+      </w:pPr>
+      <w:r>
+        <w:rPr>
+          <w:color w:val="0F1115"/>
+        </w:rPr>
+        <w:t>Developed logo inspirations and initial design concepts.</w:t>
       </w:r>
     </w:p>
     <w:p>
@@ -413,13 +360,11 @@
         <w:shd w:val="clear" w:color="auto" w:fill="FFFFFF"/>
         <w:spacing w:before="0" w:beforeAutospacing="0" w:after="0" w:afterAutospacing="0" w:line="420" w:lineRule="atLeast"/>
         <w:rPr>
-          <w:rFonts w:ascii="Segoe UI" w:hAnsi="Segoe UI" w:cs="Segoe UI"/>
-          <w:color w:val="0F1115"/>
-        </w:rPr>
-      </w:pPr>
-      <w:r>
-        <w:rPr>
-          <w:rFonts w:ascii="Segoe UI" w:hAnsi="Segoe UI" w:cs="Segoe UI"/>
+          <w:color w:val="0F1115"/>
+        </w:rPr>
+      </w:pPr>
+      <w:r>
+        <w:rPr>
           <w:color w:val="0F1115"/>
         </w:rPr>
         <w:t>Created Flow Chart Document.</w:t>
@@ -435,93 +380,16 @@
         <w:shd w:val="clear" w:color="auto" w:fill="FFFFFF"/>
         <w:spacing w:before="0" w:beforeAutospacing="0" w:after="0" w:afterAutospacing="0" w:line="420" w:lineRule="atLeast"/>
         <w:rPr>
-          <w:rFonts w:ascii="Segoe UI" w:hAnsi="Segoe UI" w:cs="Segoe UI"/>
-          <w:color w:val="0F1115"/>
-        </w:rPr>
-      </w:pPr>
-      <w:r>
-        <w:rPr>
-          <w:rFonts w:ascii="Segoe UI" w:hAnsi="Segoe UI" w:cs="Segoe UI"/>
+          <w:color w:val="0F1115"/>
+        </w:rPr>
+      </w:pPr>
+      <w:r>
+        <w:rPr>
           <w:color w:val="0F1115"/>
           <w:shd w:val="clear" w:color="auto" w:fill="FFFFFF"/>
         </w:rPr>
-        <w:t xml:space="preserve">Created the content </w:t>
-      </w:r>
-      <w:r>
-        <w:rPr>
-          <w:rFonts w:ascii="Segoe UI" w:hAnsi="Segoe UI" w:cs="Segoe UI"/>
-          <w:color w:val="0F1115"/>
-          <w:shd w:val="clear" w:color="auto" w:fill="FFFFFF"/>
-        </w:rPr>
-        <w:t>of the</w:t>
-      </w:r>
-      <w:r>
-        <w:rPr>
-          <w:rFonts w:ascii="Segoe UI" w:hAnsi="Segoe UI" w:cs="Segoe UI"/>
-          <w:color w:val="0F1115"/>
-          <w:shd w:val="clear" w:color="auto" w:fill="FFFFFF"/>
-        </w:rPr>
-        <w:t xml:space="preserve"> backend </w:t>
-      </w:r>
-      <w:r>
-        <w:rPr>
-          <w:rFonts w:ascii="Segoe UI" w:hAnsi="Segoe UI" w:cs="Segoe UI"/>
-          <w:color w:val="0F1115"/>
-          <w:shd w:val="clear" w:color="auto" w:fill="FFFFFF"/>
-        </w:rPr>
-        <w:t>slides</w:t>
-      </w:r>
-      <w:r>
-        <w:rPr>
-          <w:rFonts w:ascii="Segoe UI" w:hAnsi="Segoe UI" w:cs="Segoe UI"/>
-          <w:color w:val="0F1115"/>
-          <w:shd w:val="clear" w:color="auto" w:fill="FFFFFF"/>
-        </w:rPr>
-        <w:t xml:space="preserve"> for the presentation</w:t>
-      </w:r>
-      <w:r>
-        <w:rPr>
-          <w:rFonts w:ascii="Segoe UI" w:hAnsi="Segoe UI" w:cs="Segoe UI"/>
-          <w:color w:val="0F1115"/>
-          <w:shd w:val="clear" w:color="auto" w:fill="FFFFFF"/>
-        </w:rPr>
-        <w:t>.</w:t>
-      </w:r>
-    </w:p>
-    <w:p>
-      <w:pPr>
-        <w:pStyle w:val="ds-markdown-paragraph"/>
-        <w:shd w:val="clear" w:color="auto" w:fill="FFFFFF"/>
-        <w:spacing w:before="0" w:beforeAutospacing="0" w:after="0" w:afterAutospacing="0" w:line="420" w:lineRule="atLeast"/>
-        <w:rPr>
-          <w:rFonts w:ascii="Segoe UI" w:hAnsi="Segoe UI" w:cs="Segoe UI"/>
-          <w:color w:val="0F1115"/>
-          <w:shd w:val="clear" w:color="auto" w:fill="FFFFFF"/>
-        </w:rPr>
-      </w:pPr>
-    </w:p>
-    <w:p>
-      <w:pPr>
-        <w:pStyle w:val="ds-markdown-paragraph"/>
-        <w:shd w:val="clear" w:color="auto" w:fill="FFFFFF"/>
-        <w:spacing w:before="0" w:beforeAutospacing="0" w:after="0" w:afterAutospacing="0" w:line="420" w:lineRule="atLeast"/>
-        <w:rPr>
-          <w:rFonts w:ascii="Segoe UI" w:hAnsi="Segoe UI" w:cs="Segoe UI"/>
-          <w:color w:val="0F1115"/>
-          <w:shd w:val="clear" w:color="auto" w:fill="FFFFFF"/>
-        </w:rPr>
-      </w:pPr>
-    </w:p>
-    <w:p>
-      <w:pPr>
-        <w:pStyle w:val="ds-markdown-paragraph"/>
-        <w:shd w:val="clear" w:color="auto" w:fill="FFFFFF"/>
-        <w:spacing w:before="0" w:beforeAutospacing="0" w:after="0" w:afterAutospacing="0" w:line="420" w:lineRule="atLeast"/>
-        <w:rPr>
-          <w:rFonts w:ascii="Segoe UI" w:hAnsi="Segoe UI" w:cs="Segoe UI"/>
-          <w:color w:val="0F1115"/>
-        </w:rPr>
-      </w:pPr>
+        <w:t>Created the content of the backend slides for the presentation.</w:t>
+      </w:r>
     </w:p>
     <w:p>
       <w:pPr>
@@ -561,8 +429,197 @@
           <w:kern w:val="0"/>
           <w14:ligatures w14:val="none"/>
         </w:rPr>
+        <w:t>Daniel Austin:</w:t>
+      </w:r>
+    </w:p>
+    <w:p>
+      <w:pPr>
+        <w:pStyle w:val="ListParagraph"/>
+        <w:numPr>
+          <w:ilvl w:val="0"/>
+          <w:numId w:val="4"/>
+        </w:numPr>
+        <w:spacing w:after="120" w:line="480" w:lineRule="auto"/>
+        <w:rPr>
+          <w:rFonts w:ascii="Times New Roman" w:eastAsia="Times New Roman" w:hAnsi="Times New Roman" w:cs="Times New Roman"/>
+          <w:b/>
+          <w:bCs/>
+          <w:color w:val="0F1115"/>
+          <w:kern w:val="0"/>
+          <w14:ligatures w14:val="none"/>
+        </w:rPr>
+      </w:pPr>
+      <w:r>
+        <w:rPr>
+          <w:rFonts w:ascii="Times New Roman" w:eastAsia="Times New Roman" w:hAnsi="Times New Roman" w:cs="Times New Roman"/>
+          <w:color w:val="0F1115"/>
+          <w:kern w:val="0"/>
+          <w14:ligatures w14:val="none"/>
+        </w:rPr>
+        <w:t>Created Dollar Doodle Gmail account</w:t>
+      </w:r>
+    </w:p>
+    <w:p>
+      <w:pPr>
+        <w:pStyle w:val="ListParagraph"/>
+        <w:numPr>
+          <w:ilvl w:val="0"/>
+          <w:numId w:val="4"/>
+        </w:numPr>
+        <w:spacing w:after="120" w:line="480" w:lineRule="auto"/>
+        <w:rPr>
+          <w:rFonts w:ascii="Times New Roman" w:eastAsia="Times New Roman" w:hAnsi="Times New Roman" w:cs="Times New Roman"/>
+          <w:b/>
+          <w:bCs/>
+          <w:color w:val="0F1115"/>
+          <w:kern w:val="0"/>
+          <w14:ligatures w14:val="none"/>
+        </w:rPr>
+      </w:pPr>
+      <w:r>
+        <w:rPr>
+          <w:rFonts w:ascii="Times New Roman" w:eastAsia="Times New Roman" w:hAnsi="Times New Roman" w:cs="Times New Roman"/>
+          <w:color w:val="0F1115"/>
+          <w:kern w:val="0"/>
+          <w14:ligatures w14:val="none"/>
+        </w:rPr>
+        <w:t>Created Google Dev Client ID</w:t>
+      </w:r>
+    </w:p>
+    <w:p>
+      <w:pPr>
+        <w:pStyle w:val="ListParagraph"/>
+        <w:numPr>
+          <w:ilvl w:val="0"/>
+          <w:numId w:val="4"/>
+        </w:numPr>
+        <w:spacing w:after="120" w:line="480" w:lineRule="auto"/>
+        <w:rPr>
+          <w:rFonts w:ascii="Times New Roman" w:eastAsia="Times New Roman" w:hAnsi="Times New Roman" w:cs="Times New Roman"/>
+          <w:b/>
+          <w:bCs/>
+          <w:color w:val="0F1115"/>
+          <w:kern w:val="0"/>
+          <w14:ligatures w14:val="none"/>
+        </w:rPr>
+      </w:pPr>
+      <w:r>
+        <w:rPr>
+          <w:rFonts w:ascii="Times New Roman" w:eastAsia="Times New Roman" w:hAnsi="Times New Roman" w:cs="Times New Roman"/>
+          <w:color w:val="0F1115"/>
+          <w:kern w:val="0"/>
+          <w14:ligatures w14:val="none"/>
+        </w:rPr>
+        <w:t>Formatted logo and added to home page</w:t>
+      </w:r>
+    </w:p>
+    <w:p>
+      <w:pPr>
+        <w:pStyle w:val="ListParagraph"/>
+        <w:numPr>
+          <w:ilvl w:val="0"/>
+          <w:numId w:val="4"/>
+        </w:numPr>
+        <w:spacing w:after="120" w:line="480" w:lineRule="auto"/>
+        <w:rPr>
+          <w:rFonts w:ascii="Times New Roman" w:eastAsia="Times New Roman" w:hAnsi="Times New Roman" w:cs="Times New Roman"/>
+          <w:b/>
+          <w:bCs/>
+          <w:color w:val="0F1115"/>
+          <w:kern w:val="0"/>
+          <w14:ligatures w14:val="none"/>
+        </w:rPr>
+      </w:pPr>
+      <w:r>
+        <w:rPr>
+          <w:rFonts w:ascii="Times New Roman" w:eastAsia="Times New Roman" w:hAnsi="Times New Roman" w:cs="Times New Roman"/>
+          <w:color w:val="0F1115"/>
+          <w:kern w:val="0"/>
+          <w14:ligatures w14:val="none"/>
+        </w:rPr>
         <w:lastRenderedPageBreak/>
-        <w:t>Daniel Austin:</w:t>
+        <w:t>Implemented Google Login API on home/login page</w:t>
+      </w:r>
+    </w:p>
+    <w:p>
+      <w:pPr>
+        <w:pStyle w:val="ListParagraph"/>
+        <w:numPr>
+          <w:ilvl w:val="0"/>
+          <w:numId w:val="4"/>
+        </w:numPr>
+        <w:spacing w:after="120" w:line="480" w:lineRule="auto"/>
+        <w:rPr>
+          <w:rFonts w:ascii="Times New Roman" w:eastAsia="Times New Roman" w:hAnsi="Times New Roman" w:cs="Times New Roman"/>
+          <w:b/>
+          <w:bCs/>
+          <w:color w:val="0F1115"/>
+          <w:kern w:val="0"/>
+          <w14:ligatures w14:val="none"/>
+        </w:rPr>
+      </w:pPr>
+      <w:r>
+        <w:rPr>
+          <w:rFonts w:ascii="Times New Roman" w:eastAsia="Times New Roman" w:hAnsi="Times New Roman" w:cs="Times New Roman"/>
+          <w:color w:val="0F1115"/>
+          <w:kern w:val="0"/>
+          <w14:ligatures w14:val="none"/>
+        </w:rPr>
+        <w:t>Developed Dollar Doodle logo inspirations and initial design concepts</w:t>
+      </w:r>
+    </w:p>
+    <w:p>
+      <w:pPr>
+        <w:pStyle w:val="ListParagraph"/>
+        <w:numPr>
+          <w:ilvl w:val="0"/>
+          <w:numId w:val="4"/>
+        </w:numPr>
+        <w:spacing w:after="120" w:line="480" w:lineRule="auto"/>
+        <w:rPr>
+          <w:rFonts w:ascii="Times New Roman" w:eastAsia="Times New Roman" w:hAnsi="Times New Roman" w:cs="Times New Roman"/>
+          <w:b/>
+          <w:bCs/>
+          <w:color w:val="0F1115"/>
+          <w:kern w:val="0"/>
+          <w14:ligatures w14:val="none"/>
+        </w:rPr>
+      </w:pPr>
+      <w:r>
+        <w:rPr>
+          <w:rFonts w:ascii="Times New Roman" w:eastAsia="Times New Roman" w:hAnsi="Times New Roman" w:cs="Times New Roman"/>
+          <w:color w:val="0F1115"/>
+          <w:kern w:val="0"/>
+          <w14:ligatures w14:val="none"/>
+        </w:rPr>
+        <w:t>Created content of the front-end slides for the Phase 2 presentation</w:t>
+      </w:r>
+    </w:p>
+    <w:p>
+      <w:pPr>
+        <w:pStyle w:val="ListParagraph"/>
+        <w:numPr>
+          <w:ilvl w:val="0"/>
+          <w:numId w:val="4"/>
+        </w:numPr>
+        <w:spacing w:after="120" w:line="480" w:lineRule="auto"/>
+        <w:rPr>
+          <w:rFonts w:ascii="Times New Roman" w:eastAsia="Times New Roman" w:hAnsi="Times New Roman" w:cs="Times New Roman"/>
+          <w:b/>
+          <w:bCs/>
+          <w:color w:val="0F1115"/>
+          <w:kern w:val="0"/>
+          <w14:ligatures w14:val="none"/>
+        </w:rPr>
+      </w:pPr>
+      <w:r>
+        <w:rPr>
+          <w:rFonts w:ascii="Times New Roman" w:eastAsia="Times New Roman" w:hAnsi="Times New Roman" w:cs="Times New Roman"/>
+          <w:color w:val="0F1115"/>
+          <w:kern w:val="0"/>
+          <w14:ligatures w14:val="none"/>
+        </w:rPr>
+        <w:t>Designed slide styles for the Phase 2 presentation</w:t>
       </w:r>
     </w:p>
     <w:p>
@@ -628,7 +685,7 @@
 </file>
 
 <file path=word/numbering.xml><?xml version="1.0" encoding="utf-8"?>
-<w:numbering xmlns:wpc="http://schemas.microsoft.com/office/word/2010/wordprocessingCanvas" xmlns:cx="http://schemas.microsoft.com/office/drawing/2014/chartex" xmlns:cx1="http://schemas.microsoft.com/office/drawing/2015/9/8/chartex" xmlns:cx2="http://schemas.microsoft.com/office/drawing/2015/10/21/chartex" xmlns:cx3="http://schemas.microsoft.com/office/drawing/2016/5/9/chartex" xmlns:cx4="http://schemas.microsoft.com/office/drawing/2016/5/10/chartex" xmlns:cx5="http://schemas.microsoft.com/office/drawing/2016/5/11/chartex" xmlns:cx6="http://schemas.microsoft.com/office/drawing/2016/5/12/chartex" xmlns:cx7="http://schemas.microsoft.com/office/drawing/2016/5/13/chartex" xmlns:cx8="http://schemas.microsoft.com/office/drawing/2016/5/14/chartex" xmlns:mc="http://schemas.openxmlformats.org/markup-compatibility/2006" xmlns:aink="http://schemas.microsoft.com/office/drawing/2016/ink" xmlns:am3d="http://schemas.microsoft.com/office/drawing/2017/model3d" xmlns:o="urn:schemas-microsoft-com:office:office" xmlns:oel="http://schemas.microsoft.com/office/2019/extlst" xmlns:r="http://schemas.openxmlformats.org/officeDocument/2006/relationships" xmlns:m="http://schemas.openxmlformats.org/officeDocument/2006/math" xmlns:v="urn:schemas-microsoft-com:vml" xmlns:wp14="http://schemas.microsoft.com/office/word/2010/wordprocessingDrawing" xmlns:wp="http://schemas.openxmlformats.org/drawingml/2006/wordprocessingDrawing" xmlns:w10="urn:schemas-microsoft-com:office:word" xmlns:w="http://schemas.openxmlformats.org/wordprocessingml/2006/main" xmlns:w14="http://schemas.microsoft.com/office/word/2010/wordml" xmlns:w15="http://schemas.microsoft.com/office/word/2012/wordml" xmlns:w16cex="http://schemas.microsoft.com/office/word/2018/wordml/cex" xmlns:w16cid="http://schemas.microsoft.com/office/word/2016/wordml/cid" xmlns:w16="http://schemas.microsoft.com/office/word/2018/wordml" xmlns:w16du="http://schemas.microsoft.com/office/word/2023/wordml/word16du" xmlns:w16sdtdh="http://schemas.microsoft.com/office/word/2020/wordml/sdtdatahash" xmlns:w16se="http://schemas.microsoft.com/office/word/2015/wordml/symex" xmlns:wpg="http://schemas.microsoft.com/office/word/2010/wordprocessingGroup" xmlns:wpi="http://schemas.microsoft.com/office/word/2010/wordprocessingInk" xmlns:wne="http://schemas.microsoft.com/office/word/2006/wordml" xmlns:wps="http://schemas.microsoft.com/office/word/2010/wordprocessingShape" mc:Ignorable="w14 w15 w16se w16cid w16 w16cex w16sdtdh w16du wp14">
+<w:numbering xmlns:wpc="http://schemas.microsoft.com/office/word/2010/wordprocessingCanvas" xmlns:cx="http://schemas.microsoft.com/office/drawing/2014/chartex" xmlns:cx1="http://schemas.microsoft.com/office/drawing/2015/9/8/chartex" xmlns:cx2="http://schemas.microsoft.com/office/drawing/2015/10/21/chartex" xmlns:cx3="http://schemas.microsoft.com/office/drawing/2016/5/9/chartex" xmlns:cx4="http://schemas.microsoft.com/office/drawing/2016/5/10/chartex" xmlns:cx5="http://schemas.microsoft.com/office/drawing/2016/5/11/chartex" xmlns:cx6="http://schemas.microsoft.com/office/drawing/2016/5/12/chartex" xmlns:cx7="http://schemas.microsoft.com/office/drawing/2016/5/13/chartex" xmlns:cx8="http://schemas.microsoft.com/office/drawing/2016/5/14/chartex" xmlns:mc="http://schemas.openxmlformats.org/markup-compatibility/2006" xmlns:aink="http://schemas.microsoft.com/office/drawing/2016/ink" xmlns:am3d="http://schemas.microsoft.com/office/drawing/2017/model3d" xmlns:o="urn:schemas-microsoft-com:office:office" xmlns:oel="http://schemas.microsoft.com/office/2019/extlst" xmlns:r="http://schemas.openxmlformats.org/officeDocument/2006/relationships" xmlns:m="http://schemas.openxmlformats.org/officeDocument/2006/math" xmlns:v="urn:schemas-microsoft-com:vml" xmlns:wp14="http://schemas.microsoft.com/office/word/2010/wordprocessingDrawing" xmlns:wp="http://schemas.openxmlformats.org/drawingml/2006/wordprocessingDrawing" xmlns:w10="urn:schemas-microsoft-com:office:word" xmlns:w="http://schemas.openxmlformats.org/wordprocessingml/2006/main" xmlns:w14="http://schemas.microsoft.com/office/word/2010/wordml" xmlns:w15="http://schemas.microsoft.com/office/word/2012/wordml" xmlns:w16cex="http://schemas.microsoft.com/office/word/2018/wordml/cex" xmlns:w16cid="http://schemas.microsoft.com/office/word/2016/wordml/cid" xmlns:w16="http://schemas.microsoft.com/office/word/2018/wordml" xmlns:w16du="http://schemas.microsoft.com/office/word/2023/wordml/word16du" xmlns:w16sdtdh="http://schemas.microsoft.com/office/word/2020/wordml/sdtdatahash" xmlns:w16sdtfl="http://schemas.microsoft.com/office/word/2024/wordml/sdtformatlock" xmlns:w16se="http://schemas.microsoft.com/office/word/2015/wordml/symex" xmlns:wpg="http://schemas.microsoft.com/office/word/2010/wordprocessingGroup" xmlns:wpi="http://schemas.microsoft.com/office/word/2010/wordprocessingInk" xmlns:wne="http://schemas.microsoft.com/office/word/2006/wordml" xmlns:wps="http://schemas.microsoft.com/office/word/2010/wordprocessingShape" mc:Ignorable="w14 w15 w16se w16cid w16 w16cex w16sdtdh w16sdtfl w16du wp14">
   <w:abstractNum w:abstractNumId="0" w15:restartNumberingAfterBreak="0">
     <w:nsid w:val="028134E2"/>
     <w:multiLevelType w:val="hybridMultilevel"/>
@@ -1167,7 +1224,7 @@
 </file>
 
 <file path=word/styles.xml><?xml version="1.0" encoding="utf-8"?>
-<w:styles xmlns:mc="http://schemas.openxmlformats.org/markup-compatibility/2006" xmlns:r="http://schemas.openxmlformats.org/officeDocument/2006/relationships" xmlns:w="http://schemas.openxmlformats.org/wordprocessingml/2006/main" xmlns:w14="http://schemas.microsoft.com/office/word/2010/wordml" xmlns:w15="http://schemas.microsoft.com/office/word/2012/wordml" xmlns:w16cex="http://schemas.microsoft.com/office/word/2018/wordml/cex" xmlns:w16cid="http://schemas.microsoft.com/office/word/2016/wordml/cid" xmlns:w16="http://schemas.microsoft.com/office/word/2018/wordml" xmlns:w16du="http://schemas.microsoft.com/office/word/2023/wordml/word16du" xmlns:w16sdtdh="http://schemas.microsoft.com/office/word/2020/wordml/sdtdatahash" xmlns:w16se="http://schemas.microsoft.com/office/word/2015/wordml/symex" mc:Ignorable="w14 w15 w16se w16cid w16 w16cex w16sdtdh w16du">
+<w:styles xmlns:mc="http://schemas.openxmlformats.org/markup-compatibility/2006" xmlns:r="http://schemas.openxmlformats.org/officeDocument/2006/relationships" xmlns:w="http://schemas.openxmlformats.org/wordprocessingml/2006/main" xmlns:w14="http://schemas.microsoft.com/office/word/2010/wordml" xmlns:w15="http://schemas.microsoft.com/office/word/2012/wordml" xmlns:w16cex="http://schemas.microsoft.com/office/word/2018/wordml/cex" xmlns:w16cid="http://schemas.microsoft.com/office/word/2016/wordml/cid" xmlns:w16="http://schemas.microsoft.com/office/word/2018/wordml" xmlns:w16du="http://schemas.microsoft.com/office/word/2023/wordml/word16du" xmlns:w16sdtdh="http://schemas.microsoft.com/office/word/2020/wordml/sdtdatahash" xmlns:w16sdtfl="http://schemas.microsoft.com/office/word/2024/wordml/sdtformatlock" xmlns:w16se="http://schemas.microsoft.com/office/word/2015/wordml/symex" mc:Ignorable="w14 w15 w16se w16cid w16 w16cex w16sdtdh w16sdtfl w16du">
   <w:docDefaults>
     <w:rPrDefault>
       <w:rPr>

--- a/docs/phase2/team-contribution.docx
+++ b/docs/phase2/team-contribution.docx
@@ -142,6 +142,102 @@
           <w14:ligatures w14:val="none"/>
         </w:rPr>
         <w:t xml:space="preserve"> (Project Manager):</w:t>
+      </w:r>
+    </w:p>
+    <w:p>
+      <w:pPr>
+        <w:numPr>
+          <w:ilvl w:val="1"/>
+          <w:numId w:val="1"/>
+        </w:numPr>
+        <w:spacing w:after="120" w:line="480" w:lineRule="auto"/>
+        <w:rPr>
+          <w:rFonts w:ascii="Times New Roman" w:eastAsia="Times New Roman" w:hAnsi="Times New Roman" w:cs="Times New Roman"/>
+          <w:color w:val="0F1115"/>
+          <w:kern w:val="0"/>
+          <w14:ligatures w14:val="none"/>
+        </w:rPr>
+      </w:pPr>
+      <w:r>
+        <w:rPr>
+          <w:rFonts w:ascii="Times New Roman" w:eastAsia="Times New Roman" w:hAnsi="Times New Roman" w:cs="Times New Roman"/>
+          <w:color w:val="0F1115"/>
+          <w:kern w:val="0"/>
+          <w14:ligatures w14:val="none"/>
+        </w:rPr>
+        <w:t>Created and completed the Gantt chart in Excel</w:t>
+      </w:r>
+    </w:p>
+    <w:p>
+      <w:pPr>
+        <w:numPr>
+          <w:ilvl w:val="1"/>
+          <w:numId w:val="1"/>
+        </w:numPr>
+        <w:spacing w:after="120" w:line="480" w:lineRule="auto"/>
+        <w:rPr>
+          <w:rFonts w:ascii="Times New Roman" w:eastAsia="Times New Roman" w:hAnsi="Times New Roman" w:cs="Times New Roman"/>
+          <w:color w:val="0F1115"/>
+          <w:kern w:val="0"/>
+          <w14:ligatures w14:val="none"/>
+        </w:rPr>
+      </w:pPr>
+      <w:r>
+        <w:rPr>
+          <w:rFonts w:ascii="Times New Roman" w:eastAsia="Times New Roman" w:hAnsi="Times New Roman" w:cs="Times New Roman"/>
+          <w:color w:val="0F1115"/>
+          <w:kern w:val="0"/>
+          <w14:ligatures w14:val="none"/>
+        </w:rPr>
+        <w:t>Created and completed the milestone list and duration estimate in Word</w:t>
+      </w:r>
+    </w:p>
+    <w:p>
+      <w:pPr>
+        <w:numPr>
+          <w:ilvl w:val="1"/>
+          <w:numId w:val="1"/>
+        </w:numPr>
+        <w:spacing w:after="120" w:line="480" w:lineRule="auto"/>
+        <w:rPr>
+          <w:rFonts w:ascii="Times New Roman" w:eastAsia="Times New Roman" w:hAnsi="Times New Roman" w:cs="Times New Roman"/>
+          <w:color w:val="0F1115"/>
+          <w:kern w:val="0"/>
+          <w14:ligatures w14:val="none"/>
+        </w:rPr>
+      </w:pPr>
+      <w:r>
+        <w:rPr>
+          <w:rFonts w:ascii="Times New Roman" w:eastAsia="Times New Roman" w:hAnsi="Times New Roman" w:cs="Times New Roman"/>
+          <w:color w:val="0F1115"/>
+          <w:kern w:val="0"/>
+          <w14:ligatures w14:val="none"/>
+        </w:rPr>
+        <w:t>Completed the timeline section for the PowerPoint presentation</w:t>
+      </w:r>
+    </w:p>
+    <w:p>
+      <w:pPr>
+        <w:numPr>
+          <w:ilvl w:val="1"/>
+          <w:numId w:val="1"/>
+        </w:numPr>
+        <w:spacing w:after="120" w:line="480" w:lineRule="auto"/>
+        <w:rPr>
+          <w:rFonts w:ascii="Times New Roman" w:eastAsia="Times New Roman" w:hAnsi="Times New Roman" w:cs="Times New Roman"/>
+          <w:color w:val="0F1115"/>
+          <w:kern w:val="0"/>
+          <w14:ligatures w14:val="none"/>
+        </w:rPr>
+      </w:pPr>
+      <w:r>
+        <w:rPr>
+          <w:rFonts w:ascii="Times New Roman" w:eastAsia="Times New Roman" w:hAnsi="Times New Roman" w:cs="Times New Roman"/>
+          <w:color w:val="0F1115"/>
+          <w:kern w:val="0"/>
+          <w14:ligatures w14:val="none"/>
+        </w:rPr>
+        <w:t>Worked on system design document</w:t>
       </w:r>
     </w:p>
     <w:p>
@@ -429,6 +525,7 @@
           <w:kern w:val="0"/>
           <w14:ligatures w14:val="none"/>
         </w:rPr>
+        <w:lastRenderedPageBreak/>
         <w:t>Daniel Austin:</w:t>
       </w:r>
     </w:p>
@@ -537,7 +634,6 @@
           <w:kern w:val="0"/>
           <w14:ligatures w14:val="none"/>
         </w:rPr>
-        <w:lastRenderedPageBreak/>
         <w:t>Implemented Google Login API on home/login page</w:t>
       </w:r>
     </w:p>

--- a/docs/phase2/team-contribution.docx
+++ b/docs/phase2/team-contribution.docx
@@ -316,7 +316,100 @@
           <w:kern w:val="0"/>
           <w14:ligatures w14:val="none"/>
         </w:rPr>
-        <w:t xml:space="preserve"> Creating original SQL and ERD for DB</w:t>
+        <w:t xml:space="preserve"> </w:t>
+      </w:r>
+    </w:p>
+    <w:p>
+      <w:pPr>
+        <w:pStyle w:val="ListParagraph"/>
+        <w:numPr>
+          <w:ilvl w:val="2"/>
+          <w:numId w:val="1"/>
+        </w:numPr>
+        <w:spacing w:after="120" w:line="480" w:lineRule="auto"/>
+        <w:rPr>
+          <w:rFonts w:ascii="Times New Roman" w:eastAsia="Times New Roman" w:hAnsi="Times New Roman" w:cs="Times New Roman"/>
+          <w:color w:val="0F1115"/>
+          <w:kern w:val="0"/>
+          <w14:ligatures w14:val="none"/>
+        </w:rPr>
+      </w:pPr>
+      <w:r>
+        <w:rPr>
+          <w:rFonts w:ascii="Times New Roman" w:eastAsia="Times New Roman" w:hAnsi="Times New Roman" w:cs="Times New Roman"/>
+          <w:color w:val="0F1115"/>
+          <w:kern w:val="0"/>
+          <w14:ligatures w14:val="none"/>
+        </w:rPr>
+        <w:t xml:space="preserve">Creating original </w:t>
+      </w:r>
+      <w:r>
+        <w:rPr>
+          <w:rFonts w:ascii="Times New Roman" w:eastAsia="Times New Roman" w:hAnsi="Times New Roman" w:cs="Times New Roman"/>
+          <w:color w:val="0F1115"/>
+          <w:kern w:val="0"/>
+          <w14:ligatures w14:val="none"/>
+        </w:rPr>
+        <w:t>My</w:t>
+      </w:r>
+      <w:r>
+        <w:rPr>
+          <w:rFonts w:ascii="Times New Roman" w:eastAsia="Times New Roman" w:hAnsi="Times New Roman" w:cs="Times New Roman"/>
+          <w:color w:val="0F1115"/>
+          <w:kern w:val="0"/>
+          <w14:ligatures w14:val="none"/>
+        </w:rPr>
+        <w:t>SQL and ERD for DB</w:t>
+      </w:r>
+    </w:p>
+    <w:p>
+      <w:pPr>
+        <w:pStyle w:val="ListParagraph"/>
+        <w:numPr>
+          <w:ilvl w:val="2"/>
+          <w:numId w:val="1"/>
+        </w:numPr>
+        <w:spacing w:after="120" w:line="480" w:lineRule="auto"/>
+        <w:rPr>
+          <w:rFonts w:ascii="Times New Roman" w:eastAsia="Times New Roman" w:hAnsi="Times New Roman" w:cs="Times New Roman"/>
+          <w:color w:val="0F1115"/>
+          <w:kern w:val="0"/>
+          <w14:ligatures w14:val="none"/>
+        </w:rPr>
+      </w:pPr>
+      <w:r>
+        <w:rPr>
+          <w:rFonts w:ascii="Times New Roman" w:eastAsia="Times New Roman" w:hAnsi="Times New Roman" w:cs="Times New Roman"/>
+          <w:color w:val="0F1115"/>
+          <w:kern w:val="0"/>
+          <w14:ligatures w14:val="none"/>
+        </w:rPr>
+        <w:t xml:space="preserve">Worked on Power point design </w:t>
+      </w:r>
+    </w:p>
+    <w:p>
+      <w:pPr>
+        <w:pStyle w:val="ListParagraph"/>
+        <w:numPr>
+          <w:ilvl w:val="2"/>
+          <w:numId w:val="1"/>
+        </w:numPr>
+        <w:spacing w:after="120" w:line="480" w:lineRule="auto"/>
+        <w:rPr>
+          <w:rFonts w:ascii="Times New Roman" w:eastAsia="Times New Roman" w:hAnsi="Times New Roman" w:cs="Times New Roman"/>
+          <w:color w:val="0F1115"/>
+          <w:kern w:val="0"/>
+          <w14:ligatures w14:val="none"/>
+        </w:rPr>
+      </w:pPr>
+      <w:r>
+        <w:rPr>
+          <w:rFonts w:ascii="Times New Roman" w:eastAsia="Times New Roman" w:hAnsi="Times New Roman" w:cs="Times New Roman"/>
+          <w:color w:val="0F1115"/>
+          <w:kern w:val="0"/>
+          <w14:ligatures w14:val="none"/>
+        </w:rPr>
+        <w:t>Updated system design documentation</w:t>
       </w:r>
     </w:p>
     <w:p>
@@ -411,6 +504,7 @@
         <w:rPr>
           <w:color w:val="0F1115"/>
         </w:rPr>
+        <w:lastRenderedPageBreak/>
         <w:t xml:space="preserve">Prepared an acknowledgment document to recognize the assistance of Professor </w:t>
       </w:r>
       <w:r>
@@ -525,7 +619,6 @@
           <w:kern w:val="0"/>
           <w14:ligatures w14:val="none"/>
         </w:rPr>
-        <w:lastRenderedPageBreak/>
         <w:t>Daniel Austin:</w:t>
       </w:r>
     </w:p>

--- a/docs/phase2/team-contribution.docx
+++ b/docs/phase2/team-contribution.docx
@@ -1,23 +1,17 @@
 
 <file path=word/document.xml><?xml version="1.0" encoding="utf-8"?>
-<w:document xmlns:o="urn:schemas-microsoft-com:office:office" xmlns:r="http://schemas.openxmlformats.org/officeDocument/2006/relationships" xmlns:v="urn:schemas-microsoft-com:vml" xmlns:w="http://schemas.openxmlformats.org/wordprocessingml/2006/main" xmlns:w10="urn:schemas-microsoft-com:office:word" xmlns:wp="http://schemas.openxmlformats.org/drawingml/2006/wordprocessingDrawing" xmlns:pic="http://schemas.openxmlformats.org/drawingml/2006/picture" xmlns:wps="http://schemas.microsoft.com/office/word/2010/wordprocessingShape" xmlns:wpg="http://schemas.microsoft.com/office/word/2010/wordprocessingGroup" xmlns:mc="http://schemas.openxmlformats.org/markup-compatibility/2006" xmlns:wp14="http://schemas.microsoft.com/office/word/2010/wordprocessingDrawing" xmlns:w14="http://schemas.microsoft.com/office/word/2010/wordml" xmlns:w15="http://schemas.microsoft.com/office/word/2012/wordml" mc:Ignorable="w14 wp14 w15">
+<w:document xmlns:wpc="http://schemas.microsoft.com/office/word/2010/wordprocessingCanvas" xmlns:cx="http://schemas.microsoft.com/office/drawing/2014/chartex" xmlns:cx1="http://schemas.microsoft.com/office/drawing/2015/9/8/chartex" xmlns:cx2="http://schemas.microsoft.com/office/drawing/2015/10/21/chartex" xmlns:cx3="http://schemas.microsoft.com/office/drawing/2016/5/9/chartex" xmlns:cx4="http://schemas.microsoft.com/office/drawing/2016/5/10/chartex" xmlns:cx5="http://schemas.microsoft.com/office/drawing/2016/5/11/chartex" xmlns:cx6="http://schemas.microsoft.com/office/drawing/2016/5/12/chartex" xmlns:cx7="http://schemas.microsoft.com/office/drawing/2016/5/13/chartex" xmlns:cx8="http://schemas.microsoft.com/office/drawing/2016/5/14/chartex" xmlns:mc="http://schemas.openxmlformats.org/markup-compatibility/2006" xmlns:aink="http://schemas.microsoft.com/office/drawing/2016/ink" xmlns:am3d="http://schemas.microsoft.com/office/drawing/2017/model3d" xmlns:o="urn:schemas-microsoft-com:office:office" xmlns:oel="http://schemas.microsoft.com/office/2019/extlst" xmlns:r="http://schemas.openxmlformats.org/officeDocument/2006/relationships" xmlns:m="http://schemas.openxmlformats.org/officeDocument/2006/math" xmlns:v="urn:schemas-microsoft-com:vml" xmlns:wp14="http://schemas.microsoft.com/office/word/2010/wordprocessingDrawing" xmlns:wp="http://schemas.openxmlformats.org/drawingml/2006/wordprocessingDrawing" xmlns:w10="urn:schemas-microsoft-com:office:word" xmlns:w="http://schemas.openxmlformats.org/wordprocessingml/2006/main" xmlns:w14="http://schemas.microsoft.com/office/word/2010/wordml" xmlns:w15="http://schemas.microsoft.com/office/word/2012/wordml" xmlns:w16cex="http://schemas.microsoft.com/office/word/2018/wordml/cex" xmlns:w16cid="http://schemas.microsoft.com/office/word/2016/wordml/cid" xmlns:w16="http://schemas.microsoft.com/office/word/2018/wordml" xmlns:w16du="http://schemas.microsoft.com/office/word/2023/wordml/word16du" xmlns:w16sdtdh="http://schemas.microsoft.com/office/word/2020/wordml/sdtdatahash" xmlns:w16sdtfl="http://schemas.microsoft.com/office/word/2024/wordml/sdtformatlock" xmlns:w16se="http://schemas.microsoft.com/office/word/2015/wordml/symex" xmlns:wpg="http://schemas.microsoft.com/office/word/2010/wordprocessingGroup" xmlns:wpi="http://schemas.microsoft.com/office/word/2010/wordprocessingInk" xmlns:wne="http://schemas.microsoft.com/office/word/2006/wordml" xmlns:wps="http://schemas.microsoft.com/office/word/2010/wordprocessingShape" mc:Ignorable="w14 w15 w16se w16cid w16 w16cex w16sdtdh w16sdtfl w16du wp14">
   <w:body>
     <w:p>
       <w:pPr>
-        <w:pStyle w:val="Normal"/>
-        <w:numPr>
-          <w:ilvl w:val="0"/>
-          <w:numId w:val="0"/>
-        </w:numPr>
-        <w:tabs>
-          <w:tab w:val="clear" w:pos="720"/>
-          <w:tab w:val="left" w:pos="840" w:leader="none"/>
-          <w:tab w:val="center" w:pos="5175" w:leader="none"/>
-        </w:tabs>
-        <w:spacing w:lineRule="auto" w:line="480" w:before="0" w:after="0"/>
+        <w:tabs>
+          <w:tab w:val="left" w:pos="840"/>
+          <w:tab w:val="center" w:pos="5175"/>
+        </w:tabs>
+        <w:spacing w:after="0" w:line="480" w:lineRule="auto"/>
         <w:outlineLvl w:val="2"/>
         <w:rPr>
-          <w:rFonts w:ascii="Times New Roman" w:hAnsi="Times New Roman" w:eastAsia="Times New Roman" w:cs="Times New Roman"/>
+          <w:rFonts w:ascii="Times New Roman" w:eastAsia="Times New Roman" w:hAnsi="Times New Roman" w:cs="Times New Roman"/>
           <w:b/>
           <w:bCs/>
           <w:color w:val="0F1115"/>
@@ -27,7 +21,7 @@
       </w:pPr>
       <w:r>
         <w:rPr>
-          <w:rFonts w:eastAsia="Times New Roman" w:cs="Times New Roman" w:ascii="Times New Roman" w:hAnsi="Times New Roman"/>
+          <w:rFonts w:ascii="Times New Roman" w:eastAsia="Times New Roman" w:hAnsi="Times New Roman" w:cs="Times New Roman"/>
           <w:b/>
           <w:bCs/>
           <w:color w:val="0F1115"/>
@@ -35,22 +29,27 @@
           <w14:ligatures w14:val="none"/>
         </w:rPr>
         <w:tab/>
+      </w:r>
+      <w:r>
+        <w:rPr>
+          <w:rFonts w:ascii="Times New Roman" w:eastAsia="Times New Roman" w:hAnsi="Times New Roman" w:cs="Times New Roman"/>
+          <w:b/>
+          <w:bCs/>
+          <w:color w:val="0F1115"/>
+          <w:kern w:val="0"/>
+          <w14:ligatures w14:val="none"/>
+        </w:rPr>
         <w:tab/>
         <w:t>Dollar Doodle:</w:t>
       </w:r>
     </w:p>
     <w:p>
       <w:pPr>
-        <w:pStyle w:val="Normal"/>
-        <w:numPr>
-          <w:ilvl w:val="0"/>
-          <w:numId w:val="0"/>
-        </w:numPr>
-        <w:spacing w:lineRule="auto" w:line="480" w:before="0" w:after="240"/>
+        <w:spacing w:after="240" w:line="480" w:lineRule="auto"/>
         <w:jc w:val="center"/>
         <w:outlineLvl w:val="2"/>
         <w:rPr>
-          <w:rFonts w:ascii="Times New Roman" w:hAnsi="Times New Roman" w:eastAsia="Times New Roman" w:cs="Times New Roman"/>
+          <w:rFonts w:ascii="Times New Roman" w:eastAsia="Times New Roman" w:hAnsi="Times New Roman" w:cs="Times New Roman"/>
           <w:b/>
           <w:bCs/>
           <w:color w:val="0F1115"/>
@@ -60,7 +59,7 @@
       </w:pPr>
       <w:r>
         <w:rPr>
-          <w:rFonts w:eastAsia="Times New Roman" w:cs="Times New Roman" w:ascii="Times New Roman" w:hAnsi="Times New Roman"/>
+          <w:rFonts w:ascii="Times New Roman" w:eastAsia="Times New Roman" w:hAnsi="Times New Roman" w:cs="Times New Roman"/>
           <w:b/>
           <w:bCs/>
           <w:color w:val="0F1115"/>
@@ -72,18 +71,17 @@
     </w:p>
     <w:p>
       <w:pPr>
-        <w:pStyle w:val="Normal"/>
-        <w:spacing w:lineRule="auto" w:line="480" w:before="240" w:after="240"/>
-        <w:rPr>
-          <w:rFonts w:ascii="Times New Roman" w:hAnsi="Times New Roman" w:eastAsia="Times New Roman" w:cs="Times New Roman"/>
-          <w:color w:val="0F1115"/>
-          <w:kern w:val="0"/>
-          <w14:ligatures w14:val="none"/>
-        </w:rPr>
-      </w:pPr>
-      <w:r>
-        <w:rPr>
-          <w:rFonts w:eastAsia="Times New Roman" w:cs="Times New Roman" w:ascii="Times New Roman" w:hAnsi="Times New Roman"/>
+        <w:spacing w:before="240" w:after="240" w:line="480" w:lineRule="auto"/>
+        <w:rPr>
+          <w:rFonts w:ascii="Times New Roman" w:eastAsia="Times New Roman" w:hAnsi="Times New Roman" w:cs="Times New Roman"/>
+          <w:color w:val="0F1115"/>
+          <w:kern w:val="0"/>
+          <w14:ligatures w14:val="none"/>
+        </w:rPr>
+      </w:pPr>
+      <w:r>
+        <w:rPr>
+          <w:rFonts w:ascii="Times New Roman" w:eastAsia="Times New Roman" w:hAnsi="Times New Roman" w:cs="Times New Roman"/>
           <w:color w:val="0F1115"/>
           <w:kern w:val="0"/>
           <w14:ligatures w14:val="none"/>
@@ -93,18 +91,17 @@
     </w:p>
     <w:p>
       <w:pPr>
-        <w:pStyle w:val="Normal"/>
-        <w:spacing w:lineRule="auto" w:line="480" w:before="240" w:after="240"/>
-        <w:rPr>
-          <w:rFonts w:ascii="Times New Roman" w:hAnsi="Times New Roman" w:eastAsia="Times New Roman" w:cs="Times New Roman"/>
-          <w:color w:val="0F1115"/>
-          <w:kern w:val="0"/>
-          <w14:ligatures w14:val="none"/>
-        </w:rPr>
-      </w:pPr>
-      <w:r>
-        <w:rPr>
-          <w:rFonts w:eastAsia="Times New Roman" w:cs="Times New Roman" w:ascii="Times New Roman" w:hAnsi="Times New Roman"/>
+        <w:spacing w:before="240" w:after="240" w:line="480" w:lineRule="auto"/>
+        <w:rPr>
+          <w:rFonts w:ascii="Times New Roman" w:eastAsia="Times New Roman" w:hAnsi="Times New Roman" w:cs="Times New Roman"/>
+          <w:color w:val="0F1115"/>
+          <w:kern w:val="0"/>
+          <w14:ligatures w14:val="none"/>
+        </w:rPr>
+      </w:pPr>
+      <w:r>
+        <w:rPr>
+          <w:rFonts w:ascii="Times New Roman" w:eastAsia="Times New Roman" w:hAnsi="Times New Roman" w:cs="Times New Roman"/>
           <w:color w:val="0F1115"/>
           <w:kern w:val="0"/>
           <w14:ligatures w14:val="none"/>
@@ -114,22 +111,21 @@
     </w:p>
     <w:p>
       <w:pPr>
-        <w:pStyle w:val="Normal"/>
         <w:numPr>
           <w:ilvl w:val="0"/>
           <w:numId w:val="1"/>
         </w:numPr>
-        <w:spacing w:lineRule="auto" w:line="480" w:before="0" w:after="120"/>
-        <w:rPr>
-          <w:rFonts w:ascii="Times New Roman" w:hAnsi="Times New Roman" w:eastAsia="Times New Roman" w:cs="Times New Roman"/>
-          <w:color w:val="0F1115"/>
-          <w:kern w:val="0"/>
-          <w14:ligatures w14:val="none"/>
-        </w:rPr>
-      </w:pPr>
-      <w:r>
-        <w:rPr>
-          <w:rFonts w:eastAsia="Times New Roman" w:cs="Times New Roman" w:ascii="Times New Roman" w:hAnsi="Times New Roman"/>
+        <w:spacing w:after="120" w:line="480" w:lineRule="auto"/>
+        <w:rPr>
+          <w:rFonts w:ascii="Times New Roman" w:eastAsia="Times New Roman" w:hAnsi="Times New Roman" w:cs="Times New Roman"/>
+          <w:color w:val="0F1115"/>
+          <w:kern w:val="0"/>
+          <w14:ligatures w14:val="none"/>
+        </w:rPr>
+      </w:pPr>
+      <w:r>
+        <w:rPr>
+          <w:rFonts w:ascii="Times New Roman" w:eastAsia="Times New Roman" w:hAnsi="Times New Roman" w:cs="Times New Roman"/>
           <w:b/>
           <w:bCs/>
           <w:color w:val="0F1115"/>
@@ -140,7 +136,7 @@
       </w:r>
       <w:r>
         <w:rPr>
-          <w:rFonts w:eastAsia="Times New Roman" w:cs="Times New Roman" w:ascii="Times New Roman" w:hAnsi="Times New Roman"/>
+          <w:rFonts w:ascii="Times New Roman" w:eastAsia="Times New Roman" w:hAnsi="Times New Roman" w:cs="Times New Roman"/>
           <w:color w:val="0F1115"/>
           <w:kern w:val="0"/>
           <w14:ligatures w14:val="none"/>
@@ -150,22 +146,21 @@
     </w:p>
     <w:p>
       <w:pPr>
-        <w:pStyle w:val="Normal"/>
         <w:numPr>
           <w:ilvl w:val="1"/>
           <w:numId w:val="1"/>
         </w:numPr>
-        <w:spacing w:lineRule="auto" w:line="480" w:before="0" w:after="120"/>
-        <w:rPr>
-          <w:rFonts w:ascii="Times New Roman" w:hAnsi="Times New Roman" w:eastAsia="Times New Roman" w:cs="Times New Roman"/>
-          <w:color w:val="0F1115"/>
-          <w:kern w:val="0"/>
-          <w14:ligatures w14:val="none"/>
-        </w:rPr>
-      </w:pPr>
-      <w:r>
-        <w:rPr>
-          <w:rFonts w:eastAsia="Times New Roman" w:cs="Times New Roman" w:ascii="Times New Roman" w:hAnsi="Times New Roman"/>
+        <w:spacing w:after="120" w:line="480" w:lineRule="auto"/>
+        <w:rPr>
+          <w:rFonts w:ascii="Times New Roman" w:eastAsia="Times New Roman" w:hAnsi="Times New Roman" w:cs="Times New Roman"/>
+          <w:color w:val="0F1115"/>
+          <w:kern w:val="0"/>
+          <w14:ligatures w14:val="none"/>
+        </w:rPr>
+      </w:pPr>
+      <w:r>
+        <w:rPr>
+          <w:rFonts w:ascii="Times New Roman" w:eastAsia="Times New Roman" w:hAnsi="Times New Roman" w:cs="Times New Roman"/>
           <w:color w:val="0F1115"/>
           <w:kern w:val="0"/>
           <w14:ligatures w14:val="none"/>
@@ -175,22 +170,21 @@
     </w:p>
     <w:p>
       <w:pPr>
-        <w:pStyle w:val="Normal"/>
         <w:numPr>
           <w:ilvl w:val="1"/>
           <w:numId w:val="1"/>
         </w:numPr>
-        <w:spacing w:lineRule="auto" w:line="480" w:before="0" w:after="120"/>
-        <w:rPr>
-          <w:rFonts w:ascii="Times New Roman" w:hAnsi="Times New Roman" w:eastAsia="Times New Roman" w:cs="Times New Roman"/>
-          <w:color w:val="0F1115"/>
-          <w:kern w:val="0"/>
-          <w14:ligatures w14:val="none"/>
-        </w:rPr>
-      </w:pPr>
-      <w:r>
-        <w:rPr>
-          <w:rFonts w:eastAsia="Times New Roman" w:cs="Times New Roman" w:ascii="Times New Roman" w:hAnsi="Times New Roman"/>
+        <w:spacing w:after="120" w:line="480" w:lineRule="auto"/>
+        <w:rPr>
+          <w:rFonts w:ascii="Times New Roman" w:eastAsia="Times New Roman" w:hAnsi="Times New Roman" w:cs="Times New Roman"/>
+          <w:color w:val="0F1115"/>
+          <w:kern w:val="0"/>
+          <w14:ligatures w14:val="none"/>
+        </w:rPr>
+      </w:pPr>
+      <w:r>
+        <w:rPr>
+          <w:rFonts w:ascii="Times New Roman" w:eastAsia="Times New Roman" w:hAnsi="Times New Roman" w:cs="Times New Roman"/>
           <w:color w:val="0F1115"/>
           <w:kern w:val="0"/>
           <w14:ligatures w14:val="none"/>
@@ -200,22 +194,21 @@
     </w:p>
     <w:p>
       <w:pPr>
-        <w:pStyle w:val="Normal"/>
         <w:numPr>
           <w:ilvl w:val="1"/>
           <w:numId w:val="1"/>
         </w:numPr>
-        <w:spacing w:lineRule="auto" w:line="480" w:before="0" w:after="120"/>
-        <w:rPr>
-          <w:rFonts w:ascii="Times New Roman" w:hAnsi="Times New Roman" w:eastAsia="Times New Roman" w:cs="Times New Roman"/>
-          <w:color w:val="0F1115"/>
-          <w:kern w:val="0"/>
-          <w14:ligatures w14:val="none"/>
-        </w:rPr>
-      </w:pPr>
-      <w:r>
-        <w:rPr>
-          <w:rFonts w:eastAsia="Times New Roman" w:cs="Times New Roman" w:ascii="Times New Roman" w:hAnsi="Times New Roman"/>
+        <w:spacing w:after="120" w:line="480" w:lineRule="auto"/>
+        <w:rPr>
+          <w:rFonts w:ascii="Times New Roman" w:eastAsia="Times New Roman" w:hAnsi="Times New Roman" w:cs="Times New Roman"/>
+          <w:color w:val="0F1115"/>
+          <w:kern w:val="0"/>
+          <w14:ligatures w14:val="none"/>
+        </w:rPr>
+      </w:pPr>
+      <w:r>
+        <w:rPr>
+          <w:rFonts w:ascii="Times New Roman" w:eastAsia="Times New Roman" w:hAnsi="Times New Roman" w:cs="Times New Roman"/>
           <w:color w:val="0F1115"/>
           <w:kern w:val="0"/>
           <w14:ligatures w14:val="none"/>
@@ -225,47 +218,45 @@
     </w:p>
     <w:p>
       <w:pPr>
-        <w:pStyle w:val="Normal"/>
         <w:numPr>
           <w:ilvl w:val="1"/>
           <w:numId w:val="1"/>
         </w:numPr>
-        <w:spacing w:lineRule="auto" w:line="480" w:before="0" w:after="120"/>
-        <w:rPr>
-          <w:rFonts w:ascii="Times New Roman" w:hAnsi="Times New Roman" w:eastAsia="Times New Roman" w:cs="Times New Roman"/>
-          <w:color w:val="0F1115"/>
-          <w:kern w:val="0"/>
-          <w14:ligatures w14:val="none"/>
-        </w:rPr>
-      </w:pPr>
-      <w:r>
-        <w:rPr>
-          <w:rFonts w:eastAsia="Times New Roman" w:cs="Times New Roman" w:ascii="Times New Roman" w:hAnsi="Times New Roman"/>
-          <w:color w:val="0F1115"/>
-          <w:kern w:val="0"/>
-          <w14:ligatures w14:val="none"/>
-        </w:rPr>
-        <w:t>Worked on system design document</w:t>
-      </w:r>
-    </w:p>
-    <w:p>
-      <w:pPr>
-        <w:pStyle w:val="Normal"/>
+        <w:spacing w:after="120" w:line="480" w:lineRule="auto"/>
+        <w:rPr>
+          <w:rFonts w:ascii="Times New Roman" w:eastAsia="Times New Roman" w:hAnsi="Times New Roman" w:cs="Times New Roman"/>
+          <w:color w:val="0F1115"/>
+          <w:kern w:val="0"/>
+          <w14:ligatures w14:val="none"/>
+        </w:rPr>
+      </w:pPr>
+      <w:r>
+        <w:rPr>
+          <w:rFonts w:ascii="Times New Roman" w:eastAsia="Times New Roman" w:hAnsi="Times New Roman" w:cs="Times New Roman"/>
+          <w:color w:val="0F1115"/>
+          <w:kern w:val="0"/>
+          <w14:ligatures w14:val="none"/>
+        </w:rPr>
+        <w:t xml:space="preserve">Filled in any blank spaces left within the system design document and checked over all work on it done by others to make sure it was completed. </w:t>
+      </w:r>
+    </w:p>
+    <w:p>
+      <w:pPr>
         <w:numPr>
           <w:ilvl w:val="0"/>
           <w:numId w:val="1"/>
         </w:numPr>
-        <w:spacing w:lineRule="auto" w:line="480" w:before="0" w:after="120"/>
-        <w:rPr>
-          <w:rFonts w:ascii="Times New Roman" w:hAnsi="Times New Roman" w:eastAsia="Times New Roman" w:cs="Times New Roman"/>
-          <w:color w:val="0F1115"/>
-          <w:kern w:val="0"/>
-          <w14:ligatures w14:val="none"/>
-        </w:rPr>
-      </w:pPr>
-      <w:r>
-        <w:rPr>
-          <w:rFonts w:eastAsia="Times New Roman" w:cs="Times New Roman" w:ascii="Times New Roman" w:hAnsi="Times New Roman"/>
+        <w:spacing w:after="120" w:line="480" w:lineRule="auto"/>
+        <w:rPr>
+          <w:rFonts w:ascii="Times New Roman" w:eastAsia="Times New Roman" w:hAnsi="Times New Roman" w:cs="Times New Roman"/>
+          <w:color w:val="0F1115"/>
+          <w:kern w:val="0"/>
+          <w14:ligatures w14:val="none"/>
+        </w:rPr>
+      </w:pPr>
+      <w:r>
+        <w:rPr>
+          <w:rFonts w:ascii="Times New Roman" w:eastAsia="Times New Roman" w:hAnsi="Times New Roman" w:cs="Times New Roman"/>
           <w:b/>
           <w:bCs/>
           <w:color w:val="0F1115"/>
@@ -276,7 +267,7 @@
       </w:r>
       <w:r>
         <w:rPr>
-          <w:rFonts w:eastAsia="Times New Roman" w:cs="Times New Roman" w:ascii="Times New Roman" w:hAnsi="Times New Roman"/>
+          <w:rFonts w:ascii="Times New Roman" w:eastAsia="Times New Roman" w:hAnsi="Times New Roman" w:cs="Times New Roman"/>
           <w:color w:val="0F1115"/>
           <w:kern w:val="0"/>
           <w14:ligatures w14:val="none"/>
@@ -286,22 +277,21 @@
     </w:p>
     <w:p>
       <w:pPr>
-        <w:pStyle w:val="Normal"/>
         <w:numPr>
           <w:ilvl w:val="1"/>
           <w:numId w:val="1"/>
         </w:numPr>
-        <w:spacing w:lineRule="auto" w:line="480" w:before="0" w:after="120"/>
-        <w:rPr>
-          <w:rFonts w:ascii="Times New Roman" w:hAnsi="Times New Roman" w:eastAsia="Times New Roman" w:cs="Times New Roman"/>
-          <w:color w:val="0F1115"/>
-          <w:kern w:val="0"/>
-          <w14:ligatures w14:val="none"/>
-        </w:rPr>
-      </w:pPr>
-      <w:r>
-        <w:rPr>
-          <w:rFonts w:eastAsia="Times New Roman" w:cs="Times New Roman" w:ascii="Times New Roman" w:hAnsi="Times New Roman"/>
+        <w:spacing w:after="120" w:line="480" w:lineRule="auto"/>
+        <w:rPr>
+          <w:rFonts w:ascii="Times New Roman" w:eastAsia="Times New Roman" w:hAnsi="Times New Roman" w:cs="Times New Roman"/>
+          <w:color w:val="0F1115"/>
+          <w:kern w:val="0"/>
+          <w14:ligatures w14:val="none"/>
+        </w:rPr>
+      </w:pPr>
+      <w:r>
+        <w:rPr>
+          <w:rFonts w:ascii="Times New Roman" w:eastAsia="Times New Roman" w:hAnsi="Times New Roman" w:cs="Times New Roman"/>
           <w:color w:val="0F1115"/>
           <w:kern w:val="0"/>
           <w14:ligatures w14:val="none"/>
@@ -311,22 +301,21 @@
     </w:p>
     <w:p>
       <w:pPr>
-        <w:pStyle w:val="Normal"/>
         <w:numPr>
           <w:ilvl w:val="1"/>
           <w:numId w:val="1"/>
         </w:numPr>
-        <w:spacing w:lineRule="auto" w:line="480" w:before="0" w:after="120"/>
-        <w:rPr>
-          <w:rFonts w:ascii="Times New Roman" w:hAnsi="Times New Roman" w:eastAsia="Times New Roman" w:cs="Times New Roman"/>
-          <w:color w:val="0F1115"/>
-          <w:kern w:val="0"/>
-          <w14:ligatures w14:val="none"/>
-        </w:rPr>
-      </w:pPr>
-      <w:r>
-        <w:rPr>
-          <w:rFonts w:eastAsia="Times New Roman" w:cs="Times New Roman" w:ascii="Times New Roman" w:hAnsi="Times New Roman"/>
+        <w:spacing w:after="120" w:line="480" w:lineRule="auto"/>
+        <w:rPr>
+          <w:rFonts w:ascii="Times New Roman" w:eastAsia="Times New Roman" w:hAnsi="Times New Roman" w:cs="Times New Roman"/>
+          <w:color w:val="0F1115"/>
+          <w:kern w:val="0"/>
+          <w14:ligatures w14:val="none"/>
+        </w:rPr>
+      </w:pPr>
+      <w:r>
+        <w:rPr>
+          <w:rFonts w:ascii="Times New Roman" w:eastAsia="Times New Roman" w:hAnsi="Times New Roman" w:cs="Times New Roman"/>
           <w:color w:val="0F1115"/>
           <w:kern w:val="0"/>
           <w14:ligatures w14:val="none"/>
@@ -336,47 +325,65 @@
     </w:p>
     <w:p>
       <w:pPr>
-        <w:pStyle w:val="Normal"/>
         <w:numPr>
           <w:ilvl w:val="1"/>
           <w:numId w:val="1"/>
         </w:numPr>
-        <w:spacing w:lineRule="auto" w:line="480" w:before="0" w:after="120"/>
-        <w:rPr>
-          <w:rFonts w:ascii="Times New Roman" w:hAnsi="Times New Roman" w:eastAsia="Times New Roman" w:cs="Times New Roman"/>
-          <w:color w:val="0F1115"/>
-          <w:kern w:val="0"/>
-          <w14:ligatures w14:val="none"/>
-        </w:rPr>
-      </w:pPr>
-      <w:r>
-        <w:rPr>
-          <w:rFonts w:eastAsia="Times New Roman" w:cs="Times New Roman" w:ascii="Times New Roman" w:hAnsi="Times New Roman"/>
-          <w:color w:val="0F1115"/>
-          <w:kern w:val="0"/>
-          <w14:ligatures w14:val="none"/>
-        </w:rPr>
-        <w:t>Kept the repository well structured and organized</w:t>
-      </w:r>
-    </w:p>
-    <w:p>
-      <w:pPr>
-        <w:pStyle w:val="Normal"/>
+        <w:spacing w:after="120" w:line="480" w:lineRule="auto"/>
+        <w:rPr>
+          <w:rFonts w:ascii="Times New Roman" w:eastAsia="Times New Roman" w:hAnsi="Times New Roman" w:cs="Times New Roman"/>
+          <w:color w:val="0F1115"/>
+          <w:kern w:val="0"/>
+          <w14:ligatures w14:val="none"/>
+        </w:rPr>
+      </w:pPr>
+      <w:r>
+        <w:rPr>
+          <w:rFonts w:ascii="Times New Roman" w:eastAsia="Times New Roman" w:hAnsi="Times New Roman" w:cs="Times New Roman"/>
+          <w:color w:val="0F1115"/>
+          <w:kern w:val="0"/>
+          <w14:ligatures w14:val="none"/>
+        </w:rPr>
+        <w:t xml:space="preserve">Kept the repository </w:t>
+      </w:r>
+      <w:proofErr w:type="spellStart"/>
+      <w:r>
+        <w:rPr>
+          <w:rFonts w:ascii="Times New Roman" w:eastAsia="Times New Roman" w:hAnsi="Times New Roman" w:cs="Times New Roman"/>
+          <w:color w:val="0F1115"/>
+          <w:kern w:val="0"/>
+          <w14:ligatures w14:val="none"/>
+        </w:rPr>
+        <w:t>well structured</w:t>
+      </w:r>
+      <w:proofErr w:type="spellEnd"/>
+      <w:r>
+        <w:rPr>
+          <w:rFonts w:ascii="Times New Roman" w:eastAsia="Times New Roman" w:hAnsi="Times New Roman" w:cs="Times New Roman"/>
+          <w:color w:val="0F1115"/>
+          <w:kern w:val="0"/>
+          <w14:ligatures w14:val="none"/>
+        </w:rPr>
+        <w:t xml:space="preserve"> and organized</w:t>
+      </w:r>
+    </w:p>
+    <w:p>
+      <w:pPr>
         <w:numPr>
           <w:ilvl w:val="1"/>
           <w:numId w:val="1"/>
         </w:numPr>
-        <w:spacing w:lineRule="auto" w:line="480" w:before="0" w:after="120"/>
-        <w:rPr>
-          <w:rFonts w:ascii="Times New Roman" w:hAnsi="Times New Roman" w:eastAsia="Times New Roman" w:cs="Times New Roman"/>
-          <w:color w:val="0F1115"/>
-          <w:kern w:val="0"/>
-          <w14:ligatures w14:val="none"/>
-        </w:rPr>
-      </w:pPr>
-      <w:r>
-        <w:rPr>
-          <w:rFonts w:eastAsia="Times New Roman" w:cs="Times New Roman" w:ascii="Times New Roman" w:hAnsi="Times New Roman"/>
+        <w:spacing w:after="120" w:line="480" w:lineRule="auto"/>
+        <w:rPr>
+          <w:rFonts w:ascii="Times New Roman" w:eastAsia="Times New Roman" w:hAnsi="Times New Roman" w:cs="Times New Roman"/>
+          <w:color w:val="0F1115"/>
+          <w:kern w:val="0"/>
+          <w14:ligatures w14:val="none"/>
+        </w:rPr>
+      </w:pPr>
+      <w:r>
+        <w:rPr>
+          <w:rFonts w:ascii="Times New Roman" w:eastAsia="Times New Roman" w:hAnsi="Times New Roman" w:cs="Times New Roman"/>
           <w:color w:val="0F1115"/>
           <w:kern w:val="0"/>
           <w14:ligatures w14:val="none"/>
@@ -386,22 +393,21 @@
     </w:p>
     <w:p>
       <w:pPr>
-        <w:pStyle w:val="Normal"/>
         <w:numPr>
           <w:ilvl w:val="1"/>
           <w:numId w:val="1"/>
         </w:numPr>
-        <w:spacing w:lineRule="auto" w:line="480" w:before="0" w:after="120"/>
-        <w:rPr>
-          <w:rFonts w:ascii="Times New Roman" w:hAnsi="Times New Roman" w:eastAsia="Times New Roman" w:cs="Times New Roman"/>
-          <w:color w:val="0F1115"/>
-          <w:kern w:val="0"/>
-          <w14:ligatures w14:val="none"/>
-        </w:rPr>
-      </w:pPr>
-      <w:r>
-        <w:rPr>
-          <w:rFonts w:eastAsia="Times New Roman" w:cs="Times New Roman" w:ascii="Times New Roman" w:hAnsi="Times New Roman"/>
+        <w:spacing w:after="120" w:line="480" w:lineRule="auto"/>
+        <w:rPr>
+          <w:rFonts w:ascii="Times New Roman" w:eastAsia="Times New Roman" w:hAnsi="Times New Roman" w:cs="Times New Roman"/>
+          <w:color w:val="0F1115"/>
+          <w:kern w:val="0"/>
+          <w14:ligatures w14:val="none"/>
+        </w:rPr>
+      </w:pPr>
+      <w:r>
+        <w:rPr>
+          <w:rFonts w:ascii="Times New Roman" w:eastAsia="Times New Roman" w:hAnsi="Times New Roman" w:cs="Times New Roman"/>
           <w:color w:val="0F1115"/>
           <w:kern w:val="0"/>
           <w14:ligatures w14:val="none"/>
@@ -411,22 +417,21 @@
     </w:p>
     <w:p>
       <w:pPr>
-        <w:pStyle w:val="Normal"/>
         <w:numPr>
           <w:ilvl w:val="0"/>
           <w:numId w:val="1"/>
         </w:numPr>
-        <w:spacing w:lineRule="auto" w:line="480" w:before="0" w:after="120"/>
-        <w:rPr>
-          <w:rFonts w:ascii="Times New Roman" w:hAnsi="Times New Roman" w:eastAsia="Times New Roman" w:cs="Times New Roman"/>
-          <w:color w:val="0F1115"/>
-          <w:kern w:val="0"/>
-          <w14:ligatures w14:val="none"/>
-        </w:rPr>
-      </w:pPr>
-      <w:r>
-        <w:rPr>
-          <w:rFonts w:eastAsia="Times New Roman" w:cs="Times New Roman" w:ascii="Times New Roman" w:hAnsi="Times New Roman"/>
+        <w:spacing w:after="120" w:line="480" w:lineRule="auto"/>
+        <w:rPr>
+          <w:rFonts w:ascii="Times New Roman" w:eastAsia="Times New Roman" w:hAnsi="Times New Roman" w:cs="Times New Roman"/>
+          <w:color w:val="0F1115"/>
+          <w:kern w:val="0"/>
+          <w14:ligatures w14:val="none"/>
+        </w:rPr>
+      </w:pPr>
+      <w:r>
+        <w:rPr>
+          <w:rFonts w:ascii="Times New Roman" w:eastAsia="Times New Roman" w:hAnsi="Times New Roman" w:cs="Times New Roman"/>
           <w:b/>
           <w:bCs/>
           <w:color w:val="0F1115"/>
@@ -437,7 +442,7 @@
       </w:r>
       <w:r>
         <w:rPr>
-          <w:rFonts w:eastAsia="Times New Roman" w:cs="Times New Roman" w:ascii="Times New Roman" w:hAnsi="Times New Roman"/>
+          <w:rFonts w:ascii="Times New Roman" w:eastAsia="Times New Roman" w:hAnsi="Times New Roman" w:cs="Times New Roman"/>
           <w:color w:val="0F1115"/>
           <w:kern w:val="0"/>
           <w14:ligatures w14:val="none"/>
@@ -452,22 +457,22 @@
           <w:ilvl w:val="2"/>
           <w:numId w:val="1"/>
         </w:numPr>
-        <w:spacing w:lineRule="auto" w:line="480" w:before="0" w:after="120"/>
-        <w:contextualSpacing/>
-        <w:rPr>
-          <w:rFonts w:ascii="Times New Roman" w:hAnsi="Times New Roman" w:eastAsia="Times New Roman" w:cs="Times New Roman"/>
-          <w:color w:val="0F1115"/>
-          <w:kern w:val="0"/>
-          <w14:ligatures w14:val="none"/>
-        </w:rPr>
-      </w:pPr>
-      <w:r>
-        <w:rPr>
-          <w:rFonts w:eastAsia="Times New Roman" w:cs="Times New Roman" w:ascii="Times New Roman" w:hAnsi="Times New Roman"/>
-          <w:color w:val="0F1115"/>
-          <w:kern w:val="0"/>
-          <w14:ligatures w14:val="none"/>
-        </w:rPr>
+        <w:spacing w:after="120" w:line="480" w:lineRule="auto"/>
+        <w:rPr>
+          <w:rFonts w:ascii="Times New Roman" w:eastAsia="Times New Roman" w:hAnsi="Times New Roman" w:cs="Times New Roman"/>
+          <w:color w:val="0F1115"/>
+          <w:kern w:val="0"/>
+          <w14:ligatures w14:val="none"/>
+        </w:rPr>
+      </w:pPr>
+      <w:r>
+        <w:rPr>
+          <w:rFonts w:ascii="Times New Roman" w:eastAsia="Times New Roman" w:hAnsi="Times New Roman" w:cs="Times New Roman"/>
+          <w:color w:val="0F1115"/>
+          <w:kern w:val="0"/>
+          <w14:ligatures w14:val="none"/>
+        </w:rPr>
+        <w:lastRenderedPageBreak/>
         <w:t>Creating original MySQL and ERD for DB</w:t>
       </w:r>
     </w:p>
@@ -478,18 +483,17 @@
           <w:ilvl w:val="2"/>
           <w:numId w:val="1"/>
         </w:numPr>
-        <w:spacing w:lineRule="auto" w:line="480" w:before="0" w:after="120"/>
-        <w:contextualSpacing/>
-        <w:rPr>
-          <w:rFonts w:ascii="Times New Roman" w:hAnsi="Times New Roman" w:eastAsia="Times New Roman" w:cs="Times New Roman"/>
-          <w:color w:val="0F1115"/>
-          <w:kern w:val="0"/>
-          <w14:ligatures w14:val="none"/>
-        </w:rPr>
-      </w:pPr>
-      <w:r>
-        <w:rPr>
-          <w:rFonts w:eastAsia="Times New Roman" w:cs="Times New Roman" w:ascii="Times New Roman" w:hAnsi="Times New Roman"/>
+        <w:spacing w:after="120" w:line="480" w:lineRule="auto"/>
+        <w:rPr>
+          <w:rFonts w:ascii="Times New Roman" w:eastAsia="Times New Roman" w:hAnsi="Times New Roman" w:cs="Times New Roman"/>
+          <w:color w:val="0F1115"/>
+          <w:kern w:val="0"/>
+          <w14:ligatures w14:val="none"/>
+        </w:rPr>
+      </w:pPr>
+      <w:r>
+        <w:rPr>
+          <w:rFonts w:ascii="Times New Roman" w:eastAsia="Times New Roman" w:hAnsi="Times New Roman" w:cs="Times New Roman"/>
           <w:color w:val="0F1115"/>
           <w:kern w:val="0"/>
           <w14:ligatures w14:val="none"/>
@@ -504,18 +508,17 @@
           <w:ilvl w:val="2"/>
           <w:numId w:val="1"/>
         </w:numPr>
-        <w:spacing w:lineRule="auto" w:line="480" w:before="0" w:after="120"/>
-        <w:contextualSpacing/>
-        <w:rPr>
-          <w:rFonts w:ascii="Times New Roman" w:hAnsi="Times New Roman" w:eastAsia="Times New Roman" w:cs="Times New Roman"/>
-          <w:color w:val="0F1115"/>
-          <w:kern w:val="0"/>
-          <w14:ligatures w14:val="none"/>
-        </w:rPr>
-      </w:pPr>
-      <w:r>
-        <w:rPr>
-          <w:rFonts w:eastAsia="Times New Roman" w:cs="Times New Roman" w:ascii="Times New Roman" w:hAnsi="Times New Roman"/>
+        <w:spacing w:after="120" w:line="480" w:lineRule="auto"/>
+        <w:rPr>
+          <w:rFonts w:ascii="Times New Roman" w:eastAsia="Times New Roman" w:hAnsi="Times New Roman" w:cs="Times New Roman"/>
+          <w:color w:val="0F1115"/>
+          <w:kern w:val="0"/>
+          <w14:ligatures w14:val="none"/>
+        </w:rPr>
+      </w:pPr>
+      <w:r>
+        <w:rPr>
+          <w:rFonts w:ascii="Times New Roman" w:eastAsia="Times New Roman" w:hAnsi="Times New Roman" w:cs="Times New Roman"/>
           <w:color w:val="0F1115"/>
           <w:kern w:val="0"/>
           <w14:ligatures w14:val="none"/>
@@ -525,33 +528,45 @@
     </w:p>
     <w:p>
       <w:pPr>
-        <w:pStyle w:val="Normal"/>
         <w:numPr>
           <w:ilvl w:val="0"/>
           <w:numId w:val="1"/>
         </w:numPr>
-        <w:spacing w:lineRule="auto" w:line="480" w:before="0" w:after="120"/>
-        <w:rPr>
-          <w:rFonts w:ascii="Times New Roman" w:hAnsi="Times New Roman" w:eastAsia="Times New Roman" w:cs="Times New Roman"/>
-          <w:color w:val="0F1115"/>
-          <w:kern w:val="0"/>
-          <w14:ligatures w14:val="none"/>
-        </w:rPr>
-      </w:pPr>
-      <w:r>
-        <w:rPr>
-          <w:rFonts w:eastAsia="Times New Roman" w:cs="Times New Roman" w:ascii="Times New Roman" w:hAnsi="Times New Roman"/>
+        <w:spacing w:after="120" w:line="480" w:lineRule="auto"/>
+        <w:rPr>
+          <w:rFonts w:ascii="Times New Roman" w:eastAsia="Times New Roman" w:hAnsi="Times New Roman" w:cs="Times New Roman"/>
+          <w:color w:val="0F1115"/>
+          <w:kern w:val="0"/>
+          <w14:ligatures w14:val="none"/>
+        </w:rPr>
+      </w:pPr>
+      <w:proofErr w:type="spellStart"/>
+      <w:r>
+        <w:rPr>
+          <w:rFonts w:ascii="Times New Roman" w:eastAsia="Times New Roman" w:hAnsi="Times New Roman" w:cs="Times New Roman"/>
           <w:b/>
           <w:bCs/>
           <w:color w:val="0F1115"/>
           <w:kern w:val="0"/>
           <w14:ligatures w14:val="none"/>
         </w:rPr>
-        <w:t>Roumaysae Jerari</w:t>
-      </w:r>
-      <w:r>
-        <w:rPr>
-          <w:rFonts w:eastAsia="Times New Roman" w:cs="Times New Roman" w:ascii="Times New Roman" w:hAnsi="Times New Roman"/>
+        <w:t>Roumaysae</w:t>
+      </w:r>
+      <w:proofErr w:type="spellEnd"/>
+      <w:r>
+        <w:rPr>
+          <w:rFonts w:ascii="Times New Roman" w:eastAsia="Times New Roman" w:hAnsi="Times New Roman" w:cs="Times New Roman"/>
+          <w:b/>
+          <w:bCs/>
+          <w:color w:val="0F1115"/>
+          <w:kern w:val="0"/>
+          <w14:ligatures w14:val="none"/>
+        </w:rPr>
+        <w:t xml:space="preserve"> Jerari</w:t>
+      </w:r>
+      <w:r>
+        <w:rPr>
+          <w:rFonts w:ascii="Times New Roman" w:eastAsia="Times New Roman" w:hAnsi="Times New Roman" w:cs="Times New Roman"/>
           <w:color w:val="0F1115"/>
           <w:kern w:val="0"/>
           <w14:ligatures w14:val="none"/>
@@ -567,7 +582,7 @@
           <w:numId w:val="2"/>
         </w:numPr>
         <w:shd w:val="clear" w:color="auto" w:fill="FFFFFF"/>
-        <w:spacing w:lineRule="atLeast" w:line="420" w:beforeAutospacing="0" w:before="0" w:afterAutospacing="0" w:after="0"/>
+        <w:spacing w:beforeAutospacing="0" w:after="0" w:afterAutospacing="0" w:line="420" w:lineRule="atLeast"/>
         <w:rPr>
           <w:color w:val="0F1115"/>
         </w:rPr>
@@ -587,7 +602,7 @@
           <w:numId w:val="2"/>
         </w:numPr>
         <w:shd w:val="clear" w:color="auto" w:fill="FFFFFF"/>
-        <w:spacing w:lineRule="atLeast" w:line="420" w:beforeAutospacing="0" w:before="0" w:afterAutospacing="0" w:after="0"/>
+        <w:spacing w:beforeAutospacing="0" w:after="0" w:afterAutospacing="0" w:line="420" w:lineRule="atLeast"/>
         <w:rPr>
           <w:color w:val="0F1115"/>
         </w:rPr>
@@ -607,7 +622,7 @@
           <w:numId w:val="2"/>
         </w:numPr>
         <w:shd w:val="clear" w:color="auto" w:fill="FFFFFF"/>
-        <w:spacing w:lineRule="atLeast" w:line="420" w:beforeAutospacing="0" w:before="0" w:afterAutospacing="0" w:after="0"/>
+        <w:spacing w:beforeAutospacing="0" w:after="0" w:afterAutospacing="0" w:line="420" w:lineRule="atLeast"/>
         <w:rPr>
           <w:color w:val="0F1115"/>
         </w:rPr>
@@ -627,7 +642,7 @@
           <w:numId w:val="2"/>
         </w:numPr>
         <w:shd w:val="clear" w:color="auto" w:fill="FFFFFF"/>
-        <w:spacing w:lineRule="atLeast" w:line="420" w:beforeAutospacing="0" w:before="0" w:afterAutospacing="0" w:after="0"/>
+        <w:spacing w:beforeAutospacing="0" w:after="0" w:afterAutospacing="0" w:line="420" w:lineRule="atLeast"/>
         <w:rPr>
           <w:color w:val="0F1115"/>
         </w:rPr>
@@ -647,7 +662,7 @@
           <w:numId w:val="2"/>
         </w:numPr>
         <w:shd w:val="clear" w:color="auto" w:fill="FFFFFF"/>
-        <w:spacing w:lineRule="atLeast" w:line="420" w:beforeAutospacing="0" w:before="0" w:afterAutospacing="0" w:after="0"/>
+        <w:spacing w:beforeAutospacing="0" w:after="0" w:afterAutospacing="0" w:line="420" w:lineRule="atLeast"/>
         <w:rPr>
           <w:color w:val="0F1115"/>
         </w:rPr>
@@ -667,15 +682,15 @@
           <w:numId w:val="2"/>
         </w:numPr>
         <w:shd w:val="clear" w:color="auto" w:fill="FFFFFF"/>
-        <w:spacing w:lineRule="atLeast" w:line="420" w:beforeAutospacing="0" w:before="0" w:afterAutospacing="0" w:after="0"/>
-        <w:rPr>
-          <w:color w:val="0F1115"/>
-        </w:rPr>
-      </w:pPr>
-      <w:r>
-        <w:rPr>
-          <w:color w:val="0F1115"/>
-          <w:shd w:fill="FFFFFF" w:val="clear"/>
+        <w:spacing w:beforeAutospacing="0" w:after="0" w:afterAutospacing="0" w:line="420" w:lineRule="atLeast"/>
+        <w:rPr>
+          <w:color w:val="0F1115"/>
+        </w:rPr>
+      </w:pPr>
+      <w:r>
+        <w:rPr>
+          <w:color w:val="0F1115"/>
+          <w:shd w:val="clear" w:color="auto" w:fill="FFFFFF"/>
         </w:rPr>
         <w:t>Created the content of the backend slides for the presentation.</w:t>
       </w:r>
@@ -683,35 +698,25 @@
     <w:p>
       <w:pPr>
         <w:pStyle w:val="ListParagraph"/>
-        <w:spacing w:lineRule="auto" w:line="480" w:before="0" w:after="120"/>
-        <w:ind w:start="1080"/>
-        <w:contextualSpacing/>
-        <w:rPr>
-          <w:rFonts w:ascii="Times New Roman" w:hAnsi="Times New Roman" w:eastAsia="Times New Roman" w:cs="Times New Roman"/>
-          <w:color w:val="0F1115"/>
-          <w:kern w:val="0"/>
-          <w14:ligatures w14:val="none"/>
-        </w:rPr>
-      </w:pPr>
-      <w:r>
-        <w:rPr>
-          <w:rFonts w:eastAsia="Times New Roman" w:cs="Times New Roman" w:ascii="Times New Roman" w:hAnsi="Times New Roman"/>
-          <w:color w:val="0F1115"/>
-          <w:kern w:val="0"/>
-          <w14:ligatures w14:val="none"/>
-        </w:rPr>
-      </w:r>
-    </w:p>
-    <w:p>
-      <w:pPr>
-        <w:pStyle w:val="Normal"/>
+        <w:spacing w:after="120" w:line="480" w:lineRule="auto"/>
+        <w:ind w:left="1080"/>
+        <w:rPr>
+          <w:rFonts w:ascii="Times New Roman" w:eastAsia="Times New Roman" w:hAnsi="Times New Roman" w:cs="Times New Roman"/>
+          <w:color w:val="0F1115"/>
+          <w:kern w:val="0"/>
+          <w14:ligatures w14:val="none"/>
+        </w:rPr>
+      </w:pPr>
+    </w:p>
+    <w:p>
+      <w:pPr>
         <w:numPr>
           <w:ilvl w:val="0"/>
           <w:numId w:val="1"/>
         </w:numPr>
-        <w:spacing w:lineRule="auto" w:line="480" w:before="0" w:after="120"/>
-        <w:rPr>
-          <w:rFonts w:ascii="Times New Roman" w:hAnsi="Times New Roman" w:eastAsia="Times New Roman" w:cs="Times New Roman"/>
+        <w:spacing w:after="120" w:line="480" w:lineRule="auto"/>
+        <w:rPr>
+          <w:rFonts w:ascii="Times New Roman" w:eastAsia="Times New Roman" w:hAnsi="Times New Roman" w:cs="Times New Roman"/>
           <w:b/>
           <w:bCs/>
           <w:color w:val="0F1115"/>
@@ -721,7 +726,7 @@
       </w:pPr>
       <w:r>
         <w:rPr>
-          <w:rFonts w:eastAsia="Times New Roman" w:cs="Times New Roman" w:ascii="Times New Roman" w:hAnsi="Times New Roman"/>
+          <w:rFonts w:ascii="Times New Roman" w:eastAsia="Times New Roman" w:hAnsi="Times New Roman" w:cs="Times New Roman"/>
           <w:b/>
           <w:bCs/>
           <w:color w:val="0F1115"/>
@@ -738,10 +743,9 @@
           <w:ilvl w:val="0"/>
           <w:numId w:val="2"/>
         </w:numPr>
-        <w:spacing w:lineRule="auto" w:line="480" w:before="0" w:after="120"/>
-        <w:contextualSpacing/>
-        <w:rPr>
-          <w:rFonts w:ascii="Times New Roman" w:hAnsi="Times New Roman" w:eastAsia="Times New Roman" w:cs="Times New Roman"/>
+        <w:spacing w:after="120" w:line="480" w:lineRule="auto"/>
+        <w:rPr>
+          <w:rFonts w:ascii="Times New Roman" w:eastAsia="Times New Roman" w:hAnsi="Times New Roman" w:cs="Times New Roman"/>
           <w:b/>
           <w:bCs/>
           <w:color w:val="0F1115"/>
@@ -751,7 +755,7 @@
       </w:pPr>
       <w:r>
         <w:rPr>
-          <w:rFonts w:eastAsia="Times New Roman" w:cs="Times New Roman" w:ascii="Times New Roman" w:hAnsi="Times New Roman"/>
+          <w:rFonts w:ascii="Times New Roman" w:eastAsia="Times New Roman" w:hAnsi="Times New Roman" w:cs="Times New Roman"/>
           <w:color w:val="0F1115"/>
           <w:kern w:val="0"/>
           <w14:ligatures w14:val="none"/>
@@ -766,10 +770,9 @@
           <w:ilvl w:val="0"/>
           <w:numId w:val="2"/>
         </w:numPr>
-        <w:spacing w:lineRule="auto" w:line="480" w:before="0" w:after="120"/>
-        <w:contextualSpacing/>
-        <w:rPr>
-          <w:rFonts w:ascii="Times New Roman" w:hAnsi="Times New Roman" w:eastAsia="Times New Roman" w:cs="Times New Roman"/>
+        <w:spacing w:after="120" w:line="480" w:lineRule="auto"/>
+        <w:rPr>
+          <w:rFonts w:ascii="Times New Roman" w:eastAsia="Times New Roman" w:hAnsi="Times New Roman" w:cs="Times New Roman"/>
           <w:b/>
           <w:bCs/>
           <w:color w:val="0F1115"/>
@@ -779,7 +782,7 @@
       </w:pPr>
       <w:r>
         <w:rPr>
-          <w:rFonts w:eastAsia="Times New Roman" w:cs="Times New Roman" w:ascii="Times New Roman" w:hAnsi="Times New Roman"/>
+          <w:rFonts w:ascii="Times New Roman" w:eastAsia="Times New Roman" w:hAnsi="Times New Roman" w:cs="Times New Roman"/>
           <w:color w:val="0F1115"/>
           <w:kern w:val="0"/>
           <w14:ligatures w14:val="none"/>
@@ -794,10 +797,9 @@
           <w:ilvl w:val="0"/>
           <w:numId w:val="2"/>
         </w:numPr>
-        <w:spacing w:lineRule="auto" w:line="480" w:before="0" w:after="120"/>
-        <w:contextualSpacing/>
-        <w:rPr>
-          <w:rFonts w:ascii="Times New Roman" w:hAnsi="Times New Roman" w:eastAsia="Times New Roman" w:cs="Times New Roman"/>
+        <w:spacing w:after="120" w:line="480" w:lineRule="auto"/>
+        <w:rPr>
+          <w:rFonts w:ascii="Times New Roman" w:eastAsia="Times New Roman" w:hAnsi="Times New Roman" w:cs="Times New Roman"/>
           <w:b/>
           <w:bCs/>
           <w:color w:val="0F1115"/>
@@ -807,7 +809,7 @@
       </w:pPr>
       <w:r>
         <w:rPr>
-          <w:rFonts w:eastAsia="Times New Roman" w:cs="Times New Roman" w:ascii="Times New Roman" w:hAnsi="Times New Roman"/>
+          <w:rFonts w:ascii="Times New Roman" w:eastAsia="Times New Roman" w:hAnsi="Times New Roman" w:cs="Times New Roman"/>
           <w:color w:val="0F1115"/>
           <w:kern w:val="0"/>
           <w14:ligatures w14:val="none"/>
@@ -822,10 +824,9 @@
           <w:ilvl w:val="0"/>
           <w:numId w:val="2"/>
         </w:numPr>
-        <w:spacing w:lineRule="auto" w:line="480" w:before="0" w:after="120"/>
-        <w:contextualSpacing/>
-        <w:rPr>
-          <w:rFonts w:ascii="Times New Roman" w:hAnsi="Times New Roman" w:eastAsia="Times New Roman" w:cs="Times New Roman"/>
+        <w:spacing w:after="120" w:line="480" w:lineRule="auto"/>
+        <w:rPr>
+          <w:rFonts w:ascii="Times New Roman" w:eastAsia="Times New Roman" w:hAnsi="Times New Roman" w:cs="Times New Roman"/>
           <w:b/>
           <w:bCs/>
           <w:color w:val="0F1115"/>
@@ -835,7 +836,7 @@
       </w:pPr>
       <w:r>
         <w:rPr>
-          <w:rFonts w:eastAsia="Times New Roman" w:cs="Times New Roman" w:ascii="Times New Roman" w:hAnsi="Times New Roman"/>
+          <w:rFonts w:ascii="Times New Roman" w:eastAsia="Times New Roman" w:hAnsi="Times New Roman" w:cs="Times New Roman"/>
           <w:color w:val="0F1115"/>
           <w:kern w:val="0"/>
           <w14:ligatures w14:val="none"/>
@@ -850,10 +851,9 @@
           <w:ilvl w:val="0"/>
           <w:numId w:val="2"/>
         </w:numPr>
-        <w:spacing w:lineRule="auto" w:line="480" w:before="0" w:after="120"/>
-        <w:contextualSpacing/>
-        <w:rPr>
-          <w:rFonts w:ascii="Times New Roman" w:hAnsi="Times New Roman" w:eastAsia="Times New Roman" w:cs="Times New Roman"/>
+        <w:spacing w:after="120" w:line="480" w:lineRule="auto"/>
+        <w:rPr>
+          <w:rFonts w:ascii="Times New Roman" w:eastAsia="Times New Roman" w:hAnsi="Times New Roman" w:cs="Times New Roman"/>
           <w:b/>
           <w:bCs/>
           <w:color w:val="0F1115"/>
@@ -863,7 +863,7 @@
       </w:pPr>
       <w:r>
         <w:rPr>
-          <w:rFonts w:eastAsia="Times New Roman" w:cs="Times New Roman" w:ascii="Times New Roman" w:hAnsi="Times New Roman"/>
+          <w:rFonts w:ascii="Times New Roman" w:eastAsia="Times New Roman" w:hAnsi="Times New Roman" w:cs="Times New Roman"/>
           <w:color w:val="0F1115"/>
           <w:kern w:val="0"/>
           <w14:ligatures w14:val="none"/>
@@ -878,10 +878,9 @@
           <w:ilvl w:val="0"/>
           <w:numId w:val="2"/>
         </w:numPr>
-        <w:spacing w:lineRule="auto" w:line="480" w:before="0" w:after="120"/>
-        <w:contextualSpacing/>
-        <w:rPr>
-          <w:rFonts w:ascii="Times New Roman" w:hAnsi="Times New Roman" w:eastAsia="Times New Roman" w:cs="Times New Roman"/>
+        <w:spacing w:after="120" w:line="480" w:lineRule="auto"/>
+        <w:rPr>
+          <w:rFonts w:ascii="Times New Roman" w:eastAsia="Times New Roman" w:hAnsi="Times New Roman" w:cs="Times New Roman"/>
           <w:b/>
           <w:bCs/>
           <w:color w:val="0F1115"/>
@@ -891,7 +890,7 @@
       </w:pPr>
       <w:r>
         <w:rPr>
-          <w:rFonts w:eastAsia="Times New Roman" w:cs="Times New Roman" w:ascii="Times New Roman" w:hAnsi="Times New Roman"/>
+          <w:rFonts w:ascii="Times New Roman" w:eastAsia="Times New Roman" w:hAnsi="Times New Roman" w:cs="Times New Roman"/>
           <w:color w:val="0F1115"/>
           <w:kern w:val="0"/>
           <w14:ligatures w14:val="none"/>
@@ -906,10 +905,9 @@
           <w:ilvl w:val="0"/>
           <w:numId w:val="2"/>
         </w:numPr>
-        <w:spacing w:lineRule="auto" w:line="480" w:before="0" w:after="120"/>
-        <w:contextualSpacing/>
-        <w:rPr>
-          <w:rFonts w:ascii="Times New Roman" w:hAnsi="Times New Roman" w:eastAsia="Times New Roman" w:cs="Times New Roman"/>
+        <w:spacing w:after="120" w:line="480" w:lineRule="auto"/>
+        <w:rPr>
+          <w:rFonts w:ascii="Times New Roman" w:eastAsia="Times New Roman" w:hAnsi="Times New Roman" w:cs="Times New Roman"/>
           <w:b/>
           <w:bCs/>
           <w:color w:val="0F1115"/>
@@ -919,7 +917,7 @@
       </w:pPr>
       <w:r>
         <w:rPr>
-          <w:rFonts w:eastAsia="Times New Roman" w:cs="Times New Roman" w:ascii="Times New Roman" w:hAnsi="Times New Roman"/>
+          <w:rFonts w:ascii="Times New Roman" w:eastAsia="Times New Roman" w:hAnsi="Times New Roman" w:cs="Times New Roman"/>
           <w:color w:val="0F1115"/>
           <w:kern w:val="0"/>
           <w14:ligatures w14:val="none"/>
@@ -929,10 +927,9 @@
     </w:p>
     <w:p>
       <w:pPr>
-        <w:pStyle w:val="Normal"/>
-        <w:spacing w:lineRule="auto" w:line="480" w:before="0" w:after="120"/>
-        <w:rPr>
-          <w:rFonts w:ascii="Times New Roman" w:hAnsi="Times New Roman" w:eastAsia="Times New Roman" w:cs="Times New Roman"/>
+        <w:spacing w:after="120" w:line="480" w:lineRule="auto"/>
+        <w:rPr>
+          <w:rFonts w:ascii="Times New Roman" w:eastAsia="Times New Roman" w:hAnsi="Times New Roman" w:cs="Times New Roman"/>
           <w:b/>
           <w:bCs/>
           <w:color w:val="0F1115"/>
@@ -940,23 +937,25 @@
           <w14:ligatures w14:val="none"/>
         </w:rPr>
       </w:pPr>
-      <w:r>
-        <w:rPr>
-          <w:rFonts w:eastAsia="Times New Roman" w:cs="Times New Roman" w:ascii="Times New Roman" w:hAnsi="Times New Roman"/>
+    </w:p>
+    <w:p>
+      <w:pPr>
+        <w:spacing w:after="120" w:line="480" w:lineRule="auto"/>
+        <w:rPr>
+          <w:rFonts w:ascii="Times New Roman" w:eastAsia="Times New Roman" w:hAnsi="Times New Roman" w:cs="Times New Roman"/>
           <w:b/>
           <w:bCs/>
           <w:color w:val="0F1115"/>
           <w:kern w:val="0"/>
           <w14:ligatures w14:val="none"/>
         </w:rPr>
-      </w:r>
-    </w:p>
-    <w:p>
-      <w:pPr>
-        <w:pStyle w:val="Normal"/>
-        <w:spacing w:lineRule="auto" w:line="480" w:before="0" w:after="120"/>
-        <w:rPr>
-          <w:rFonts w:ascii="Times New Roman" w:hAnsi="Times New Roman" w:eastAsia="Times New Roman" w:cs="Times New Roman"/>
+      </w:pPr>
+    </w:p>
+    <w:p>
+      <w:pPr>
+        <w:spacing w:after="120" w:line="480" w:lineRule="auto"/>
+        <w:rPr>
+          <w:rFonts w:ascii="Times New Roman" w:eastAsia="Times New Roman" w:hAnsi="Times New Roman" w:cs="Times New Roman"/>
           <w:b/>
           <w:bCs/>
           <w:color w:val="0F1115"/>
@@ -964,92 +963,186 @@
           <w14:ligatures w14:val="none"/>
         </w:rPr>
       </w:pPr>
-      <w:r>
-        <w:rPr>
-          <w:rFonts w:eastAsia="Times New Roman" w:cs="Times New Roman" w:ascii="Times New Roman" w:hAnsi="Times New Roman"/>
-          <w:b/>
-          <w:bCs/>
-          <w:color w:val="0F1115"/>
-          <w:kern w:val="0"/>
-          <w14:ligatures w14:val="none"/>
-        </w:rPr>
-      </w:r>
-    </w:p>
-    <w:p>
-      <w:pPr>
-        <w:pStyle w:val="Normal"/>
-        <w:spacing w:lineRule="auto" w:line="480" w:before="0" w:after="120"/>
-        <w:rPr>
-          <w:rFonts w:ascii="Times New Roman" w:hAnsi="Times New Roman" w:eastAsia="Times New Roman" w:cs="Times New Roman"/>
-          <w:b/>
-          <w:bCs/>
-          <w:color w:val="0F1115"/>
-          <w:kern w:val="0"/>
-          <w14:ligatures w14:val="none"/>
-        </w:rPr>
-      </w:pPr>
-      <w:r>
-        <w:rPr>
-          <w:rFonts w:eastAsia="Times New Roman" w:cs="Times New Roman" w:ascii="Times New Roman" w:hAnsi="Times New Roman"/>
-          <w:b/>
-          <w:bCs/>
-          <w:color w:val="0F1115"/>
-          <w:kern w:val="0"/>
-          <w14:ligatures w14:val="none"/>
-        </w:rPr>
-      </w:r>
-    </w:p>
-    <w:p>
-      <w:pPr>
-        <w:pStyle w:val="Normal"/>
-        <w:spacing w:lineRule="auto" w:line="480"/>
+    </w:p>
+    <w:p>
+      <w:pPr>
+        <w:spacing w:line="480" w:lineRule="auto"/>
         <w:rPr>
           <w:rFonts w:ascii="Times New Roman" w:hAnsi="Times New Roman" w:cs="Times New Roman"/>
         </w:rPr>
       </w:pPr>
-      <w:r>
-        <w:rPr>
-          <w:rFonts w:cs="Times New Roman" w:ascii="Times New Roman" w:hAnsi="Times New Roman"/>
-        </w:rPr>
-      </w:r>
-    </w:p>
-    <w:p>
-      <w:pPr>
-        <w:pStyle w:val="Normal"/>
-        <w:spacing w:before="0" w:after="160"/>
-        <w:ind w:firstLine="630" w:start="-630"/>
-        <w:rPr/>
-      </w:pPr>
-      <w:r>
-        <w:rPr/>
-      </w:r>
+    </w:p>
+    <w:p>
+      <w:pPr>
+        <w:ind w:left="-630" w:firstLine="630"/>
+      </w:pPr>
     </w:p>
     <w:sectPr>
-      <w:type w:val="nextPage"/>
       <w:pgSz w:w="12240" w:h="15840"/>
-      <w:pgMar w:left="990" w:right="900" w:gutter="0" w:header="0" w:top="990" w:footer="0" w:bottom="1440"/>
-      <w:pgNumType w:fmt="decimal"/>
-      <w:formProt w:val="false"/>
-      <w:textDirection w:val="lrTb"/>
-      <w:docGrid w:type="default" w:linePitch="360" w:charSpace="0"/>
+      <w:pgMar w:top="990" w:right="900" w:bottom="1440" w:left="990" w:header="0" w:footer="0" w:gutter="0"/>
+      <w:cols w:space="720"/>
+      <w:formProt w:val="0"/>
+      <w:docGrid w:linePitch="360"/>
     </w:sectPr>
   </w:body>
 </w:document>
 </file>
 
 <file path=word/numbering.xml><?xml version="1.0" encoding="utf-8"?>
-<w:numbering xmlns:w="http://schemas.openxmlformats.org/wordprocessingml/2006/main" xmlns:o="urn:schemas-microsoft-com:office:office" xmlns:r="http://schemas.openxmlformats.org/officeDocument/2006/relationships" xmlns:v="urn:schemas-microsoft-com:vml" xmlns:mc="http://schemas.openxmlformats.org/markup-compatibility/2006" xmlns:w14="http://schemas.microsoft.com/office/word/2010/wordml" mc:Ignorable="w14">
-  <w:abstractNum w:abstractNumId="1">
+<w:numbering xmlns:wpc="http://schemas.microsoft.com/office/word/2010/wordprocessingCanvas" xmlns:cx="http://schemas.microsoft.com/office/drawing/2014/chartex" xmlns:cx1="http://schemas.microsoft.com/office/drawing/2015/9/8/chartex" xmlns:cx2="http://schemas.microsoft.com/office/drawing/2015/10/21/chartex" xmlns:cx3="http://schemas.microsoft.com/office/drawing/2016/5/9/chartex" xmlns:cx4="http://schemas.microsoft.com/office/drawing/2016/5/10/chartex" xmlns:cx5="http://schemas.microsoft.com/office/drawing/2016/5/11/chartex" xmlns:cx6="http://schemas.microsoft.com/office/drawing/2016/5/12/chartex" xmlns:cx7="http://schemas.microsoft.com/office/drawing/2016/5/13/chartex" xmlns:cx8="http://schemas.microsoft.com/office/drawing/2016/5/14/chartex" xmlns:mc="http://schemas.openxmlformats.org/markup-compatibility/2006" xmlns:aink="http://schemas.microsoft.com/office/drawing/2016/ink" xmlns:am3d="http://schemas.microsoft.com/office/drawing/2017/model3d" xmlns:o="urn:schemas-microsoft-com:office:office" xmlns:oel="http://schemas.microsoft.com/office/2019/extlst" xmlns:r="http://schemas.openxmlformats.org/officeDocument/2006/relationships" xmlns:m="http://schemas.openxmlformats.org/officeDocument/2006/math" xmlns:v="urn:schemas-microsoft-com:vml" xmlns:wp14="http://schemas.microsoft.com/office/word/2010/wordprocessingDrawing" xmlns:wp="http://schemas.openxmlformats.org/drawingml/2006/wordprocessingDrawing" xmlns:w10="urn:schemas-microsoft-com:office:word" xmlns:w="http://schemas.openxmlformats.org/wordprocessingml/2006/main" xmlns:w14="http://schemas.microsoft.com/office/word/2010/wordml" xmlns:w15="http://schemas.microsoft.com/office/word/2012/wordml" xmlns:w16cex="http://schemas.microsoft.com/office/word/2018/wordml/cex" xmlns:w16cid="http://schemas.microsoft.com/office/word/2016/wordml/cid" xmlns:w16="http://schemas.microsoft.com/office/word/2018/wordml" xmlns:w16du="http://schemas.microsoft.com/office/word/2023/wordml/word16du" xmlns:w16sdtdh="http://schemas.microsoft.com/office/word/2020/wordml/sdtdatahash" xmlns:w16sdtfl="http://schemas.microsoft.com/office/word/2024/wordml/sdtformatlock" xmlns:w16se="http://schemas.microsoft.com/office/word/2015/wordml/symex" xmlns:wpg="http://schemas.microsoft.com/office/word/2010/wordprocessingGroup" xmlns:wpi="http://schemas.microsoft.com/office/word/2010/wordprocessingInk" xmlns:wne="http://schemas.microsoft.com/office/word/2006/wordml" xmlns:wps="http://schemas.microsoft.com/office/word/2010/wordprocessingShape" mc:Ignorable="w14 w15 w16se w16cid w16 w16cex w16sdtdh w16sdtfl w16du wp14">
+  <w:abstractNum w:abstractNumId="0" w15:restartNumberingAfterBreak="0">
+    <w:nsid w:val="0EDA0539"/>
+    <w:multiLevelType w:val="multilevel"/>
+    <w:tmpl w:val="F5DC974C"/>
+    <w:lvl w:ilvl="0">
+      <w:numFmt w:val="bullet"/>
+      <w:lvlText w:val="-"/>
+      <w:lvlJc w:val="left"/>
+      <w:pPr>
+        <w:tabs>
+          <w:tab w:val="num" w:pos="0"/>
+        </w:tabs>
+        <w:ind w:left="1080" w:hanging="360"/>
+      </w:pPr>
+      <w:rPr>
+        <w:rFonts w:ascii="Segoe UI" w:hAnsi="Segoe UI" w:cs="Segoe UI" w:hint="default"/>
+      </w:rPr>
+    </w:lvl>
+    <w:lvl w:ilvl="1">
+      <w:start w:val="1"/>
+      <w:numFmt w:val="bullet"/>
+      <w:lvlText w:val="o"/>
+      <w:lvlJc w:val="left"/>
+      <w:pPr>
+        <w:tabs>
+          <w:tab w:val="num" w:pos="0"/>
+        </w:tabs>
+        <w:ind w:left="1800" w:hanging="360"/>
+      </w:pPr>
+      <w:rPr>
+        <w:rFonts w:ascii="Courier New" w:hAnsi="Courier New" w:cs="Courier New" w:hint="default"/>
+      </w:rPr>
+    </w:lvl>
+    <w:lvl w:ilvl="2">
+      <w:start w:val="1"/>
+      <w:numFmt w:val="bullet"/>
+      <w:lvlText w:val=""/>
+      <w:lvlJc w:val="left"/>
+      <w:pPr>
+        <w:tabs>
+          <w:tab w:val="num" w:pos="0"/>
+        </w:tabs>
+        <w:ind w:left="2520" w:hanging="360"/>
+      </w:pPr>
+      <w:rPr>
+        <w:rFonts w:ascii="Wingdings" w:hAnsi="Wingdings" w:cs="Wingdings" w:hint="default"/>
+      </w:rPr>
+    </w:lvl>
+    <w:lvl w:ilvl="3">
+      <w:start w:val="1"/>
+      <w:numFmt w:val="bullet"/>
+      <w:lvlText w:val=""/>
+      <w:lvlJc w:val="left"/>
+      <w:pPr>
+        <w:tabs>
+          <w:tab w:val="num" w:pos="0"/>
+        </w:tabs>
+        <w:ind w:left="3240" w:hanging="360"/>
+      </w:pPr>
+      <w:rPr>
+        <w:rFonts w:ascii="Symbol" w:hAnsi="Symbol" w:cs="Symbol" w:hint="default"/>
+      </w:rPr>
+    </w:lvl>
+    <w:lvl w:ilvl="4">
+      <w:start w:val="1"/>
+      <w:numFmt w:val="bullet"/>
+      <w:lvlText w:val="o"/>
+      <w:lvlJc w:val="left"/>
+      <w:pPr>
+        <w:tabs>
+          <w:tab w:val="num" w:pos="0"/>
+        </w:tabs>
+        <w:ind w:left="3960" w:hanging="360"/>
+      </w:pPr>
+      <w:rPr>
+        <w:rFonts w:ascii="Courier New" w:hAnsi="Courier New" w:cs="Courier New" w:hint="default"/>
+      </w:rPr>
+    </w:lvl>
+    <w:lvl w:ilvl="5">
+      <w:start w:val="1"/>
+      <w:numFmt w:val="bullet"/>
+      <w:lvlText w:val=""/>
+      <w:lvlJc w:val="left"/>
+      <w:pPr>
+        <w:tabs>
+          <w:tab w:val="num" w:pos="0"/>
+        </w:tabs>
+        <w:ind w:left="4680" w:hanging="360"/>
+      </w:pPr>
+      <w:rPr>
+        <w:rFonts w:ascii="Wingdings" w:hAnsi="Wingdings" w:cs="Wingdings" w:hint="default"/>
+      </w:rPr>
+    </w:lvl>
+    <w:lvl w:ilvl="6">
+      <w:start w:val="1"/>
+      <w:numFmt w:val="bullet"/>
+      <w:lvlText w:val=""/>
+      <w:lvlJc w:val="left"/>
+      <w:pPr>
+        <w:tabs>
+          <w:tab w:val="num" w:pos="0"/>
+        </w:tabs>
+        <w:ind w:left="5400" w:hanging="360"/>
+      </w:pPr>
+      <w:rPr>
+        <w:rFonts w:ascii="Symbol" w:hAnsi="Symbol" w:cs="Symbol" w:hint="default"/>
+      </w:rPr>
+    </w:lvl>
+    <w:lvl w:ilvl="7">
+      <w:start w:val="1"/>
+      <w:numFmt w:val="bullet"/>
+      <w:lvlText w:val="o"/>
+      <w:lvlJc w:val="left"/>
+      <w:pPr>
+        <w:tabs>
+          <w:tab w:val="num" w:pos="0"/>
+        </w:tabs>
+        <w:ind w:left="6120" w:hanging="360"/>
+      </w:pPr>
+      <w:rPr>
+        <w:rFonts w:ascii="Courier New" w:hAnsi="Courier New" w:cs="Courier New" w:hint="default"/>
+      </w:rPr>
+    </w:lvl>
+    <w:lvl w:ilvl="8">
+      <w:start w:val="1"/>
+      <w:numFmt w:val="bullet"/>
+      <w:lvlText w:val=""/>
+      <w:lvlJc w:val="left"/>
+      <w:pPr>
+        <w:tabs>
+          <w:tab w:val="num" w:pos="0"/>
+        </w:tabs>
+        <w:ind w:left="6840" w:hanging="360"/>
+      </w:pPr>
+      <w:rPr>
+        <w:rFonts w:ascii="Wingdings" w:hAnsi="Wingdings" w:cs="Wingdings" w:hint="default"/>
+      </w:rPr>
+    </w:lvl>
+  </w:abstractNum>
+  <w:abstractNum w:abstractNumId="1" w15:restartNumberingAfterBreak="0">
+    <w:nsid w:val="6B92133D"/>
+    <w:multiLevelType w:val="multilevel"/>
+    <w:tmpl w:val="424A766E"/>
     <w:lvl w:ilvl="0">
       <w:start w:val="1"/>
       <w:numFmt w:val="bullet"/>
       <w:lvlText w:val=""/>
-      <w:lvlJc w:val="start"/>
+      <w:lvlJc w:val="left"/>
       <w:pPr>
         <w:tabs>
           <w:tab w:val="num" w:pos="720"/>
         </w:tabs>
-        <w:ind w:start="720" w:hanging="360"/>
+        <w:ind w:left="720" w:hanging="360"/>
       </w:pPr>
       <w:rPr>
         <w:rFonts w:ascii="Symbol" w:hAnsi="Symbol" w:cs="Symbol" w:hint="default"/>
@@ -1060,12 +1153,12 @@
       <w:start w:val="1"/>
       <w:numFmt w:val="bullet"/>
       <w:lvlText w:val="o"/>
-      <w:lvlJc w:val="start"/>
+      <w:lvlJc w:val="left"/>
       <w:pPr>
         <w:tabs>
           <w:tab w:val="num" w:pos="1440"/>
         </w:tabs>
-        <w:ind w:start="1440" w:hanging="360"/>
+        <w:ind w:left="1440" w:hanging="360"/>
       </w:pPr>
       <w:rPr>
         <w:rFonts w:ascii="Courier New" w:hAnsi="Courier New" w:cs="Courier New" w:hint="default"/>
@@ -1076,12 +1169,12 @@
       <w:start w:val="1"/>
       <w:numFmt w:val="bullet"/>
       <w:lvlText w:val=""/>
-      <w:lvlJc w:val="start"/>
+      <w:lvlJc w:val="left"/>
       <w:pPr>
         <w:tabs>
           <w:tab w:val="num" w:pos="2160"/>
         </w:tabs>
-        <w:ind w:start="2160" w:hanging="360"/>
+        <w:ind w:left="2160" w:hanging="360"/>
       </w:pPr>
       <w:rPr>
         <w:rFonts w:ascii="Wingdings" w:hAnsi="Wingdings" w:cs="Wingdings" w:hint="default"/>
@@ -1092,12 +1185,12 @@
       <w:start w:val="1"/>
       <w:numFmt w:val="bullet"/>
       <w:lvlText w:val=""/>
-      <w:lvlJc w:val="start"/>
+      <w:lvlJc w:val="left"/>
       <w:pPr>
         <w:tabs>
           <w:tab w:val="num" w:pos="2880"/>
         </w:tabs>
-        <w:ind w:start="2880" w:hanging="360"/>
+        <w:ind w:left="2880" w:hanging="360"/>
       </w:pPr>
       <w:rPr>
         <w:rFonts w:ascii="Wingdings" w:hAnsi="Wingdings" w:cs="Wingdings" w:hint="default"/>
@@ -1108,12 +1201,12 @@
       <w:start w:val="1"/>
       <w:numFmt w:val="bullet"/>
       <w:lvlText w:val=""/>
-      <w:lvlJc w:val="start"/>
+      <w:lvlJc w:val="left"/>
       <w:pPr>
         <w:tabs>
           <w:tab w:val="num" w:pos="3600"/>
         </w:tabs>
-        <w:ind w:start="3600" w:hanging="360"/>
+        <w:ind w:left="3600" w:hanging="360"/>
       </w:pPr>
       <w:rPr>
         <w:rFonts w:ascii="Wingdings" w:hAnsi="Wingdings" w:cs="Wingdings" w:hint="default"/>
@@ -1124,12 +1217,12 @@
       <w:start w:val="1"/>
       <w:numFmt w:val="bullet"/>
       <w:lvlText w:val=""/>
-      <w:lvlJc w:val="start"/>
+      <w:lvlJc w:val="left"/>
       <w:pPr>
         <w:tabs>
           <w:tab w:val="num" w:pos="4320"/>
         </w:tabs>
-        <w:ind w:start="4320" w:hanging="360"/>
+        <w:ind w:left="4320" w:hanging="360"/>
       </w:pPr>
       <w:rPr>
         <w:rFonts w:ascii="Wingdings" w:hAnsi="Wingdings" w:cs="Wingdings" w:hint="default"/>
@@ -1140,12 +1233,12 @@
       <w:start w:val="1"/>
       <w:numFmt w:val="bullet"/>
       <w:lvlText w:val=""/>
-      <w:lvlJc w:val="start"/>
+      <w:lvlJc w:val="left"/>
       <w:pPr>
         <w:tabs>
           <w:tab w:val="num" w:pos="5040"/>
         </w:tabs>
-        <w:ind w:start="5040" w:hanging="360"/>
+        <w:ind w:left="5040" w:hanging="360"/>
       </w:pPr>
       <w:rPr>
         <w:rFonts w:ascii="Wingdings" w:hAnsi="Wingdings" w:cs="Wingdings" w:hint="default"/>
@@ -1156,12 +1249,12 @@
       <w:start w:val="1"/>
       <w:numFmt w:val="bullet"/>
       <w:lvlText w:val=""/>
-      <w:lvlJc w:val="start"/>
+      <w:lvlJc w:val="left"/>
       <w:pPr>
         <w:tabs>
           <w:tab w:val="num" w:pos="5760"/>
         </w:tabs>
-        <w:ind w:start="5760" w:hanging="360"/>
+        <w:ind w:left="5760" w:hanging="360"/>
       </w:pPr>
       <w:rPr>
         <w:rFonts w:ascii="Wingdings" w:hAnsi="Wingdings" w:cs="Wingdings" w:hint="default"/>
@@ -1172,12 +1265,12 @@
       <w:start w:val="1"/>
       <w:numFmt w:val="bullet"/>
       <w:lvlText w:val=""/>
-      <w:lvlJc w:val="start"/>
+      <w:lvlJc w:val="left"/>
       <w:pPr>
         <w:tabs>
           <w:tab w:val="num" w:pos="6480"/>
         </w:tabs>
-        <w:ind w:start="6480" w:hanging="360"/>
+        <w:ind w:left="6480" w:hanging="360"/>
       </w:pPr>
       <w:rPr>
         <w:rFonts w:ascii="Wingdings" w:hAnsi="Wingdings" w:cs="Wingdings" w:hint="default"/>
@@ -1185,154 +1278,21 @@
       </w:rPr>
     </w:lvl>
   </w:abstractNum>
-  <w:abstractNum w:abstractNumId="2">
-    <w:lvl w:ilvl="0">
-      <w:numFmt w:val="bullet"/>
-      <w:lvlText w:val="-"/>
-      <w:lvlJc w:val="start"/>
-      <w:pPr>
-        <w:tabs>
-          <w:tab w:val="num" w:pos="0"/>
-        </w:tabs>
-        <w:ind w:start="1080" w:hanging="360"/>
-      </w:pPr>
-      <w:rPr>
-        <w:rFonts w:ascii="Segoe UI" w:hAnsi="Segoe UI" w:cs="Segoe UI" w:hint="default"/>
-      </w:rPr>
-    </w:lvl>
-    <w:lvl w:ilvl="1">
-      <w:start w:val="1"/>
-      <w:numFmt w:val="bullet"/>
-      <w:lvlText w:val="o"/>
-      <w:lvlJc w:val="start"/>
-      <w:pPr>
-        <w:tabs>
-          <w:tab w:val="num" w:pos="0"/>
-        </w:tabs>
-        <w:ind w:start="1800" w:hanging="360"/>
-      </w:pPr>
-      <w:rPr>
-        <w:rFonts w:ascii="Courier New" w:hAnsi="Courier New" w:cs="Courier New" w:hint="default"/>
-      </w:rPr>
-    </w:lvl>
-    <w:lvl w:ilvl="2">
-      <w:start w:val="1"/>
-      <w:numFmt w:val="bullet"/>
-      <w:lvlText w:val=""/>
-      <w:lvlJc w:val="start"/>
-      <w:pPr>
-        <w:tabs>
-          <w:tab w:val="num" w:pos="0"/>
-        </w:tabs>
-        <w:ind w:start="2520" w:hanging="360"/>
-      </w:pPr>
-      <w:rPr>
-        <w:rFonts w:ascii="Wingdings" w:hAnsi="Wingdings" w:cs="Wingdings" w:hint="default"/>
-      </w:rPr>
-    </w:lvl>
-    <w:lvl w:ilvl="3">
-      <w:start w:val="1"/>
-      <w:numFmt w:val="bullet"/>
-      <w:lvlText w:val=""/>
-      <w:lvlJc w:val="start"/>
-      <w:pPr>
-        <w:tabs>
-          <w:tab w:val="num" w:pos="0"/>
-        </w:tabs>
-        <w:ind w:start="3240" w:hanging="360"/>
-      </w:pPr>
-      <w:rPr>
-        <w:rFonts w:ascii="Symbol" w:hAnsi="Symbol" w:cs="Symbol" w:hint="default"/>
-      </w:rPr>
-    </w:lvl>
-    <w:lvl w:ilvl="4">
-      <w:start w:val="1"/>
-      <w:numFmt w:val="bullet"/>
-      <w:lvlText w:val="o"/>
-      <w:lvlJc w:val="start"/>
-      <w:pPr>
-        <w:tabs>
-          <w:tab w:val="num" w:pos="0"/>
-        </w:tabs>
-        <w:ind w:start="3960" w:hanging="360"/>
-      </w:pPr>
-      <w:rPr>
-        <w:rFonts w:ascii="Courier New" w:hAnsi="Courier New" w:cs="Courier New" w:hint="default"/>
-      </w:rPr>
-    </w:lvl>
-    <w:lvl w:ilvl="5">
-      <w:start w:val="1"/>
-      <w:numFmt w:val="bullet"/>
-      <w:lvlText w:val=""/>
-      <w:lvlJc w:val="start"/>
-      <w:pPr>
-        <w:tabs>
-          <w:tab w:val="num" w:pos="0"/>
-        </w:tabs>
-        <w:ind w:start="4680" w:hanging="360"/>
-      </w:pPr>
-      <w:rPr>
-        <w:rFonts w:ascii="Wingdings" w:hAnsi="Wingdings" w:cs="Wingdings" w:hint="default"/>
-      </w:rPr>
-    </w:lvl>
-    <w:lvl w:ilvl="6">
-      <w:start w:val="1"/>
-      <w:numFmt w:val="bullet"/>
-      <w:lvlText w:val=""/>
-      <w:lvlJc w:val="start"/>
-      <w:pPr>
-        <w:tabs>
-          <w:tab w:val="num" w:pos="0"/>
-        </w:tabs>
-        <w:ind w:start="5400" w:hanging="360"/>
-      </w:pPr>
-      <w:rPr>
-        <w:rFonts w:ascii="Symbol" w:hAnsi="Symbol" w:cs="Symbol" w:hint="default"/>
-      </w:rPr>
-    </w:lvl>
-    <w:lvl w:ilvl="7">
-      <w:start w:val="1"/>
-      <w:numFmt w:val="bullet"/>
-      <w:lvlText w:val="o"/>
-      <w:lvlJc w:val="start"/>
-      <w:pPr>
-        <w:tabs>
-          <w:tab w:val="num" w:pos="0"/>
-        </w:tabs>
-        <w:ind w:start="6120" w:hanging="360"/>
-      </w:pPr>
-      <w:rPr>
-        <w:rFonts w:ascii="Courier New" w:hAnsi="Courier New" w:cs="Courier New" w:hint="default"/>
-      </w:rPr>
-    </w:lvl>
-    <w:lvl w:ilvl="8">
-      <w:start w:val="1"/>
-      <w:numFmt w:val="bullet"/>
-      <w:lvlText w:val=""/>
-      <w:lvlJc w:val="start"/>
-      <w:pPr>
-        <w:tabs>
-          <w:tab w:val="num" w:pos="0"/>
-        </w:tabs>
-        <w:ind w:start="6840" w:hanging="360"/>
-      </w:pPr>
-      <w:rPr>
-        <w:rFonts w:ascii="Wingdings" w:hAnsi="Wingdings" w:cs="Wingdings" w:hint="default"/>
-      </w:rPr>
-    </w:lvl>
-  </w:abstractNum>
-  <w:abstractNum w:abstractNumId="3">
+  <w:abstractNum w:abstractNumId="2" w15:restartNumberingAfterBreak="0">
+    <w:nsid w:val="6F2827B8"/>
+    <w:multiLevelType w:val="multilevel"/>
+    <w:tmpl w:val="F31619BC"/>
     <w:lvl w:ilvl="0">
       <w:start w:val="1"/>
       <w:numFmt w:val="none"/>
       <w:suff w:val="nothing"/>
       <w:lvlText w:val=""/>
-      <w:lvlJc w:val="start"/>
+      <w:lvlJc w:val="left"/>
       <w:pPr>
         <w:tabs>
           <w:tab w:val="num" w:pos="0"/>
         </w:tabs>
-        <w:ind w:start="0" w:hanging="0"/>
+        <w:ind w:left="0" w:firstLine="0"/>
       </w:pPr>
     </w:lvl>
     <w:lvl w:ilvl="1">
@@ -1340,12 +1300,12 @@
       <w:numFmt w:val="none"/>
       <w:suff w:val="nothing"/>
       <w:lvlText w:val=""/>
-      <w:lvlJc w:val="start"/>
+      <w:lvlJc w:val="left"/>
       <w:pPr>
         <w:tabs>
           <w:tab w:val="num" w:pos="0"/>
         </w:tabs>
-        <w:ind w:start="0" w:hanging="0"/>
+        <w:ind w:left="0" w:firstLine="0"/>
       </w:pPr>
     </w:lvl>
     <w:lvl w:ilvl="2">
@@ -1353,12 +1313,12 @@
       <w:numFmt w:val="none"/>
       <w:suff w:val="nothing"/>
       <w:lvlText w:val=""/>
-      <w:lvlJc w:val="start"/>
+      <w:lvlJc w:val="left"/>
       <w:pPr>
         <w:tabs>
           <w:tab w:val="num" w:pos="0"/>
         </w:tabs>
-        <w:ind w:start="0" w:hanging="0"/>
+        <w:ind w:left="0" w:firstLine="0"/>
       </w:pPr>
     </w:lvl>
     <w:lvl w:ilvl="3">
@@ -1366,12 +1326,12 @@
       <w:numFmt w:val="none"/>
       <w:suff w:val="nothing"/>
       <w:lvlText w:val=""/>
-      <w:lvlJc w:val="start"/>
+      <w:lvlJc w:val="left"/>
       <w:pPr>
         <w:tabs>
           <w:tab w:val="num" w:pos="0"/>
         </w:tabs>
-        <w:ind w:start="0" w:hanging="0"/>
+        <w:ind w:left="0" w:firstLine="0"/>
       </w:pPr>
     </w:lvl>
     <w:lvl w:ilvl="4">
@@ -1379,12 +1339,12 @@
       <w:numFmt w:val="none"/>
       <w:suff w:val="nothing"/>
       <w:lvlText w:val=""/>
-      <w:lvlJc w:val="start"/>
+      <w:lvlJc w:val="left"/>
       <w:pPr>
         <w:tabs>
           <w:tab w:val="num" w:pos="0"/>
         </w:tabs>
-        <w:ind w:start="0" w:hanging="0"/>
+        <w:ind w:left="0" w:firstLine="0"/>
       </w:pPr>
     </w:lvl>
     <w:lvl w:ilvl="5">
@@ -1392,12 +1352,12 @@
       <w:numFmt w:val="none"/>
       <w:suff w:val="nothing"/>
       <w:lvlText w:val=""/>
-      <w:lvlJc w:val="start"/>
+      <w:lvlJc w:val="left"/>
       <w:pPr>
         <w:tabs>
           <w:tab w:val="num" w:pos="0"/>
         </w:tabs>
-        <w:ind w:start="0" w:hanging="0"/>
+        <w:ind w:left="0" w:firstLine="0"/>
       </w:pPr>
     </w:lvl>
     <w:lvl w:ilvl="6">
@@ -1405,12 +1365,12 @@
       <w:numFmt w:val="none"/>
       <w:suff w:val="nothing"/>
       <w:lvlText w:val=""/>
-      <w:lvlJc w:val="start"/>
+      <w:lvlJc w:val="left"/>
       <w:pPr>
         <w:tabs>
           <w:tab w:val="num" w:pos="0"/>
         </w:tabs>
-        <w:ind w:start="0" w:hanging="0"/>
+        <w:ind w:left="0" w:firstLine="0"/>
       </w:pPr>
     </w:lvl>
     <w:lvl w:ilvl="7">
@@ -1418,12 +1378,12 @@
       <w:numFmt w:val="none"/>
       <w:suff w:val="nothing"/>
       <w:lvlText w:val=""/>
-      <w:lvlJc w:val="start"/>
+      <w:lvlJc w:val="left"/>
       <w:pPr>
         <w:tabs>
           <w:tab w:val="num" w:pos="0"/>
         </w:tabs>
-        <w:ind w:start="0" w:hanging="0"/>
+        <w:ind w:left="0" w:firstLine="0"/>
       </w:pPr>
     </w:lvl>
     <w:lvl w:ilvl="8">
@@ -1431,33 +1391,33 @@
       <w:numFmt w:val="none"/>
       <w:suff w:val="nothing"/>
       <w:lvlText w:val=""/>
-      <w:lvlJc w:val="start"/>
+      <w:lvlJc w:val="left"/>
       <w:pPr>
         <w:tabs>
           <w:tab w:val="num" w:pos="0"/>
         </w:tabs>
-        <w:ind w:start="0" w:hanging="0"/>
+        <w:ind w:left="0" w:firstLine="0"/>
       </w:pPr>
     </w:lvl>
   </w:abstractNum>
-  <w:num w:numId="1">
+  <w:num w:numId="1" w16cid:durableId="1979021038">
     <w:abstractNumId w:val="1"/>
   </w:num>
-  <w:num w:numId="2">
+  <w:num w:numId="2" w16cid:durableId="151798657">
+    <w:abstractNumId w:val="0"/>
+  </w:num>
+  <w:num w:numId="3" w16cid:durableId="1360467397">
     <w:abstractNumId w:val="2"/>
-  </w:num>
-  <w:num w:numId="3">
-    <w:abstractNumId w:val="3"/>
   </w:num>
 </w:numbering>
 </file>
 
 <file path=word/styles.xml><?xml version="1.0" encoding="utf-8"?>
-<w:styles xmlns:w="http://schemas.openxmlformats.org/wordprocessingml/2006/main" xmlns:w14="http://schemas.microsoft.com/office/word/2010/wordml" xmlns:mc="http://schemas.openxmlformats.org/markup-compatibility/2006" mc:Ignorable="w14">
+<w:styles xmlns:mc="http://schemas.openxmlformats.org/markup-compatibility/2006" xmlns:r="http://schemas.openxmlformats.org/officeDocument/2006/relationships" xmlns:w="http://schemas.openxmlformats.org/wordprocessingml/2006/main" xmlns:w14="http://schemas.microsoft.com/office/word/2010/wordml" xmlns:w15="http://schemas.microsoft.com/office/word/2012/wordml" xmlns:w16cex="http://schemas.microsoft.com/office/word/2018/wordml/cex" xmlns:w16cid="http://schemas.microsoft.com/office/word/2016/wordml/cid" xmlns:w16="http://schemas.microsoft.com/office/word/2018/wordml" xmlns:w16du="http://schemas.microsoft.com/office/word/2023/wordml/word16du" xmlns:w16sdtdh="http://schemas.microsoft.com/office/word/2020/wordml/sdtdatahash" xmlns:w16sdtfl="http://schemas.microsoft.com/office/word/2024/wordml/sdtformatlock" xmlns:w16se="http://schemas.microsoft.com/office/word/2015/wordml/symex" mc:Ignorable="w14 w15 w16se w16cid w16 w16cex w16sdtdh w16sdtfl w16du">
   <w:docDefaults>
     <w:rPrDefault>
       <w:rPr>
-        <w:rFonts w:ascii="Aptos" w:hAnsi="Aptos" w:eastAsia="Aptos" w:cs="" w:asciiTheme="minorHAnsi" w:cstheme="minorBidi" w:eastAsiaTheme="minorHAnsi" w:hAnsiTheme="minorHAnsi"/>
+        <w:rFonts w:asciiTheme="minorHAnsi" w:eastAsiaTheme="minorHAnsi" w:hAnsiTheme="minorHAnsi" w:cstheme="minorBidi"/>
         <w:kern w:val="2"/>
         <w:sz w:val="24"/>
         <w:szCs w:val="24"/>
@@ -1467,21 +1427,21 @@
     </w:rPrDefault>
     <w:pPrDefault>
       <w:pPr>
-        <w:suppressAutoHyphens w:val="true"/>
+        <w:suppressAutoHyphens/>
       </w:pPr>
     </w:pPrDefault>
   </w:docDefaults>
   <w:latentStyles w:defLockedState="0" w:defUIPriority="99" w:defSemiHidden="0" w:defUnhideWhenUsed="0" w:defQFormat="0" w:count="376">
     <w:lsdException w:name="Normal" w:uiPriority="0" w:qFormat="1"/>
     <w:lsdException w:name="heading 1" w:uiPriority="9" w:qFormat="1"/>
-    <w:lsdException w:name="heading 2" w:uiPriority="9" w:semiHidden="1" w:unhideWhenUsed="1" w:qFormat="1"/>
-    <w:lsdException w:name="heading 3" w:uiPriority="9" w:semiHidden="1" w:unhideWhenUsed="1" w:qFormat="1"/>
-    <w:lsdException w:name="heading 4" w:uiPriority="9" w:semiHidden="1" w:unhideWhenUsed="1" w:qFormat="1"/>
-    <w:lsdException w:name="heading 5" w:uiPriority="9" w:semiHidden="1" w:unhideWhenUsed="1" w:qFormat="1"/>
-    <w:lsdException w:name="heading 6" w:uiPriority="9" w:semiHidden="1" w:unhideWhenUsed="1" w:qFormat="1"/>
-    <w:lsdException w:name="heading 7" w:uiPriority="9" w:semiHidden="1" w:unhideWhenUsed="1" w:qFormat="1"/>
-    <w:lsdException w:name="heading 8" w:uiPriority="9" w:semiHidden="1" w:unhideWhenUsed="1" w:qFormat="1"/>
-    <w:lsdException w:name="heading 9" w:uiPriority="9" w:semiHidden="1" w:unhideWhenUsed="1" w:qFormat="1"/>
+    <w:lsdException w:name="heading 2" w:semiHidden="1" w:uiPriority="9" w:unhideWhenUsed="1" w:qFormat="1"/>
+    <w:lsdException w:name="heading 3" w:semiHidden="1" w:uiPriority="9" w:unhideWhenUsed="1" w:qFormat="1"/>
+    <w:lsdException w:name="heading 4" w:semiHidden="1" w:uiPriority="9" w:unhideWhenUsed="1" w:qFormat="1"/>
+    <w:lsdException w:name="heading 5" w:semiHidden="1" w:uiPriority="9" w:unhideWhenUsed="1" w:qFormat="1"/>
+    <w:lsdException w:name="heading 6" w:semiHidden="1" w:uiPriority="9" w:unhideWhenUsed="1" w:qFormat="1"/>
+    <w:lsdException w:name="heading 7" w:semiHidden="1" w:uiPriority="9" w:unhideWhenUsed="1" w:qFormat="1"/>
+    <w:lsdException w:name="heading 8" w:semiHidden="1" w:uiPriority="9" w:unhideWhenUsed="1" w:qFormat="1"/>
+    <w:lsdException w:name="heading 9" w:semiHidden="1" w:uiPriority="9" w:unhideWhenUsed="1" w:qFormat="1"/>
     <w:lsdException w:name="index 1" w:semiHidden="1" w:unhideWhenUsed="1"/>
     <w:lsdException w:name="index 2" w:semiHidden="1" w:unhideWhenUsed="1"/>
     <w:lsdException w:name="index 3" w:semiHidden="1" w:unhideWhenUsed="1"/>
@@ -1491,22 +1451,22 @@
     <w:lsdException w:name="index 7" w:semiHidden="1" w:unhideWhenUsed="1"/>
     <w:lsdException w:name="index 8" w:semiHidden="1" w:unhideWhenUsed="1"/>
     <w:lsdException w:name="index 9" w:semiHidden="1" w:unhideWhenUsed="1"/>
-    <w:lsdException w:name="toc 1" w:uiPriority="39" w:semiHidden="1" w:unhideWhenUsed="1"/>
-    <w:lsdException w:name="toc 2" w:uiPriority="39" w:semiHidden="1" w:unhideWhenUsed="1"/>
-    <w:lsdException w:name="toc 3" w:uiPriority="39" w:semiHidden="1" w:unhideWhenUsed="1"/>
-    <w:lsdException w:name="toc 4" w:uiPriority="39" w:semiHidden="1" w:unhideWhenUsed="1"/>
-    <w:lsdException w:name="toc 5" w:uiPriority="39" w:semiHidden="1" w:unhideWhenUsed="1"/>
-    <w:lsdException w:name="toc 6" w:uiPriority="39" w:semiHidden="1" w:unhideWhenUsed="1"/>
-    <w:lsdException w:name="toc 7" w:uiPriority="39" w:semiHidden="1" w:unhideWhenUsed="1"/>
-    <w:lsdException w:name="toc 8" w:uiPriority="39" w:semiHidden="1" w:unhideWhenUsed="1"/>
-    <w:lsdException w:name="toc 9" w:uiPriority="39" w:semiHidden="1" w:unhideWhenUsed="1"/>
+    <w:lsdException w:name="toc 1" w:semiHidden="1" w:uiPriority="39" w:unhideWhenUsed="1"/>
+    <w:lsdException w:name="toc 2" w:semiHidden="1" w:uiPriority="39" w:unhideWhenUsed="1"/>
+    <w:lsdException w:name="toc 3" w:semiHidden="1" w:uiPriority="39" w:unhideWhenUsed="1"/>
+    <w:lsdException w:name="toc 4" w:semiHidden="1" w:uiPriority="39" w:unhideWhenUsed="1"/>
+    <w:lsdException w:name="toc 5" w:semiHidden="1" w:uiPriority="39" w:unhideWhenUsed="1"/>
+    <w:lsdException w:name="toc 6" w:semiHidden="1" w:uiPriority="39" w:unhideWhenUsed="1"/>
+    <w:lsdException w:name="toc 7" w:semiHidden="1" w:uiPriority="39" w:unhideWhenUsed="1"/>
+    <w:lsdException w:name="toc 8" w:semiHidden="1" w:uiPriority="39" w:unhideWhenUsed="1"/>
+    <w:lsdException w:name="toc 9" w:semiHidden="1" w:uiPriority="39" w:unhideWhenUsed="1"/>
     <w:lsdException w:name="Normal Indent" w:semiHidden="1" w:unhideWhenUsed="1"/>
     <w:lsdException w:name="footnote text" w:semiHidden="1" w:unhideWhenUsed="1"/>
     <w:lsdException w:name="annotation text" w:semiHidden="1" w:unhideWhenUsed="1"/>
     <w:lsdException w:name="header" w:semiHidden="1" w:unhideWhenUsed="1"/>
     <w:lsdException w:name="footer" w:semiHidden="1" w:unhideWhenUsed="1"/>
     <w:lsdException w:name="index heading" w:semiHidden="1" w:unhideWhenUsed="1"/>
-    <w:lsdException w:name="caption" w:uiPriority="35" w:semiHidden="1" w:unhideWhenUsed="1" w:qFormat="1"/>
+    <w:lsdException w:name="caption" w:semiHidden="1" w:uiPriority="35" w:unhideWhenUsed="1" w:qFormat="1"/>
     <w:lsdException w:name="table of figures" w:semiHidden="1" w:unhideWhenUsed="1"/>
     <w:lsdException w:name="envelope address" w:semiHidden="1" w:unhideWhenUsed="1"/>
     <w:lsdException w:name="envelope return" w:semiHidden="1" w:unhideWhenUsed="1"/>
@@ -1537,7 +1497,7 @@
     <w:lsdException w:name="Title" w:uiPriority="10" w:qFormat="1"/>
     <w:lsdException w:name="Closing" w:semiHidden="1" w:unhideWhenUsed="1"/>
     <w:lsdException w:name="Signature" w:semiHidden="1" w:unhideWhenUsed="1"/>
-    <w:lsdException w:name="Default Paragraph Font" w:uiPriority="1" w:semiHidden="1" w:unhideWhenUsed="1"/>
+    <w:lsdException w:name="Default Paragraph Font" w:semiHidden="1" w:uiPriority="1" w:unhideWhenUsed="1"/>
     <w:lsdException w:name="Body Text" w:semiHidden="1" w:unhideWhenUsed="1"/>
     <w:lsdException w:name="Body Text Indent" w:semiHidden="1" w:unhideWhenUsed="1"/>
     <w:lsdException w:name="List Continue" w:semiHidden="1" w:unhideWhenUsed="1"/>
@@ -1737,8 +1697,8 @@
     <w:lsdException w:name="Subtle Reference" w:uiPriority="31" w:qFormat="1"/>
     <w:lsdException w:name="Intense Reference" w:uiPriority="32" w:qFormat="1"/>
     <w:lsdException w:name="Book Title" w:uiPriority="33" w:qFormat="1"/>
-    <w:lsdException w:name="Bibliography" w:uiPriority="37" w:semiHidden="1" w:unhideWhenUsed="1"/>
-    <w:lsdException w:name="TOC Heading" w:uiPriority="39" w:semiHidden="1" w:unhideWhenUsed="1" w:qFormat="1"/>
+    <w:lsdException w:name="Bibliography" w:semiHidden="1" w:uiPriority="37" w:unhideWhenUsed="1"/>
+    <w:lsdException w:name="TOC Heading" w:semiHidden="1" w:uiPriority="39" w:unhideWhenUsed="1" w:qFormat="1"/>
     <w:lsdException w:name="Plain Table 1" w:uiPriority="41"/>
     <w:lsdException w:name="Plain Table 2" w:uiPriority="42"/>
     <w:lsdException w:name="Plain Table 3" w:uiPriority="43"/>
@@ -1849,25 +1809,13 @@
     <w:lsdException w:name="Unresolved Mention" w:semiHidden="1" w:unhideWhenUsed="1"/>
     <w:lsdException w:name="Smart Link" w:semiHidden="1" w:unhideWhenUsed="1"/>
   </w:latentStyles>
-  <w:style w:type="paragraph" w:styleId="Normal" w:default="1">
+  <w:style w:type="paragraph" w:default="1" w:styleId="Normal">
     <w:name w:val="Normal"/>
     <w:qFormat/>
-    <w:rsid w:val="00b452d1"/>
+    <w:rsid w:val="00B452D1"/>
     <w:pPr>
-      <w:widowControl/>
-      <w:bidi w:val="0"/>
-      <w:spacing w:lineRule="auto" w:line="276" w:before="0" w:after="160"/>
-      <w:jc w:val="start"/>
+      <w:spacing w:after="160" w:line="276" w:lineRule="auto"/>
     </w:pPr>
-    <w:rPr>
-      <w:rFonts w:ascii="Aptos" w:hAnsi="Aptos" w:eastAsia="Aptos" w:cs="" w:asciiTheme="minorHAnsi" w:cstheme="minorBidi" w:eastAsiaTheme="minorHAnsi" w:hAnsiTheme="minorHAnsi"/>
-      <w:color w:val="auto"/>
-      <w:kern w:val="2"/>
-      <w:sz w:val="24"/>
-      <w:szCs w:val="24"/>
-      <w:lang w:val="en-US" w:eastAsia="en-US" w:bidi="ar-SA"/>
-      <w14:ligatures w14:val="standardContextual"/>
-    </w:rPr>
   </w:style>
   <w:style w:type="paragraph" w:styleId="Heading1">
     <w:name w:val="heading 1"/>
@@ -1876,16 +1824,16 @@
     <w:link w:val="Heading1Char"/>
     <w:uiPriority w:val="9"/>
     <w:qFormat/>
-    <w:rsid w:val="004865e3"/>
+    <w:rsid w:val="004865E3"/>
     <w:pPr>
-      <w:keepNext w:val="true"/>
+      <w:keepNext/>
       <w:keepLines/>
       <w:spacing w:before="360" w:after="80"/>
       <w:outlineLvl w:val="0"/>
     </w:pPr>
     <w:rPr>
-      <w:rFonts w:ascii="Aptos Display" w:hAnsi="Aptos Display" w:eastAsia="" w:cs="" w:asciiTheme="majorHAnsi" w:cstheme="majorBidi" w:eastAsiaTheme="majorEastAsia" w:hAnsiTheme="majorHAnsi"/>
-      <w:color w:themeColor="accent1" w:themeShade="bf" w:val="0F4761"/>
+      <w:rFonts w:asciiTheme="majorHAnsi" w:eastAsiaTheme="majorEastAsia" w:hAnsiTheme="majorHAnsi" w:cstheme="majorBidi"/>
+      <w:color w:val="0F4761" w:themeColor="accent1" w:themeShade="BF"/>
       <w:sz w:val="40"/>
       <w:szCs w:val="40"/>
     </w:rPr>
@@ -1899,16 +1847,16 @@
     <w:semiHidden/>
     <w:unhideWhenUsed/>
     <w:qFormat/>
-    <w:rsid w:val="004865e3"/>
+    <w:rsid w:val="004865E3"/>
     <w:pPr>
-      <w:keepNext w:val="true"/>
+      <w:keepNext/>
       <w:keepLines/>
       <w:spacing w:before="160" w:after="80"/>
       <w:outlineLvl w:val="1"/>
     </w:pPr>
     <w:rPr>
-      <w:rFonts w:ascii="Aptos Display" w:hAnsi="Aptos Display" w:eastAsia="" w:cs="" w:asciiTheme="majorHAnsi" w:cstheme="majorBidi" w:eastAsiaTheme="majorEastAsia" w:hAnsiTheme="majorHAnsi"/>
-      <w:color w:themeColor="accent1" w:themeShade="bf" w:val="0F4761"/>
+      <w:rFonts w:asciiTheme="majorHAnsi" w:eastAsiaTheme="majorEastAsia" w:hAnsiTheme="majorHAnsi" w:cstheme="majorBidi"/>
+      <w:color w:val="0F4761" w:themeColor="accent1" w:themeShade="BF"/>
       <w:sz w:val="32"/>
       <w:szCs w:val="32"/>
     </w:rPr>
@@ -1922,16 +1870,16 @@
     <w:semiHidden/>
     <w:unhideWhenUsed/>
     <w:qFormat/>
-    <w:rsid w:val="004865e3"/>
+    <w:rsid w:val="004865E3"/>
     <w:pPr>
-      <w:keepNext w:val="true"/>
+      <w:keepNext/>
       <w:keepLines/>
       <w:spacing w:before="160" w:after="80"/>
       <w:outlineLvl w:val="2"/>
     </w:pPr>
     <w:rPr>
-      <w:rFonts w:eastAsia="" w:cs="" w:cstheme="majorBidi" w:eastAsiaTheme="majorEastAsia"/>
-      <w:color w:themeColor="accent1" w:themeShade="bf" w:val="0F4761"/>
+      <w:rFonts w:eastAsiaTheme="majorEastAsia" w:cstheme="majorBidi"/>
+      <w:color w:val="0F4761" w:themeColor="accent1" w:themeShade="BF"/>
       <w:sz w:val="28"/>
       <w:szCs w:val="28"/>
     </w:rPr>
@@ -1945,18 +1893,18 @@
     <w:semiHidden/>
     <w:unhideWhenUsed/>
     <w:qFormat/>
-    <w:rsid w:val="004865e3"/>
+    <w:rsid w:val="004865E3"/>
     <w:pPr>
-      <w:keepNext w:val="true"/>
+      <w:keepNext/>
       <w:keepLines/>
       <w:spacing w:before="80" w:after="40"/>
       <w:outlineLvl w:val="3"/>
     </w:pPr>
     <w:rPr>
-      <w:rFonts w:eastAsia="" w:cs="" w:cstheme="majorBidi" w:eastAsiaTheme="majorEastAsia"/>
+      <w:rFonts w:eastAsiaTheme="majorEastAsia" w:cstheme="majorBidi"/>
       <w:i/>
       <w:iCs/>
-      <w:color w:themeColor="accent1" w:themeShade="bf" w:val="0F4761"/>
+      <w:color w:val="0F4761" w:themeColor="accent1" w:themeShade="BF"/>
     </w:rPr>
   </w:style>
   <w:style w:type="paragraph" w:styleId="Heading5">
@@ -1968,16 +1916,16 @@
     <w:semiHidden/>
     <w:unhideWhenUsed/>
     <w:qFormat/>
-    <w:rsid w:val="004865e3"/>
+    <w:rsid w:val="004865E3"/>
     <w:pPr>
-      <w:keepNext w:val="true"/>
+      <w:keepNext/>
       <w:keepLines/>
       <w:spacing w:before="80" w:after="40"/>
       <w:outlineLvl w:val="4"/>
     </w:pPr>
     <w:rPr>
-      <w:rFonts w:eastAsia="" w:cs="" w:cstheme="majorBidi" w:eastAsiaTheme="majorEastAsia"/>
-      <w:color w:themeColor="accent1" w:themeShade="bf" w:val="0F4761"/>
+      <w:rFonts w:eastAsiaTheme="majorEastAsia" w:cstheme="majorBidi"/>
+      <w:color w:val="0F4761" w:themeColor="accent1" w:themeShade="BF"/>
     </w:rPr>
   </w:style>
   <w:style w:type="paragraph" w:styleId="Heading6">
@@ -1989,18 +1937,18 @@
     <w:semiHidden/>
     <w:unhideWhenUsed/>
     <w:qFormat/>
-    <w:rsid w:val="004865e3"/>
+    <w:rsid w:val="004865E3"/>
     <w:pPr>
-      <w:keepNext w:val="true"/>
+      <w:keepNext/>
       <w:keepLines/>
       <w:spacing w:before="40" w:after="0"/>
       <w:outlineLvl w:val="5"/>
     </w:pPr>
     <w:rPr>
-      <w:rFonts w:eastAsia="" w:cs="" w:cstheme="majorBidi" w:eastAsiaTheme="majorEastAsia"/>
+      <w:rFonts w:eastAsiaTheme="majorEastAsia" w:cstheme="majorBidi"/>
       <w:i/>
       <w:iCs/>
-      <w:color w:themeColor="text1" w:themeTint="a6" w:val="595959"/>
+      <w:color w:val="595959" w:themeColor="text1" w:themeTint="A6"/>
     </w:rPr>
   </w:style>
   <w:style w:type="paragraph" w:styleId="Heading7">
@@ -2012,16 +1960,16 @@
     <w:semiHidden/>
     <w:unhideWhenUsed/>
     <w:qFormat/>
-    <w:rsid w:val="004865e3"/>
+    <w:rsid w:val="004865E3"/>
     <w:pPr>
-      <w:keepNext w:val="true"/>
+      <w:keepNext/>
       <w:keepLines/>
       <w:spacing w:before="40" w:after="0"/>
       <w:outlineLvl w:val="6"/>
     </w:pPr>
     <w:rPr>
-      <w:rFonts w:eastAsia="" w:cs="" w:cstheme="majorBidi" w:eastAsiaTheme="majorEastAsia"/>
-      <w:color w:themeColor="text1" w:themeTint="a6" w:val="595959"/>
+      <w:rFonts w:eastAsiaTheme="majorEastAsia" w:cstheme="majorBidi"/>
+      <w:color w:val="595959" w:themeColor="text1" w:themeTint="A6"/>
     </w:rPr>
   </w:style>
   <w:style w:type="paragraph" w:styleId="Heading8">
@@ -2033,18 +1981,18 @@
     <w:semiHidden/>
     <w:unhideWhenUsed/>
     <w:qFormat/>
-    <w:rsid w:val="004865e3"/>
+    <w:rsid w:val="004865E3"/>
     <w:pPr>
-      <w:keepNext w:val="true"/>
+      <w:keepNext/>
       <w:keepLines/>
-      <w:spacing w:before="0" w:after="0"/>
+      <w:spacing w:after="0"/>
       <w:outlineLvl w:val="7"/>
     </w:pPr>
     <w:rPr>
-      <w:rFonts w:eastAsia="" w:cs="" w:cstheme="majorBidi" w:eastAsiaTheme="majorEastAsia"/>
+      <w:rFonts w:eastAsiaTheme="majorEastAsia" w:cstheme="majorBidi"/>
       <w:i/>
       <w:iCs/>
-      <w:color w:themeColor="text1" w:themeTint="d8" w:val="272727"/>
+      <w:color w:val="272727" w:themeColor="text1" w:themeTint="D8"/>
     </w:rPr>
   </w:style>
   <w:style w:type="paragraph" w:styleId="Heading9">
@@ -2056,405 +2004,23 @@
     <w:semiHidden/>
     <w:unhideWhenUsed/>
     <w:qFormat/>
-    <w:rsid w:val="004865e3"/>
+    <w:rsid w:val="004865E3"/>
     <w:pPr>
-      <w:keepNext w:val="true"/>
+      <w:keepNext/>
       <w:keepLines/>
-      <w:spacing w:before="0" w:after="0"/>
+      <w:spacing w:after="0"/>
       <w:outlineLvl w:val="8"/>
     </w:pPr>
     <w:rPr>
-      <w:rFonts w:eastAsia="" w:cs="" w:cstheme="majorBidi" w:eastAsiaTheme="majorEastAsia"/>
-      <w:color w:themeColor="text1" w:themeTint="d8" w:val="272727"/>
-    </w:rPr>
-  </w:style>
-  <w:style w:type="character" w:styleId="DefaultParagraphFont" w:default="1">
+      <w:rFonts w:eastAsiaTheme="majorEastAsia" w:cstheme="majorBidi"/>
+      <w:color w:val="272727" w:themeColor="text1" w:themeTint="D8"/>
+    </w:rPr>
+  </w:style>
+  <w:style w:type="character" w:default="1" w:styleId="DefaultParagraphFont">
     <w:name w:val="Default Paragraph Font"/>
     <w:uiPriority w:val="1"/>
     <w:semiHidden/>
     <w:unhideWhenUsed/>
-    <w:qFormat/>
-    <w:rPr/>
-  </w:style>
-  <w:style w:type="character" w:styleId="Heading1Char" w:customStyle="1">
-    <w:name w:val="Heading 1 Char"/>
-    <w:basedOn w:val="DefaultParagraphFont"/>
-    <w:link w:val="Heading1"/>
-    <w:uiPriority w:val="9"/>
-    <w:qFormat/>
-    <w:rsid w:val="004865e3"/>
-    <w:rPr>
-      <w:rFonts w:ascii="Aptos Display" w:hAnsi="Aptos Display" w:eastAsia="" w:cs="" w:asciiTheme="majorHAnsi" w:cstheme="majorBidi" w:eastAsiaTheme="majorEastAsia" w:hAnsiTheme="majorHAnsi"/>
-      <w:color w:themeColor="accent1" w:themeShade="bf" w:val="0F4761"/>
-      <w:sz w:val="40"/>
-      <w:szCs w:val="40"/>
-    </w:rPr>
-  </w:style>
-  <w:style w:type="character" w:styleId="Heading2Char" w:customStyle="1">
-    <w:name w:val="Heading 2 Char"/>
-    <w:basedOn w:val="DefaultParagraphFont"/>
-    <w:link w:val="Heading2"/>
-    <w:uiPriority w:val="9"/>
-    <w:semiHidden/>
-    <w:qFormat/>
-    <w:rsid w:val="004865e3"/>
-    <w:rPr>
-      <w:rFonts w:ascii="Aptos Display" w:hAnsi="Aptos Display" w:eastAsia="" w:cs="" w:asciiTheme="majorHAnsi" w:cstheme="majorBidi" w:eastAsiaTheme="majorEastAsia" w:hAnsiTheme="majorHAnsi"/>
-      <w:color w:themeColor="accent1" w:themeShade="bf" w:val="0F4761"/>
-      <w:sz w:val="32"/>
-      <w:szCs w:val="32"/>
-    </w:rPr>
-  </w:style>
-  <w:style w:type="character" w:styleId="Heading3Char" w:customStyle="1">
-    <w:name w:val="Heading 3 Char"/>
-    <w:basedOn w:val="DefaultParagraphFont"/>
-    <w:link w:val="Heading3"/>
-    <w:uiPriority w:val="9"/>
-    <w:semiHidden/>
-    <w:qFormat/>
-    <w:rsid w:val="004865e3"/>
-    <w:rPr>
-      <w:rFonts w:eastAsia="" w:cs="" w:cstheme="majorBidi" w:eastAsiaTheme="majorEastAsia"/>
-      <w:color w:themeColor="accent1" w:themeShade="bf" w:val="0F4761"/>
-      <w:sz w:val="28"/>
-      <w:szCs w:val="28"/>
-    </w:rPr>
-  </w:style>
-  <w:style w:type="character" w:styleId="Heading4Char" w:customStyle="1">
-    <w:name w:val="Heading 4 Char"/>
-    <w:basedOn w:val="DefaultParagraphFont"/>
-    <w:link w:val="Heading4"/>
-    <w:uiPriority w:val="9"/>
-    <w:semiHidden/>
-    <w:qFormat/>
-    <w:rsid w:val="004865e3"/>
-    <w:rPr>
-      <w:rFonts w:eastAsia="" w:cs="" w:cstheme="majorBidi" w:eastAsiaTheme="majorEastAsia"/>
-      <w:i/>
-      <w:iCs/>
-      <w:color w:themeColor="accent1" w:themeShade="bf" w:val="0F4761"/>
-    </w:rPr>
-  </w:style>
-  <w:style w:type="character" w:styleId="Heading5Char" w:customStyle="1">
-    <w:name w:val="Heading 5 Char"/>
-    <w:basedOn w:val="DefaultParagraphFont"/>
-    <w:link w:val="Heading5"/>
-    <w:uiPriority w:val="9"/>
-    <w:semiHidden/>
-    <w:qFormat/>
-    <w:rsid w:val="004865e3"/>
-    <w:rPr>
-      <w:rFonts w:eastAsia="" w:cs="" w:cstheme="majorBidi" w:eastAsiaTheme="majorEastAsia"/>
-      <w:color w:themeColor="accent1" w:themeShade="bf" w:val="0F4761"/>
-    </w:rPr>
-  </w:style>
-  <w:style w:type="character" w:styleId="Heading6Char" w:customStyle="1">
-    <w:name w:val="Heading 6 Char"/>
-    <w:basedOn w:val="DefaultParagraphFont"/>
-    <w:link w:val="Heading6"/>
-    <w:uiPriority w:val="9"/>
-    <w:semiHidden/>
-    <w:qFormat/>
-    <w:rsid w:val="004865e3"/>
-    <w:rPr>
-      <w:rFonts w:eastAsia="" w:cs="" w:cstheme="majorBidi" w:eastAsiaTheme="majorEastAsia"/>
-      <w:i/>
-      <w:iCs/>
-      <w:color w:themeColor="text1" w:themeTint="a6" w:val="595959"/>
-    </w:rPr>
-  </w:style>
-  <w:style w:type="character" w:styleId="Heading7Char" w:customStyle="1">
-    <w:name w:val="Heading 7 Char"/>
-    <w:basedOn w:val="DefaultParagraphFont"/>
-    <w:link w:val="Heading7"/>
-    <w:uiPriority w:val="9"/>
-    <w:semiHidden/>
-    <w:qFormat/>
-    <w:rsid w:val="004865e3"/>
-    <w:rPr>
-      <w:rFonts w:eastAsia="" w:cs="" w:cstheme="majorBidi" w:eastAsiaTheme="majorEastAsia"/>
-      <w:color w:themeColor="text1" w:themeTint="a6" w:val="595959"/>
-    </w:rPr>
-  </w:style>
-  <w:style w:type="character" w:styleId="Heading8Char" w:customStyle="1">
-    <w:name w:val="Heading 8 Char"/>
-    <w:basedOn w:val="DefaultParagraphFont"/>
-    <w:link w:val="Heading8"/>
-    <w:uiPriority w:val="9"/>
-    <w:semiHidden/>
-    <w:qFormat/>
-    <w:rsid w:val="004865e3"/>
-    <w:rPr>
-      <w:rFonts w:eastAsia="" w:cs="" w:cstheme="majorBidi" w:eastAsiaTheme="majorEastAsia"/>
-      <w:i/>
-      <w:iCs/>
-      <w:color w:themeColor="text1" w:themeTint="d8" w:val="272727"/>
-    </w:rPr>
-  </w:style>
-  <w:style w:type="character" w:styleId="Heading9Char" w:customStyle="1">
-    <w:name w:val="Heading 9 Char"/>
-    <w:basedOn w:val="DefaultParagraphFont"/>
-    <w:link w:val="Heading9"/>
-    <w:uiPriority w:val="9"/>
-    <w:semiHidden/>
-    <w:qFormat/>
-    <w:rsid w:val="004865e3"/>
-    <w:rPr>
-      <w:rFonts w:eastAsia="" w:cs="" w:cstheme="majorBidi" w:eastAsiaTheme="majorEastAsia"/>
-      <w:color w:themeColor="text1" w:themeTint="d8" w:val="272727"/>
-    </w:rPr>
-  </w:style>
-  <w:style w:type="character" w:styleId="TitleChar" w:customStyle="1">
-    <w:name w:val="Title Char"/>
-    <w:basedOn w:val="DefaultParagraphFont"/>
-    <w:link w:val="Title"/>
-    <w:uiPriority w:val="10"/>
-    <w:qFormat/>
-    <w:rsid w:val="004865e3"/>
-    <w:rPr>
-      <w:rFonts w:ascii="Aptos Display" w:hAnsi="Aptos Display" w:eastAsia="" w:cs="" w:asciiTheme="majorHAnsi" w:cstheme="majorBidi" w:eastAsiaTheme="majorEastAsia" w:hAnsiTheme="majorHAnsi"/>
-      <w:spacing w:val="-10"/>
-      <w:kern w:val="2"/>
-      <w:sz w:val="56"/>
-      <w:szCs w:val="56"/>
-    </w:rPr>
-  </w:style>
-  <w:style w:type="character" w:styleId="SubtitleChar" w:customStyle="1">
-    <w:name w:val="Subtitle Char"/>
-    <w:basedOn w:val="DefaultParagraphFont"/>
-    <w:link w:val="Subtitle"/>
-    <w:uiPriority w:val="11"/>
-    <w:qFormat/>
-    <w:rsid w:val="004865e3"/>
-    <w:rPr>
-      <w:rFonts w:eastAsia="" w:cs="" w:cstheme="majorBidi" w:eastAsiaTheme="majorEastAsia"/>
-      <w:color w:themeColor="text1" w:themeTint="a6" w:val="595959"/>
-      <w:spacing w:val="15"/>
-      <w:sz w:val="28"/>
-      <w:szCs w:val="28"/>
-    </w:rPr>
-  </w:style>
-  <w:style w:type="character" w:styleId="QuoteChar" w:customStyle="1">
-    <w:name w:val="Quote Char"/>
-    <w:basedOn w:val="DefaultParagraphFont"/>
-    <w:link w:val="Quote"/>
-    <w:uiPriority w:val="29"/>
-    <w:qFormat/>
-    <w:rsid w:val="004865e3"/>
-    <w:rPr>
-      <w:i/>
-      <w:iCs/>
-      <w:color w:themeColor="text1" w:themeTint="bf" w:val="404040"/>
-    </w:rPr>
-  </w:style>
-  <w:style w:type="character" w:styleId="IntenseEmphasis">
-    <w:name w:val="Intense Emphasis"/>
-    <w:basedOn w:val="DefaultParagraphFont"/>
-    <w:uiPriority w:val="21"/>
-    <w:qFormat/>
-    <w:rsid w:val="004865e3"/>
-    <w:rPr>
-      <w:i/>
-      <w:iCs/>
-      <w:color w:themeColor="accent1" w:themeShade="bf" w:val="0F4761"/>
-    </w:rPr>
-  </w:style>
-  <w:style w:type="character" w:styleId="IntenseQuoteChar" w:customStyle="1">
-    <w:name w:val="Intense Quote Char"/>
-    <w:basedOn w:val="DefaultParagraphFont"/>
-    <w:link w:val="IntenseQuote"/>
-    <w:uiPriority w:val="30"/>
-    <w:qFormat/>
-    <w:rsid w:val="004865e3"/>
-    <w:rPr>
-      <w:i/>
-      <w:iCs/>
-      <w:color w:themeColor="accent1" w:themeShade="bf" w:val="0F4761"/>
-    </w:rPr>
-  </w:style>
-  <w:style w:type="character" w:styleId="IntenseReference">
-    <w:name w:val="Intense Reference"/>
-    <w:basedOn w:val="DefaultParagraphFont"/>
-    <w:uiPriority w:val="32"/>
-    <w:qFormat/>
-    <w:rsid w:val="004865e3"/>
-    <w:rPr>
-      <w:b/>
-      <w:bCs/>
-      <w:smallCaps/>
-      <w:color w:themeColor="accent1" w:themeShade="bf" w:val="0F4761"/>
-      <w:spacing w:val="5"/>
-    </w:rPr>
-  </w:style>
-  <w:style w:type="paragraph" w:styleId="Heading">
-    <w:name w:val="Heading"/>
-    <w:basedOn w:val="Normal"/>
-    <w:next w:val="BodyText"/>
-    <w:qFormat/>
-    <w:pPr>
-      <w:keepNext w:val="true"/>
-      <w:spacing w:before="240" w:after="120"/>
-    </w:pPr>
-    <w:rPr>
-      <w:rFonts w:ascii="Noto Sans" w:hAnsi="Noto Sans" w:eastAsia="Noto Sans CJK SC" w:cs="Noto Sans Devanagari"/>
-      <w:sz w:val="28"/>
-      <w:szCs w:val="28"/>
-    </w:rPr>
-  </w:style>
-  <w:style w:type="paragraph" w:styleId="BodyText">
-    <w:name w:val="Body Text"/>
-    <w:basedOn w:val="Normal"/>
-    <w:pPr>
-      <w:spacing w:lineRule="auto" w:line="276" w:before="0" w:after="140"/>
-    </w:pPr>
-    <w:rPr/>
-  </w:style>
-  <w:style w:type="paragraph" w:styleId="List">
-    <w:name w:val="List"/>
-    <w:basedOn w:val="BodyText"/>
-    <w:pPr/>
-    <w:rPr>
-      <w:rFonts w:cs="Noto Sans Devanagari"/>
-    </w:rPr>
-  </w:style>
-  <w:style w:type="paragraph" w:styleId="Caption">
-    <w:name w:val="caption"/>
-    <w:basedOn w:val="Normal"/>
-    <w:qFormat/>
-    <w:pPr>
-      <w:suppressLineNumbers/>
-      <w:spacing w:before="120" w:after="120"/>
-    </w:pPr>
-    <w:rPr>
-      <w:rFonts w:cs="Noto Sans Devanagari"/>
-      <w:i/>
-      <w:iCs/>
-      <w:sz w:val="24"/>
-      <w:szCs w:val="24"/>
-    </w:rPr>
-  </w:style>
-  <w:style w:type="paragraph" w:styleId="Index">
-    <w:name w:val="Index"/>
-    <w:basedOn w:val="Normal"/>
-    <w:qFormat/>
-    <w:pPr>
-      <w:suppressLineNumbers/>
-    </w:pPr>
-    <w:rPr>
-      <w:rFonts w:cs="Noto Sans Devanagari"/>
-    </w:rPr>
-  </w:style>
-  <w:style w:type="paragraph" w:styleId="Title">
-    <w:name w:val="Title"/>
-    <w:basedOn w:val="Normal"/>
-    <w:next w:val="Normal"/>
-    <w:link w:val="TitleChar"/>
-    <w:uiPriority w:val="10"/>
-    <w:qFormat/>
-    <w:rsid w:val="004865e3"/>
-    <w:pPr>
-      <w:spacing w:lineRule="auto" w:line="240" w:before="0" w:after="80"/>
-      <w:contextualSpacing/>
-    </w:pPr>
-    <w:rPr>
-      <w:rFonts w:ascii="Aptos Display" w:hAnsi="Aptos Display" w:eastAsia="" w:cs="" w:asciiTheme="majorHAnsi" w:cstheme="majorBidi" w:eastAsiaTheme="majorEastAsia" w:hAnsiTheme="majorHAnsi"/>
-      <w:spacing w:val="-10"/>
-      <w:kern w:val="2"/>
-      <w:sz w:val="56"/>
-      <w:szCs w:val="56"/>
-    </w:rPr>
-  </w:style>
-  <w:style w:type="paragraph" w:styleId="Subtitle">
-    <w:name w:val="Subtitle"/>
-    <w:basedOn w:val="Normal"/>
-    <w:next w:val="Normal"/>
-    <w:link w:val="SubtitleChar"/>
-    <w:uiPriority w:val="11"/>
-    <w:qFormat/>
-    <w:rsid w:val="004865e3"/>
-    <w:pPr/>
-    <w:rPr>
-      <w:rFonts w:eastAsia="" w:cs="" w:cstheme="majorBidi" w:eastAsiaTheme="majorEastAsia"/>
-      <w:color w:themeColor="text1" w:themeTint="a6" w:val="595959"/>
-      <w:spacing w:val="15"/>
-      <w:sz w:val="28"/>
-      <w:szCs w:val="28"/>
-    </w:rPr>
-  </w:style>
-  <w:style w:type="paragraph" w:styleId="Quote">
-    <w:name w:val="Quote"/>
-    <w:basedOn w:val="Normal"/>
-    <w:next w:val="Normal"/>
-    <w:link w:val="QuoteChar"/>
-    <w:uiPriority w:val="29"/>
-    <w:qFormat/>
-    <w:rsid w:val="004865e3"/>
-    <w:pPr>
-      <w:spacing w:before="160" w:after="160"/>
-      <w:jc w:val="center"/>
-    </w:pPr>
-    <w:rPr>
-      <w:i/>
-      <w:iCs/>
-      <w:color w:themeColor="text1" w:themeTint="bf" w:val="404040"/>
-    </w:rPr>
-  </w:style>
-  <w:style w:type="paragraph" w:styleId="ListParagraph">
-    <w:name w:val="List Paragraph"/>
-    <w:basedOn w:val="Normal"/>
-    <w:uiPriority w:val="34"/>
-    <w:qFormat/>
-    <w:rsid w:val="004865e3"/>
-    <w:pPr>
-      <w:spacing w:before="0" w:after="160"/>
-      <w:ind w:start="720"/>
-      <w:contextualSpacing/>
-    </w:pPr>
-    <w:rPr/>
-  </w:style>
-  <w:style w:type="paragraph" w:styleId="IntenseQuote">
-    <w:name w:val="Intense Quote"/>
-    <w:basedOn w:val="Normal"/>
-    <w:next w:val="Normal"/>
-    <w:link w:val="IntenseQuoteChar"/>
-    <w:uiPriority w:val="30"/>
-    <w:qFormat/>
-    <w:rsid w:val="004865e3"/>
-    <w:pPr>
-      <w:pBdr>
-        <w:top w:val="single" w:sz="4" w:space="10" w:color="0F4761" w:themeColor="accent1" w:themeShade="bf"/>
-        <w:bottom w:val="single" w:sz="4" w:space="10" w:color="0F4761" w:themeColor="accent1" w:themeShade="bf"/>
-      </w:pBdr>
-      <w:spacing w:before="360" w:after="360"/>
-      <w:ind w:start="864" w:end="864"/>
-      <w:jc w:val="center"/>
-    </w:pPr>
-    <w:rPr>
-      <w:i/>
-      <w:iCs/>
-      <w:color w:themeColor="accent1" w:themeShade="bf" w:val="0F4761"/>
-    </w:rPr>
-  </w:style>
-  <w:style w:type="paragraph" w:styleId="ds-markdown-paragraph" w:customStyle="1">
-    <w:name w:val="ds-markdown-paragraph"/>
-    <w:basedOn w:val="Normal"/>
-    <w:qFormat/>
-    <w:rsid w:val="000a7fb4"/>
-    <w:pPr>
-      <w:spacing w:lineRule="auto" w:line="240" w:beforeAutospacing="1" w:afterAutospacing="1"/>
-    </w:pPr>
-    <w:rPr>
-      <w:rFonts w:ascii="Times New Roman" w:hAnsi="Times New Roman" w:eastAsia="Times New Roman" w:cs="Times New Roman"/>
-      <w:kern w:val="0"/>
-      <w14:ligatures w14:val="none"/>
-    </w:rPr>
-  </w:style>
-  <w:style w:type="numbering" w:styleId="NoList" w:default="1">
-    <w:name w:val="No List"/>
-    <w:uiPriority w:val="99"/>
-    <w:semiHidden/>
-    <w:unhideWhenUsed/>
-    <w:qFormat/>
   </w:style>
   <w:style w:type="table" w:default="1" w:styleId="TableNormal">
     <w:name w:val="Normal Table"/>
@@ -2462,6 +2028,7 @@
     <w:semiHidden/>
     <w:unhideWhenUsed/>
     <w:tblPr>
+      <w:tblInd w:w="0" w:type="dxa"/>
       <w:tblCellMar>
         <w:top w:w="0" w:type="dxa"/>
         <w:left w:w="108" w:type="dxa"/>
@@ -2470,11 +2037,382 @@
       </w:tblCellMar>
     </w:tblPr>
   </w:style>
+  <w:style w:type="numbering" w:default="1" w:styleId="NoList">
+    <w:name w:val="No List"/>
+    <w:uiPriority w:val="99"/>
+    <w:semiHidden/>
+    <w:unhideWhenUsed/>
+  </w:style>
+  <w:style w:type="character" w:customStyle="1" w:styleId="Heading1Char">
+    <w:name w:val="Heading 1 Char"/>
+    <w:basedOn w:val="DefaultParagraphFont"/>
+    <w:link w:val="Heading1"/>
+    <w:uiPriority w:val="9"/>
+    <w:qFormat/>
+    <w:rsid w:val="004865E3"/>
+    <w:rPr>
+      <w:rFonts w:asciiTheme="majorHAnsi" w:eastAsiaTheme="majorEastAsia" w:hAnsiTheme="majorHAnsi" w:cstheme="majorBidi"/>
+      <w:color w:val="0F4761" w:themeColor="accent1" w:themeShade="BF"/>
+      <w:sz w:val="40"/>
+      <w:szCs w:val="40"/>
+    </w:rPr>
+  </w:style>
+  <w:style w:type="character" w:customStyle="1" w:styleId="Heading2Char">
+    <w:name w:val="Heading 2 Char"/>
+    <w:basedOn w:val="DefaultParagraphFont"/>
+    <w:link w:val="Heading2"/>
+    <w:uiPriority w:val="9"/>
+    <w:semiHidden/>
+    <w:qFormat/>
+    <w:rsid w:val="004865E3"/>
+    <w:rPr>
+      <w:rFonts w:asciiTheme="majorHAnsi" w:eastAsiaTheme="majorEastAsia" w:hAnsiTheme="majorHAnsi" w:cstheme="majorBidi"/>
+      <w:color w:val="0F4761" w:themeColor="accent1" w:themeShade="BF"/>
+      <w:sz w:val="32"/>
+      <w:szCs w:val="32"/>
+    </w:rPr>
+  </w:style>
+  <w:style w:type="character" w:customStyle="1" w:styleId="Heading3Char">
+    <w:name w:val="Heading 3 Char"/>
+    <w:basedOn w:val="DefaultParagraphFont"/>
+    <w:link w:val="Heading3"/>
+    <w:uiPriority w:val="9"/>
+    <w:semiHidden/>
+    <w:qFormat/>
+    <w:rsid w:val="004865E3"/>
+    <w:rPr>
+      <w:rFonts w:eastAsiaTheme="majorEastAsia" w:cstheme="majorBidi"/>
+      <w:color w:val="0F4761" w:themeColor="accent1" w:themeShade="BF"/>
+      <w:sz w:val="28"/>
+      <w:szCs w:val="28"/>
+    </w:rPr>
+  </w:style>
+  <w:style w:type="character" w:customStyle="1" w:styleId="Heading4Char">
+    <w:name w:val="Heading 4 Char"/>
+    <w:basedOn w:val="DefaultParagraphFont"/>
+    <w:link w:val="Heading4"/>
+    <w:uiPriority w:val="9"/>
+    <w:semiHidden/>
+    <w:qFormat/>
+    <w:rsid w:val="004865E3"/>
+    <w:rPr>
+      <w:rFonts w:eastAsiaTheme="majorEastAsia" w:cstheme="majorBidi"/>
+      <w:i/>
+      <w:iCs/>
+      <w:color w:val="0F4761" w:themeColor="accent1" w:themeShade="BF"/>
+    </w:rPr>
+  </w:style>
+  <w:style w:type="character" w:customStyle="1" w:styleId="Heading5Char">
+    <w:name w:val="Heading 5 Char"/>
+    <w:basedOn w:val="DefaultParagraphFont"/>
+    <w:link w:val="Heading5"/>
+    <w:uiPriority w:val="9"/>
+    <w:semiHidden/>
+    <w:qFormat/>
+    <w:rsid w:val="004865E3"/>
+    <w:rPr>
+      <w:rFonts w:eastAsiaTheme="majorEastAsia" w:cstheme="majorBidi"/>
+      <w:color w:val="0F4761" w:themeColor="accent1" w:themeShade="BF"/>
+    </w:rPr>
+  </w:style>
+  <w:style w:type="character" w:customStyle="1" w:styleId="Heading6Char">
+    <w:name w:val="Heading 6 Char"/>
+    <w:basedOn w:val="DefaultParagraphFont"/>
+    <w:link w:val="Heading6"/>
+    <w:uiPriority w:val="9"/>
+    <w:semiHidden/>
+    <w:qFormat/>
+    <w:rsid w:val="004865E3"/>
+    <w:rPr>
+      <w:rFonts w:eastAsiaTheme="majorEastAsia" w:cstheme="majorBidi"/>
+      <w:i/>
+      <w:iCs/>
+      <w:color w:val="595959" w:themeColor="text1" w:themeTint="A6"/>
+    </w:rPr>
+  </w:style>
+  <w:style w:type="character" w:customStyle="1" w:styleId="Heading7Char">
+    <w:name w:val="Heading 7 Char"/>
+    <w:basedOn w:val="DefaultParagraphFont"/>
+    <w:link w:val="Heading7"/>
+    <w:uiPriority w:val="9"/>
+    <w:semiHidden/>
+    <w:qFormat/>
+    <w:rsid w:val="004865E3"/>
+    <w:rPr>
+      <w:rFonts w:eastAsiaTheme="majorEastAsia" w:cstheme="majorBidi"/>
+      <w:color w:val="595959" w:themeColor="text1" w:themeTint="A6"/>
+    </w:rPr>
+  </w:style>
+  <w:style w:type="character" w:customStyle="1" w:styleId="Heading8Char">
+    <w:name w:val="Heading 8 Char"/>
+    <w:basedOn w:val="DefaultParagraphFont"/>
+    <w:link w:val="Heading8"/>
+    <w:uiPriority w:val="9"/>
+    <w:semiHidden/>
+    <w:qFormat/>
+    <w:rsid w:val="004865E3"/>
+    <w:rPr>
+      <w:rFonts w:eastAsiaTheme="majorEastAsia" w:cstheme="majorBidi"/>
+      <w:i/>
+      <w:iCs/>
+      <w:color w:val="272727" w:themeColor="text1" w:themeTint="D8"/>
+    </w:rPr>
+  </w:style>
+  <w:style w:type="character" w:customStyle="1" w:styleId="Heading9Char">
+    <w:name w:val="Heading 9 Char"/>
+    <w:basedOn w:val="DefaultParagraphFont"/>
+    <w:link w:val="Heading9"/>
+    <w:uiPriority w:val="9"/>
+    <w:semiHidden/>
+    <w:qFormat/>
+    <w:rsid w:val="004865E3"/>
+    <w:rPr>
+      <w:rFonts w:eastAsiaTheme="majorEastAsia" w:cstheme="majorBidi"/>
+      <w:color w:val="272727" w:themeColor="text1" w:themeTint="D8"/>
+    </w:rPr>
+  </w:style>
+  <w:style w:type="character" w:customStyle="1" w:styleId="TitleChar">
+    <w:name w:val="Title Char"/>
+    <w:basedOn w:val="DefaultParagraphFont"/>
+    <w:link w:val="Title"/>
+    <w:uiPriority w:val="10"/>
+    <w:qFormat/>
+    <w:rsid w:val="004865E3"/>
+    <w:rPr>
+      <w:rFonts w:asciiTheme="majorHAnsi" w:eastAsiaTheme="majorEastAsia" w:hAnsiTheme="majorHAnsi" w:cstheme="majorBidi"/>
+      <w:spacing w:val="-10"/>
+      <w:kern w:val="2"/>
+      <w:sz w:val="56"/>
+      <w:szCs w:val="56"/>
+    </w:rPr>
+  </w:style>
+  <w:style w:type="character" w:customStyle="1" w:styleId="SubtitleChar">
+    <w:name w:val="Subtitle Char"/>
+    <w:basedOn w:val="DefaultParagraphFont"/>
+    <w:link w:val="Subtitle"/>
+    <w:uiPriority w:val="11"/>
+    <w:qFormat/>
+    <w:rsid w:val="004865E3"/>
+    <w:rPr>
+      <w:rFonts w:eastAsiaTheme="majorEastAsia" w:cstheme="majorBidi"/>
+      <w:color w:val="595959" w:themeColor="text1" w:themeTint="A6"/>
+      <w:spacing w:val="15"/>
+      <w:sz w:val="28"/>
+      <w:szCs w:val="28"/>
+    </w:rPr>
+  </w:style>
+  <w:style w:type="character" w:customStyle="1" w:styleId="QuoteChar">
+    <w:name w:val="Quote Char"/>
+    <w:basedOn w:val="DefaultParagraphFont"/>
+    <w:link w:val="Quote"/>
+    <w:uiPriority w:val="29"/>
+    <w:qFormat/>
+    <w:rsid w:val="004865E3"/>
+    <w:rPr>
+      <w:i/>
+      <w:iCs/>
+      <w:color w:val="404040" w:themeColor="text1" w:themeTint="BF"/>
+    </w:rPr>
+  </w:style>
+  <w:style w:type="character" w:styleId="IntenseEmphasis">
+    <w:name w:val="Intense Emphasis"/>
+    <w:basedOn w:val="DefaultParagraphFont"/>
+    <w:uiPriority w:val="21"/>
+    <w:qFormat/>
+    <w:rsid w:val="004865E3"/>
+    <w:rPr>
+      <w:i/>
+      <w:iCs/>
+      <w:color w:val="0F4761" w:themeColor="accent1" w:themeShade="BF"/>
+    </w:rPr>
+  </w:style>
+  <w:style w:type="character" w:customStyle="1" w:styleId="IntenseQuoteChar">
+    <w:name w:val="Intense Quote Char"/>
+    <w:basedOn w:val="DefaultParagraphFont"/>
+    <w:link w:val="IntenseQuote"/>
+    <w:uiPriority w:val="30"/>
+    <w:qFormat/>
+    <w:rsid w:val="004865E3"/>
+    <w:rPr>
+      <w:i/>
+      <w:iCs/>
+      <w:color w:val="0F4761" w:themeColor="accent1" w:themeShade="BF"/>
+    </w:rPr>
+  </w:style>
+  <w:style w:type="character" w:styleId="IntenseReference">
+    <w:name w:val="Intense Reference"/>
+    <w:basedOn w:val="DefaultParagraphFont"/>
+    <w:uiPriority w:val="32"/>
+    <w:qFormat/>
+    <w:rsid w:val="004865E3"/>
+    <w:rPr>
+      <w:b/>
+      <w:bCs/>
+      <w:smallCaps/>
+      <w:color w:val="0F4761" w:themeColor="accent1" w:themeShade="BF"/>
+      <w:spacing w:val="5"/>
+    </w:rPr>
+  </w:style>
+  <w:style w:type="paragraph" w:customStyle="1" w:styleId="Heading">
+    <w:name w:val="Heading"/>
+    <w:basedOn w:val="Normal"/>
+    <w:next w:val="BodyText"/>
+    <w:qFormat/>
+    <w:pPr>
+      <w:keepNext/>
+      <w:spacing w:before="240" w:after="120"/>
+    </w:pPr>
+    <w:rPr>
+      <w:rFonts w:ascii="Noto Sans" w:eastAsia="Noto Sans CJK SC" w:hAnsi="Noto Sans" w:cs="Noto Sans Devanagari"/>
+      <w:sz w:val="28"/>
+      <w:szCs w:val="28"/>
+    </w:rPr>
+  </w:style>
+  <w:style w:type="paragraph" w:styleId="BodyText">
+    <w:name w:val="Body Text"/>
+    <w:basedOn w:val="Normal"/>
+    <w:pPr>
+      <w:spacing w:after="140"/>
+    </w:pPr>
+  </w:style>
+  <w:style w:type="paragraph" w:styleId="List">
+    <w:name w:val="List"/>
+    <w:basedOn w:val="BodyText"/>
+    <w:rPr>
+      <w:rFonts w:cs="Noto Sans Devanagari"/>
+    </w:rPr>
+  </w:style>
+  <w:style w:type="paragraph" w:styleId="Caption">
+    <w:name w:val="caption"/>
+    <w:basedOn w:val="Normal"/>
+    <w:qFormat/>
+    <w:pPr>
+      <w:suppressLineNumbers/>
+      <w:spacing w:before="120" w:after="120"/>
+    </w:pPr>
+    <w:rPr>
+      <w:rFonts w:cs="Noto Sans Devanagari"/>
+      <w:i/>
+      <w:iCs/>
+    </w:rPr>
+  </w:style>
+  <w:style w:type="paragraph" w:customStyle="1" w:styleId="Index">
+    <w:name w:val="Index"/>
+    <w:basedOn w:val="Normal"/>
+    <w:qFormat/>
+    <w:pPr>
+      <w:suppressLineNumbers/>
+    </w:pPr>
+    <w:rPr>
+      <w:rFonts w:cs="Noto Sans Devanagari"/>
+    </w:rPr>
+  </w:style>
+  <w:style w:type="paragraph" w:styleId="Title">
+    <w:name w:val="Title"/>
+    <w:basedOn w:val="Normal"/>
+    <w:next w:val="Normal"/>
+    <w:link w:val="TitleChar"/>
+    <w:uiPriority w:val="10"/>
+    <w:qFormat/>
+    <w:rsid w:val="004865E3"/>
+    <w:pPr>
+      <w:spacing w:after="80" w:line="240" w:lineRule="auto"/>
+      <w:contextualSpacing/>
+    </w:pPr>
+    <w:rPr>
+      <w:rFonts w:asciiTheme="majorHAnsi" w:eastAsiaTheme="majorEastAsia" w:hAnsiTheme="majorHAnsi" w:cstheme="majorBidi"/>
+      <w:spacing w:val="-10"/>
+      <w:sz w:val="56"/>
+      <w:szCs w:val="56"/>
+    </w:rPr>
+  </w:style>
+  <w:style w:type="paragraph" w:styleId="Subtitle">
+    <w:name w:val="Subtitle"/>
+    <w:basedOn w:val="Normal"/>
+    <w:next w:val="Normal"/>
+    <w:link w:val="SubtitleChar"/>
+    <w:uiPriority w:val="11"/>
+    <w:qFormat/>
+    <w:rsid w:val="004865E3"/>
+    <w:rPr>
+      <w:rFonts w:eastAsiaTheme="majorEastAsia" w:cstheme="majorBidi"/>
+      <w:color w:val="595959" w:themeColor="text1" w:themeTint="A6"/>
+      <w:spacing w:val="15"/>
+      <w:sz w:val="28"/>
+      <w:szCs w:val="28"/>
+    </w:rPr>
+  </w:style>
+  <w:style w:type="paragraph" w:styleId="Quote">
+    <w:name w:val="Quote"/>
+    <w:basedOn w:val="Normal"/>
+    <w:next w:val="Normal"/>
+    <w:link w:val="QuoteChar"/>
+    <w:uiPriority w:val="29"/>
+    <w:qFormat/>
+    <w:rsid w:val="004865E3"/>
+    <w:pPr>
+      <w:spacing w:before="160"/>
+      <w:jc w:val="center"/>
+    </w:pPr>
+    <w:rPr>
+      <w:i/>
+      <w:iCs/>
+      <w:color w:val="404040" w:themeColor="text1" w:themeTint="BF"/>
+    </w:rPr>
+  </w:style>
+  <w:style w:type="paragraph" w:styleId="ListParagraph">
+    <w:name w:val="List Paragraph"/>
+    <w:basedOn w:val="Normal"/>
+    <w:uiPriority w:val="34"/>
+    <w:qFormat/>
+    <w:rsid w:val="004865E3"/>
+    <w:pPr>
+      <w:ind w:left="720"/>
+      <w:contextualSpacing/>
+    </w:pPr>
+  </w:style>
+  <w:style w:type="paragraph" w:styleId="IntenseQuote">
+    <w:name w:val="Intense Quote"/>
+    <w:basedOn w:val="Normal"/>
+    <w:next w:val="Normal"/>
+    <w:link w:val="IntenseQuoteChar"/>
+    <w:uiPriority w:val="30"/>
+    <w:qFormat/>
+    <w:rsid w:val="004865E3"/>
+    <w:pPr>
+      <w:pBdr>
+        <w:top w:val="single" w:sz="4" w:space="10" w:color="0F4761" w:themeColor="accent1" w:themeShade="BF"/>
+        <w:bottom w:val="single" w:sz="4" w:space="10" w:color="0F4761" w:themeColor="accent1" w:themeShade="BF"/>
+      </w:pBdr>
+      <w:spacing w:before="360" w:after="360"/>
+      <w:ind w:left="864" w:right="864"/>
+      <w:jc w:val="center"/>
+    </w:pPr>
+    <w:rPr>
+      <w:i/>
+      <w:iCs/>
+      <w:color w:val="0F4761" w:themeColor="accent1" w:themeShade="BF"/>
+    </w:rPr>
+  </w:style>
+  <w:style w:type="paragraph" w:customStyle="1" w:styleId="ds-markdown-paragraph">
+    <w:name w:val="ds-markdown-paragraph"/>
+    <w:basedOn w:val="Normal"/>
+    <w:qFormat/>
+    <w:rsid w:val="000A7FB4"/>
+    <w:pPr>
+      <w:spacing w:beforeAutospacing="1" w:afterAutospacing="1" w:line="240" w:lineRule="auto"/>
+    </w:pPr>
+    <w:rPr>
+      <w:rFonts w:ascii="Times New Roman" w:eastAsia="Times New Roman" w:hAnsi="Times New Roman" w:cs="Times New Roman"/>
+      <w:kern w:val="0"/>
+      <w14:ligatures w14:val="none"/>
+    </w:rPr>
+  </w:style>
 </w:styles>
 </file>
 
 <file path=word/theme/theme1.xml><?xml version="1.0" encoding="utf-8"?>
-<a:theme xmlns:a="http://schemas.openxmlformats.org/drawingml/2006/main" xmlns:r="http://schemas.openxmlformats.org/officeDocument/2006/relationships" name="Office Theme">
+<a:theme xmlns:a="http://schemas.openxmlformats.org/drawingml/2006/main" name="Office Theme">
   <a:themeElements>
     <a:clrScheme name="Office">
       <a:dk1>
@@ -2516,12 +2454,12 @@
     </a:clrScheme>
     <a:fontScheme name="Office">
       <a:majorFont>
-        <a:latin typeface="Aptos Display" panose="02110004020202020204" pitchFamily="0" charset="1"/>
+        <a:latin typeface="Aptos Display" panose="02110004020202020204"/>
         <a:ea typeface=""/>
         <a:cs typeface=""/>
       </a:majorFont>
       <a:minorFont>
-        <a:latin typeface="Aptos" panose="02110004020202020204" pitchFamily="0" charset="1"/>
+        <a:latin typeface="Aptos" panose="02110004020202020204"/>
         <a:ea typeface=""/>
         <a:cs typeface=""/>
       </a:minorFont>
@@ -2553,7 +2491,7 @@
             </a:gs>
           </a:gsLst>
           <a:lin ang="5400000" scaled="0"/>
-          <a:tileRect l="0" t="0" r="0" b="0"/>
+          <a:tileRect/>
         </a:gradFill>
         <a:gradFill>
           <a:gsLst>
@@ -2577,7 +2515,7 @@
             </a:gs>
           </a:gsLst>
           <a:lin ang="5400000" scaled="0"/>
-          <a:tileRect l="0" t="0" r="0" b="0"/>
+          <a:tileRect/>
         </a:gradFill>
       </a:fillStyleLst>
       <a:lnStyleLst>
@@ -2637,10 +2575,12 @@
             </a:gs>
           </a:gsLst>
           <a:lin ang="5400000" scaled="0"/>
-          <a:tileRect l="0" t="0" r="0" b="0"/>
+          <a:tileRect/>
         </a:gradFill>
       </a:bgFillStyleLst>
     </a:fmtScheme>
   </a:themeElements>
+  <a:objectDefaults/>
+  <a:extraClrSchemeLst/>
 </a:theme>
 </file>